--- a/templates/hop_dong_dich_vu_van_tai.docx
+++ b/templates/hop_dong_dich_vu_van_tai.docx
@@ -1,6 +1,6 @@
 
 <file path=word/document.xml><?xml version="1.0" encoding="utf-8"?>
-<w:document xmlns:wpc="http://schemas.microsoft.com/office/word/2010/wordprocessingCanvas" xmlns:cx="http://schemas.microsoft.com/office/drawing/2014/chartex" xmlns:cx1="http://schemas.microsoft.com/office/drawing/2015/9/8/chartex" xmlns:cx2="http://schemas.microsoft.com/office/drawing/2015/10/21/chartex" xmlns:cx3="http://schemas.microsoft.com/office/drawing/2016/5/9/chartex" xmlns:cx4="http://schemas.microsoft.com/office/drawing/2016/5/10/chartex" xmlns:cx5="http://schemas.microsoft.com/office/drawing/2016/5/11/chartex" xmlns:cx6="http://schemas.microsoft.com/office/drawing/2016/5/12/chartex" xmlns:cx7="http://schemas.microsoft.com/office/drawing/2016/5/13/chartex" xmlns:cx8="http://schemas.microsoft.com/office/drawing/2016/5/14/chartex" xmlns:mc="http://schemas.openxmlformats.org/markup-compatibility/2006" xmlns:aink="http://schemas.microsoft.com/office/drawing/2016/ink" xmlns:am3d="http://schemas.microsoft.com/office/drawing/2017/model3d" xmlns:o="urn:schemas-microsoft-com:office:office" xmlns:oel="http://schemas.microsoft.com/office/2019/extlst" xmlns:r="http://schemas.openxmlformats.org/officeDocument/2006/relationships" xmlns:m="http://schemas.openxmlformats.org/officeDocument/2006/math" xmlns:v="urn:schemas-microsoft-com:vml" xmlns:wp14="http://schemas.microsoft.com/office/word/2010/wordprocessingDrawing" xmlns:wp="http://schemas.openxmlformats.org/drawingml/2006/wordprocessingDrawing" xmlns:w10="urn:schemas-microsoft-com:office:word" xmlns:w="http://schemas.openxmlformats.org/wordprocessingml/2006/main" xmlns:w14="http://schemas.microsoft.com/office/word/2010/wordml" xmlns:w15="http://schemas.microsoft.com/office/word/2012/wordml" xmlns:w16cex="http://schemas.microsoft.com/office/word/2018/wordml/cex" xmlns:w16cid="http://schemas.microsoft.com/office/word/2016/wordml/cid" xmlns:w16="http://schemas.microsoft.com/office/word/2018/wordml" xmlns:w16sdtdh="http://schemas.microsoft.com/office/word/2020/wordml/sdtdatahash" xmlns:w16se="http://schemas.microsoft.com/office/word/2015/wordml/symex" xmlns:wpg="http://schemas.microsoft.com/office/word/2010/wordprocessingGroup" xmlns:wpi="http://schemas.microsoft.com/office/word/2010/wordprocessingInk" xmlns:wne="http://schemas.microsoft.com/office/word/2006/wordml" xmlns:wps="http://schemas.microsoft.com/office/word/2010/wordprocessingShape" mc:Ignorable="w14 w15 w16se w16cid w16 w16cex w16sdtdh wp14">
+<w:document xmlns:wpc="http://schemas.microsoft.com/office/word/2010/wordprocessingCanvas" xmlns:cx="http://schemas.microsoft.com/office/drawing/2014/chartex" xmlns:cx1="http://schemas.microsoft.com/office/drawing/2015/9/8/chartex" xmlns:cx2="http://schemas.microsoft.com/office/drawing/2015/10/21/chartex" xmlns:cx3="http://schemas.microsoft.com/office/drawing/2016/5/9/chartex" xmlns:cx4="http://schemas.microsoft.com/office/drawing/2016/5/10/chartex" xmlns:cx5="http://schemas.microsoft.com/office/drawing/2016/5/11/chartex" xmlns:cx6="http://schemas.microsoft.com/office/drawing/2016/5/12/chartex" xmlns:cx7="http://schemas.microsoft.com/office/drawing/2016/5/13/chartex" xmlns:cx8="http://schemas.microsoft.com/office/drawing/2016/5/14/chartex" xmlns:mc="http://schemas.openxmlformats.org/markup-compatibility/2006" xmlns:aink="http://schemas.microsoft.com/office/drawing/2016/ink" xmlns:am3d="http://schemas.microsoft.com/office/drawing/2017/model3d" xmlns:o="urn:schemas-microsoft-com:office:office" xmlns:oel="http://schemas.microsoft.com/office/2019/extlst" xmlns:r="http://schemas.openxmlformats.org/officeDocument/2006/relationships" xmlns:m="http://schemas.openxmlformats.org/officeDocument/2006/math" xmlns:v="urn:schemas-microsoft-com:vml" xmlns:wp14="http://schemas.microsoft.com/office/word/2010/wordprocessingDrawing" xmlns:wp="http://schemas.openxmlformats.org/drawingml/2006/wordprocessingDrawing" xmlns:w10="urn:schemas-microsoft-com:office:word" xmlns:w="http://schemas.openxmlformats.org/wordprocessingml/2006/main" xmlns:w14="http://schemas.microsoft.com/office/word/2010/wordml" xmlns:w15="http://schemas.microsoft.com/office/word/2012/wordml" xmlns:w16cex="http://schemas.microsoft.com/office/word/2018/wordml/cex" xmlns:w16cid="http://schemas.microsoft.com/office/word/2016/wordml/cid" xmlns:w16="http://schemas.microsoft.com/office/word/2018/wordml" xmlns:w16du="http://schemas.microsoft.com/office/word/2023/wordml/word16du" xmlns:w16sdtdh="http://schemas.microsoft.com/office/word/2020/wordml/sdtdatahash" xmlns:w16sdtfl="http://schemas.microsoft.com/office/word/2024/wordml/sdtformatlock" xmlns:w16se="http://schemas.microsoft.com/office/word/2015/wordml/symex" xmlns:wpg="http://schemas.microsoft.com/office/word/2010/wordprocessingGroup" xmlns:wpi="http://schemas.microsoft.com/office/word/2010/wordprocessingInk" xmlns:wne="http://schemas.microsoft.com/office/word/2006/wordml" xmlns:wps="http://schemas.microsoft.com/office/word/2010/wordprocessingShape" mc:Ignorable="w14 w15 w16se w16cid w16 w16cex w16sdtdh w16sdtfl w16du wp14">
   <w:body>
     <w:p>
       <w:pPr>
@@ -67,29 +67,7 @@
                 <w:szCs w:val="24"/>
                 <w:lang w:val="en-US"/>
               </w:rPr>
-              <w:t>{{</w:t>
-            </w:r>
-            <w:proofErr w:type="spellStart"/>
-            <w:r>
-              <w:rPr>
-                <w:b/>
-                <w:bCs/>
-                <w:sz w:val="24"/>
-                <w:szCs w:val="24"/>
-                <w:lang w:val="en-US"/>
-              </w:rPr>
-              <w:t>tenDonViHTX</w:t>
-            </w:r>
-            <w:proofErr w:type="spellEnd"/>
-            <w:r>
-              <w:rPr>
-                <w:b/>
-                <w:bCs/>
-                <w:sz w:val="24"/>
-                <w:szCs w:val="24"/>
-                <w:lang w:val="en-US"/>
-              </w:rPr>
-              <w:t>}}</w:t>
+              <w:t>{{tenDonViHTX}}</w:t>
             </w:r>
           </w:p>
           <w:p>
@@ -106,7 +84,6 @@
                 <w:lang w:val="en-US"/>
               </w:rPr>
             </w:pPr>
-            <w:proofErr w:type="spellStart"/>
             <w:r>
               <w:rPr>
                 <w:b/>
@@ -115,40 +92,7 @@
                 <w:szCs w:val="24"/>
                 <w:lang w:val="en-US"/>
               </w:rPr>
-              <w:t>Số</w:t>
-            </w:r>
-            <w:proofErr w:type="spellEnd"/>
-            <w:r>
-              <w:rPr>
-                <w:b/>
-                <w:bCs/>
-                <w:sz w:val="24"/>
-                <w:szCs w:val="24"/>
-                <w:lang w:val="en-US"/>
-              </w:rPr>
-              <w:t>: {{</w:t>
-            </w:r>
-            <w:proofErr w:type="spellStart"/>
-            <w:r>
-              <w:rPr>
-                <w:b/>
-                <w:bCs/>
-                <w:sz w:val="24"/>
-                <w:szCs w:val="24"/>
-                <w:lang w:val="en-US"/>
-              </w:rPr>
-              <w:t>maSoHopDong</w:t>
-            </w:r>
-            <w:proofErr w:type="spellEnd"/>
-            <w:r>
-              <w:rPr>
-                <w:b/>
-                <w:bCs/>
-                <w:sz w:val="24"/>
-                <w:szCs w:val="24"/>
-                <w:lang w:val="en-US"/>
-              </w:rPr>
-              <w:t>}}</w:t>
+              <w:t>Số: {{maSoHopDong}}</w:t>
             </w:r>
           </w:p>
         </w:tc>
@@ -193,7 +137,6 @@
                 <w:lang w:val="en-US"/>
               </w:rPr>
             </w:pPr>
-            <w:proofErr w:type="spellStart"/>
             <w:r>
               <w:rPr>
                 <w:b/>
@@ -202,75 +145,8 @@
                 <w:szCs w:val="24"/>
                 <w:lang w:val="en-US"/>
               </w:rPr>
-              <w:t>Độc</w:t>
+              <w:t>Độc lập – Tự do- Hạnh phúc</w:t>
             </w:r>
-            <w:proofErr w:type="spellEnd"/>
-            <w:r>
-              <w:rPr>
-                <w:b/>
-                <w:bCs/>
-                <w:sz w:val="24"/>
-                <w:szCs w:val="24"/>
-                <w:lang w:val="en-US"/>
-              </w:rPr>
-              <w:t xml:space="preserve"> </w:t>
-            </w:r>
-            <w:proofErr w:type="spellStart"/>
-            <w:r>
-              <w:rPr>
-                <w:b/>
-                <w:bCs/>
-                <w:sz w:val="24"/>
-                <w:szCs w:val="24"/>
-                <w:lang w:val="en-US"/>
-              </w:rPr>
-              <w:t>lập</w:t>
-            </w:r>
-            <w:proofErr w:type="spellEnd"/>
-            <w:r>
-              <w:rPr>
-                <w:b/>
-                <w:bCs/>
-                <w:sz w:val="24"/>
-                <w:szCs w:val="24"/>
-                <w:lang w:val="en-US"/>
-              </w:rPr>
-              <w:t xml:space="preserve"> – </w:t>
-            </w:r>
-            <w:proofErr w:type="spellStart"/>
-            <w:r>
-              <w:rPr>
-                <w:b/>
-                <w:bCs/>
-                <w:sz w:val="24"/>
-                <w:szCs w:val="24"/>
-                <w:lang w:val="en-US"/>
-              </w:rPr>
-              <w:t>Tự</w:t>
-            </w:r>
-            <w:proofErr w:type="spellEnd"/>
-            <w:r>
-              <w:rPr>
-                <w:b/>
-                <w:bCs/>
-                <w:sz w:val="24"/>
-                <w:szCs w:val="24"/>
-                <w:lang w:val="en-US"/>
-              </w:rPr>
-              <w:t xml:space="preserve"> do- Hạnh </w:t>
-            </w:r>
-            <w:proofErr w:type="spellStart"/>
-            <w:r>
-              <w:rPr>
-                <w:b/>
-                <w:bCs/>
-                <w:sz w:val="24"/>
-                <w:szCs w:val="24"/>
-                <w:lang w:val="en-US"/>
-              </w:rPr>
-              <w:t>phúc</w:t>
-            </w:r>
-            <w:proofErr w:type="spellEnd"/>
           </w:p>
           <w:p>
             <w:pPr>
@@ -1420,159 +1296,11 @@
           <w:lang w:val="en-US"/>
         </w:rPr>
       </w:pPr>
-      <w:proofErr w:type="spellStart"/>
-      <w:r>
-        <w:rPr>
-          <w:lang w:val="en-US"/>
-        </w:rPr>
-        <w:t>Hôm</w:t>
-      </w:r>
-      <w:proofErr w:type="spellEnd"/>
-      <w:r>
-        <w:rPr>
-          <w:lang w:val="en-US"/>
-        </w:rPr>
-        <w:t xml:space="preserve"> nay, </w:t>
-      </w:r>
-      <w:proofErr w:type="spellStart"/>
-      <w:r>
-        <w:rPr>
-          <w:lang w:val="en-US"/>
-        </w:rPr>
-        <w:t>ngày</w:t>
-      </w:r>
-      <w:proofErr w:type="spellEnd"/>
-      <w:r>
-        <w:rPr>
-          <w:lang w:val="en-US"/>
-        </w:rPr>
-        <w:t xml:space="preserve"> {{</w:t>
-      </w:r>
-      <w:proofErr w:type="spellStart"/>
-      <w:r>
-        <w:rPr>
-          <w:lang w:val="en-US"/>
-        </w:rPr>
-        <w:t>ngayKyHopDong_dd</w:t>
-      </w:r>
-      <w:proofErr w:type="spellEnd"/>
-      <w:r>
-        <w:rPr>
-          <w:lang w:val="en-US"/>
-        </w:rPr>
-        <w:t xml:space="preserve">}} </w:t>
-      </w:r>
-      <w:proofErr w:type="spellStart"/>
-      <w:r>
-        <w:rPr>
-          <w:lang w:val="en-US"/>
-        </w:rPr>
-        <w:t>tháng</w:t>
-      </w:r>
-      <w:proofErr w:type="spellEnd"/>
-      <w:r>
-        <w:rPr>
-          <w:lang w:val="en-US"/>
-        </w:rPr>
-        <w:t xml:space="preserve"> {{</w:t>
-      </w:r>
-      <w:proofErr w:type="spellStart"/>
-      <w:r>
-        <w:rPr>
-          <w:lang w:val="en-US"/>
-        </w:rPr>
-        <w:t>ngayKyHopDong_MM</w:t>
-      </w:r>
-      <w:proofErr w:type="spellEnd"/>
-      <w:r>
-        <w:rPr>
-          <w:lang w:val="en-US"/>
-        </w:rPr>
-        <w:t xml:space="preserve">}} </w:t>
-      </w:r>
-      <w:proofErr w:type="spellStart"/>
-      <w:r>
-        <w:rPr>
-          <w:lang w:val="en-US"/>
-        </w:rPr>
-        <w:t>năm</w:t>
-      </w:r>
-      <w:proofErr w:type="spellEnd"/>
-      <w:r>
-        <w:rPr>
-          <w:lang w:val="en-US"/>
-        </w:rPr>
-        <w:t xml:space="preserve"> {{</w:t>
-      </w:r>
-      <w:proofErr w:type="spellStart"/>
-      <w:r>
-        <w:rPr>
-          <w:lang w:val="en-US"/>
-        </w:rPr>
-        <w:t>ngayKyHopDong_yyyy</w:t>
-      </w:r>
-      <w:proofErr w:type="spellEnd"/>
-      <w:r>
-        <w:rPr>
-          <w:lang w:val="en-US"/>
-        </w:rPr>
-        <w:t xml:space="preserve">}} </w:t>
-      </w:r>
-      <w:proofErr w:type="spellStart"/>
-      <w:r>
-        <w:rPr>
-          <w:lang w:val="en-US"/>
-        </w:rPr>
-        <w:t>tại</w:t>
-      </w:r>
-      <w:proofErr w:type="spellEnd"/>
-      <w:r>
-        <w:rPr>
-          <w:lang w:val="en-US"/>
-        </w:rPr>
-        <w:t xml:space="preserve"> </w:t>
-      </w:r>
-      <w:proofErr w:type="spellStart"/>
-      <w:r>
-        <w:rPr>
-          <w:lang w:val="en-US"/>
-        </w:rPr>
-        <w:t>văn</w:t>
-      </w:r>
-      <w:proofErr w:type="spellEnd"/>
-      <w:r>
-        <w:rPr>
-          <w:lang w:val="en-US"/>
-        </w:rPr>
-        <w:t xml:space="preserve"> </w:t>
-      </w:r>
-      <w:proofErr w:type="spellStart"/>
-      <w:r>
-        <w:rPr>
-          <w:lang w:val="en-US"/>
-        </w:rPr>
-        <w:t>phòng</w:t>
-      </w:r>
-      <w:proofErr w:type="spellEnd"/>
-      <w:r>
-        <w:rPr>
-          <w:lang w:val="en-US"/>
-        </w:rPr>
-        <w:t xml:space="preserve"> {{</w:t>
-      </w:r>
-      <w:proofErr w:type="spellStart"/>
-      <w:r>
-        <w:rPr>
-          <w:lang w:val="en-US"/>
-        </w:rPr>
-        <w:t>tenDonViHTX</w:t>
-      </w:r>
-      <w:proofErr w:type="spellEnd"/>
-      <w:r>
-        <w:rPr>
-          <w:lang w:val="en-US"/>
-        </w:rPr>
-        <w:t xml:space="preserve">}}. </w:t>
+      <w:r>
+        <w:rPr>
+          <w:lang w:val="en-US"/>
+        </w:rPr>
+        <w:t xml:space="preserve">Hôm nay, ngày {{ngayKyHopDong_dd}} tháng {{ngayKyHopDong_MM}} năm {{ngayKyHopDong_yyyy}} tại văn phòng {{tenDonViHTX}}. </w:t>
       </w:r>
     </w:p>
     <w:p>
@@ -1587,64 +1315,12 @@
           <w:lang w:val="en-US"/>
         </w:rPr>
       </w:pPr>
-      <w:proofErr w:type="spellStart"/>
-      <w:r>
-        <w:rPr>
-          <w:lang w:val="en-US"/>
-        </w:rPr>
-        <w:t>Chúng</w:t>
-      </w:r>
-      <w:proofErr w:type="spellEnd"/>
-      <w:r>
-        <w:rPr>
-          <w:lang w:val="en-US"/>
-        </w:rPr>
-        <w:t xml:space="preserve"> </w:t>
-      </w:r>
-      <w:proofErr w:type="spellStart"/>
-      <w:r>
-        <w:rPr>
-          <w:lang w:val="en-US"/>
-        </w:rPr>
-        <w:t>tôi</w:t>
-      </w:r>
-      <w:proofErr w:type="spellEnd"/>
-      <w:r>
-        <w:rPr>
-          <w:lang w:val="en-US"/>
-        </w:rPr>
-        <w:t xml:space="preserve"> </w:t>
-      </w:r>
-      <w:proofErr w:type="spellStart"/>
-      <w:r>
-        <w:rPr>
-          <w:lang w:val="en-US"/>
-        </w:rPr>
-        <w:t>gồm</w:t>
-      </w:r>
-      <w:proofErr w:type="spellEnd"/>
-      <w:r>
-        <w:rPr>
-          <w:lang w:val="en-US"/>
-        </w:rPr>
-        <w:t xml:space="preserve"> </w:t>
-      </w:r>
-      <w:proofErr w:type="spellStart"/>
-      <w:proofErr w:type="gramStart"/>
-      <w:r>
-        <w:rPr>
-          <w:lang w:val="en-US"/>
-        </w:rPr>
-        <w:t>có</w:t>
-      </w:r>
-      <w:proofErr w:type="spellEnd"/>
-      <w:r>
-        <w:rPr>
-          <w:lang w:val="en-US"/>
-        </w:rPr>
-        <w:t xml:space="preserve"> :</w:t>
-      </w:r>
-      <w:proofErr w:type="gramEnd"/>
+      <w:r>
+        <w:rPr>
+          <w:lang w:val="en-US"/>
+        </w:rPr>
+        <w:t>Chúng tôi gồm có :</w:t>
+      </w:r>
     </w:p>
     <w:p>
       <w:pPr>
@@ -1661,7 +1337,6 @@
           <w:lang w:val="en-US"/>
         </w:rPr>
       </w:pPr>
-      <w:proofErr w:type="spellStart"/>
       <w:r>
         <w:rPr>
           <w:b/>
@@ -1669,9 +1344,8 @@
           <w:u w:val="single"/>
           <w:lang w:val="en-US"/>
         </w:rPr>
-        <w:t>Bên</w:t>
-      </w:r>
-      <w:proofErr w:type="spellEnd"/>
+        <w:t>Bên A: (</w:t>
+      </w:r>
       <w:r>
         <w:rPr>
           <w:b/>
@@ -1679,9 +1353,8 @@
           <w:u w:val="single"/>
           <w:lang w:val="en-US"/>
         </w:rPr>
-        <w:t xml:space="preserve"> A: </w:t>
-      </w:r>
-      <w:proofErr w:type="gramStart"/>
+        <w:t xml:space="preserve"> </w:t>
+      </w:r>
       <w:r>
         <w:rPr>
           <w:b/>
@@ -1689,149 +1362,8 @@
           <w:u w:val="single"/>
           <w:lang w:val="en-US"/>
         </w:rPr>
-        <w:t>(</w:t>
-      </w:r>
-      <w:r>
-        <w:rPr>
-          <w:b/>
-          <w:bCs/>
-          <w:u w:val="single"/>
-          <w:lang w:val="en-US"/>
-        </w:rPr>
-        <w:t xml:space="preserve"> </w:t>
-      </w:r>
-      <w:proofErr w:type="spellStart"/>
-      <w:r>
-        <w:rPr>
-          <w:b/>
-          <w:bCs/>
-          <w:u w:val="single"/>
-          <w:lang w:val="en-US"/>
-        </w:rPr>
-        <w:t>Bên</w:t>
-      </w:r>
-      <w:proofErr w:type="spellEnd"/>
-      <w:proofErr w:type="gramEnd"/>
-      <w:r>
-        <w:rPr>
-          <w:b/>
-          <w:bCs/>
-          <w:u w:val="single"/>
-          <w:lang w:val="en-US"/>
-        </w:rPr>
-        <w:t xml:space="preserve"> </w:t>
-      </w:r>
-      <w:proofErr w:type="spellStart"/>
-      <w:r>
-        <w:rPr>
-          <w:b/>
-          <w:bCs/>
-          <w:u w:val="single"/>
-          <w:lang w:val="en-US"/>
-        </w:rPr>
-        <w:t>cung</w:t>
-      </w:r>
-      <w:proofErr w:type="spellEnd"/>
-      <w:r>
-        <w:rPr>
-          <w:b/>
-          <w:bCs/>
-          <w:u w:val="single"/>
-          <w:lang w:val="en-US"/>
-        </w:rPr>
-        <w:t xml:space="preserve"> </w:t>
-      </w:r>
-      <w:proofErr w:type="spellStart"/>
-      <w:r>
-        <w:rPr>
-          <w:b/>
-          <w:bCs/>
-          <w:u w:val="single"/>
-          <w:lang w:val="en-US"/>
-        </w:rPr>
-        <w:t>ứng</w:t>
-      </w:r>
-      <w:proofErr w:type="spellEnd"/>
-      <w:r>
-        <w:rPr>
-          <w:b/>
-          <w:bCs/>
-          <w:u w:val="single"/>
-          <w:lang w:val="en-US"/>
-        </w:rPr>
-        <w:t xml:space="preserve"> </w:t>
-      </w:r>
-      <w:proofErr w:type="spellStart"/>
-      <w:r>
-        <w:rPr>
-          <w:b/>
-          <w:bCs/>
-          <w:u w:val="single"/>
-          <w:lang w:val="en-US"/>
-        </w:rPr>
-        <w:t>dịch</w:t>
-      </w:r>
-      <w:proofErr w:type="spellEnd"/>
-      <w:r>
-        <w:rPr>
-          <w:b/>
-          <w:bCs/>
-          <w:u w:val="single"/>
-          <w:lang w:val="en-US"/>
-        </w:rPr>
-        <w:t xml:space="preserve"> </w:t>
-      </w:r>
-      <w:proofErr w:type="spellStart"/>
-      <w:r>
-        <w:rPr>
-          <w:b/>
-          <w:bCs/>
-          <w:u w:val="single"/>
-          <w:lang w:val="en-US"/>
-        </w:rPr>
-        <w:t>vụ</w:t>
-      </w:r>
-      <w:proofErr w:type="spellEnd"/>
-      <w:r>
-        <w:rPr>
-          <w:b/>
-          <w:bCs/>
-          <w:u w:val="single"/>
-          <w:lang w:val="en-US"/>
-        </w:rPr>
-        <w:t xml:space="preserve"> </w:t>
-      </w:r>
-      <w:proofErr w:type="spellStart"/>
-      <w:r>
-        <w:rPr>
-          <w:b/>
-          <w:bCs/>
-          <w:u w:val="single"/>
-          <w:lang w:val="en-US"/>
-        </w:rPr>
-        <w:t>vận</w:t>
-      </w:r>
-      <w:proofErr w:type="spellEnd"/>
-      <w:r>
-        <w:rPr>
-          <w:b/>
-          <w:bCs/>
-          <w:u w:val="single"/>
-          <w:lang w:val="en-US"/>
-        </w:rPr>
-        <w:t xml:space="preserve"> </w:t>
-      </w:r>
-      <w:proofErr w:type="spellStart"/>
-      <w:r>
-        <w:rPr>
-          <w:b/>
-          <w:bCs/>
-          <w:u w:val="single"/>
-          <w:lang w:val="en-US"/>
-        </w:rPr>
-        <w:t>tải</w:t>
-      </w:r>
-      <w:proofErr w:type="spellEnd"/>
+        <w:t>Bên cung ứng dịch vụ vận tải</w:t>
+      </w:r>
       <w:r>
         <w:rPr>
           <w:b/>
@@ -1871,25 +1403,7 @@
           <w:bCs/>
           <w:lang w:val="en-US"/>
         </w:rPr>
-        <w:t>{{</w:t>
-      </w:r>
-      <w:proofErr w:type="spellStart"/>
-      <w:r>
-        <w:rPr>
-          <w:b/>
-          <w:bCs/>
-          <w:lang w:val="en-US"/>
-        </w:rPr>
-        <w:t>tenDonViHTX</w:t>
-      </w:r>
-      <w:proofErr w:type="spellEnd"/>
-      <w:r>
-        <w:rPr>
-          <w:b/>
-          <w:bCs/>
-          <w:lang w:val="en-US"/>
-        </w:rPr>
-        <w:t>}}</w:t>
+        <w:t>{{tenDonViHTX}}</w:t>
       </w:r>
     </w:p>
     <w:p>
@@ -1904,81 +1418,17 @@
           <w:lang w:val="en-US"/>
         </w:rPr>
       </w:pPr>
-      <w:proofErr w:type="spellStart"/>
-      <w:r>
-        <w:rPr>
-          <w:lang w:val="en-US"/>
-        </w:rPr>
-        <w:t>Địa</w:t>
-      </w:r>
-      <w:proofErr w:type="spellEnd"/>
-      <w:r>
-        <w:rPr>
-          <w:lang w:val="en-US"/>
-        </w:rPr>
-        <w:t xml:space="preserve"> </w:t>
-      </w:r>
-      <w:proofErr w:type="spellStart"/>
-      <w:r>
-        <w:rPr>
-          <w:lang w:val="en-US"/>
-        </w:rPr>
-        <w:t>chỉ</w:t>
-      </w:r>
-      <w:proofErr w:type="spellEnd"/>
-      <w:r>
-        <w:rPr>
-          <w:lang w:val="en-US"/>
-        </w:rPr>
-        <w:t xml:space="preserve"> </w:t>
-      </w:r>
-      <w:proofErr w:type="spellStart"/>
-      <w:r>
-        <w:rPr>
-          <w:lang w:val="en-US"/>
-        </w:rPr>
-        <w:t>trụ</w:t>
-      </w:r>
-      <w:proofErr w:type="spellEnd"/>
-      <w:r>
-        <w:rPr>
-          <w:lang w:val="en-US"/>
-        </w:rPr>
-        <w:t xml:space="preserve"> </w:t>
-      </w:r>
-      <w:proofErr w:type="spellStart"/>
-      <w:r>
-        <w:rPr>
-          <w:lang w:val="en-US"/>
-        </w:rPr>
-        <w:t>sở</w:t>
-      </w:r>
-      <w:proofErr w:type="spellEnd"/>
-      <w:r>
-        <w:rPr>
-          <w:lang w:val="en-US"/>
-        </w:rPr>
-        <w:t xml:space="preserve">: </w:t>
-      </w:r>
-      <w:r>
-        <w:rPr>
-          <w:lang w:val="en-US"/>
-        </w:rPr>
-        <w:t>{{</w:t>
-      </w:r>
-      <w:proofErr w:type="spellStart"/>
-      <w:r>
-        <w:rPr>
-          <w:lang w:val="en-US"/>
-        </w:rPr>
-        <w:t>diaChiDonViHTX</w:t>
-      </w:r>
-      <w:proofErr w:type="spellEnd"/>
-      <w:r>
-        <w:rPr>
-          <w:lang w:val="en-US"/>
-        </w:rPr>
-        <w:t>}}</w:t>
+      <w:r>
+        <w:rPr>
+          <w:lang w:val="en-US"/>
+        </w:rPr>
+        <w:t xml:space="preserve">Địa chỉ trụ sở: </w:t>
+      </w:r>
+      <w:r>
+        <w:rPr>
+          <w:lang w:val="en-US"/>
+        </w:rPr>
+        <w:t>{{diaChiDonViHTX}}</w:t>
       </w:r>
     </w:p>
     <w:p>
@@ -1993,53 +1443,41 @@
           <w:lang w:val="en-US"/>
         </w:rPr>
       </w:pPr>
-      <w:proofErr w:type="spellStart"/>
-      <w:r>
-        <w:rPr>
-          <w:lang w:val="en-US"/>
-        </w:rPr>
-        <w:t>Số</w:t>
-      </w:r>
-      <w:proofErr w:type="spellEnd"/>
-      <w:r>
-        <w:rPr>
-          <w:lang w:val="en-US"/>
-        </w:rPr>
-        <w:t xml:space="preserve"> điện </w:t>
-      </w:r>
-      <w:proofErr w:type="spellStart"/>
-      <w:r>
-        <w:rPr>
-          <w:lang w:val="en-US"/>
-        </w:rPr>
-        <w:t>thoại</w:t>
-      </w:r>
-      <w:proofErr w:type="spellEnd"/>
-      <w:r>
-        <w:rPr>
-          <w:lang w:val="en-US"/>
-        </w:rPr>
-        <w:t xml:space="preserve"> (Fax): </w:t>
-      </w:r>
-      <w:r>
-        <w:rPr>
-          <w:lang w:val="en-US"/>
-        </w:rPr>
-        <w:t>{{</w:t>
-      </w:r>
-      <w:proofErr w:type="spellStart"/>
-      <w:r>
-        <w:rPr>
-          <w:lang w:val="en-US"/>
-        </w:rPr>
-        <w:t>sdtDonViHTX</w:t>
-      </w:r>
-      <w:proofErr w:type="spellEnd"/>
-      <w:r>
-        <w:rPr>
-          <w:lang w:val="en-US"/>
-        </w:rPr>
-        <w:t>}}</w:t>
+      <w:r>
+        <w:rPr>
+          <w:lang w:val="en-US"/>
+        </w:rPr>
+        <w:t xml:space="preserve">Số điện thoại (Fax): </w:t>
+      </w:r>
+      <w:r>
+        <w:rPr>
+          <w:lang w:val="en-US"/>
+        </w:rPr>
+        <w:t>{{sdtDonViHTX}}</w:t>
+      </w:r>
+    </w:p>
+    <w:p>
+      <w:pPr>
+        <w:tabs>
+          <w:tab w:val="left" w:pos="218"/>
+        </w:tabs>
+        <w:spacing w:before="14"/>
+        <w:ind w:left="96"/>
+        <w:rPr>
+          <w:lang w:val="en-US"/>
+        </w:rPr>
+      </w:pPr>
+      <w:r>
+        <w:rPr>
+          <w:lang w:val="en-US"/>
+        </w:rPr>
+        <w:t>Giấy phép kinh doanh vận tải số</w:t>
+      </w:r>
+      <w:r>
+        <w:rPr>
+          <w:lang w:val="en-US"/>
+        </w:rPr>
+        <w:t xml:space="preserve">: {{soGiayPhepKDVTDonViHTX}} cấp lần thứ {{lanCapGiayPhepKDVTDonViHTX}}, ngày {{ngayCapGiayPhepKDVTDonViHTX}} </w:t>
       </w:r>
     </w:p>
     <w:p>
@@ -2054,139 +1492,11 @@
           <w:lang w:val="en-US"/>
         </w:rPr>
       </w:pPr>
-      <w:proofErr w:type="spellStart"/>
-      <w:r>
-        <w:rPr>
-          <w:lang w:val="en-US"/>
-        </w:rPr>
-        <w:t>Giấy</w:t>
-      </w:r>
-      <w:proofErr w:type="spellEnd"/>
-      <w:r>
-        <w:rPr>
-          <w:lang w:val="en-US"/>
-        </w:rPr>
-        <w:t xml:space="preserve"> CNĐKKD </w:t>
-      </w:r>
-      <w:proofErr w:type="spellStart"/>
-      <w:proofErr w:type="gramStart"/>
-      <w:r>
-        <w:rPr>
-          <w:lang w:val="en-US"/>
-        </w:rPr>
-        <w:t>Số</w:t>
-      </w:r>
-      <w:proofErr w:type="spellEnd"/>
-      <w:r>
-        <w:rPr>
-          <w:lang w:val="en-US"/>
-        </w:rPr>
-        <w:t xml:space="preserve"> :</w:t>
-      </w:r>
-      <w:proofErr w:type="gramEnd"/>
-      <w:r>
-        <w:rPr>
-          <w:lang w:val="en-US"/>
-        </w:rPr>
-        <w:t xml:space="preserve"> {{</w:t>
-      </w:r>
-      <w:proofErr w:type="spellStart"/>
-      <w:r>
-        <w:rPr>
-          <w:lang w:val="en-US"/>
-        </w:rPr>
-        <w:t>soGiayPhepKDVTDonViHTX</w:t>
-      </w:r>
-      <w:proofErr w:type="spellEnd"/>
-      <w:r>
-        <w:rPr>
-          <w:lang w:val="en-US"/>
-        </w:rPr>
-        <w:t xml:space="preserve">}} </w:t>
-      </w:r>
-      <w:proofErr w:type="spellStart"/>
-      <w:r>
-        <w:rPr>
-          <w:lang w:val="en-US"/>
-        </w:rPr>
-        <w:t>cấp</w:t>
-      </w:r>
-      <w:proofErr w:type="spellEnd"/>
-      <w:r>
-        <w:rPr>
-          <w:lang w:val="en-US"/>
-        </w:rPr>
-        <w:t xml:space="preserve"> </w:t>
-      </w:r>
-      <w:proofErr w:type="spellStart"/>
-      <w:r>
-        <w:rPr>
-          <w:lang w:val="en-US"/>
-        </w:rPr>
-        <w:t>lần</w:t>
-      </w:r>
-      <w:proofErr w:type="spellEnd"/>
-      <w:r>
-        <w:rPr>
-          <w:lang w:val="en-US"/>
-        </w:rPr>
-        <w:t xml:space="preserve"> </w:t>
-      </w:r>
-      <w:proofErr w:type="spellStart"/>
-      <w:r>
-        <w:rPr>
-          <w:lang w:val="en-US"/>
-        </w:rPr>
-        <w:t>thứ</w:t>
-      </w:r>
-      <w:proofErr w:type="spellEnd"/>
-      <w:r>
-        <w:rPr>
-          <w:lang w:val="en-US"/>
-        </w:rPr>
-        <w:t xml:space="preserve"> {{</w:t>
-      </w:r>
-      <w:proofErr w:type="spellStart"/>
-      <w:r>
-        <w:rPr>
-          <w:lang w:val="en-US"/>
-        </w:rPr>
-        <w:t>lanCapGiayPhepKDVTDonViHTX</w:t>
-      </w:r>
-      <w:proofErr w:type="spellEnd"/>
-      <w:r>
-        <w:rPr>
-          <w:lang w:val="en-US"/>
-        </w:rPr>
-        <w:t xml:space="preserve">}}, </w:t>
-      </w:r>
-      <w:proofErr w:type="spellStart"/>
-      <w:r>
-        <w:rPr>
-          <w:lang w:val="en-US"/>
-        </w:rPr>
-        <w:t>ngày</w:t>
-      </w:r>
-      <w:proofErr w:type="spellEnd"/>
-      <w:r>
-        <w:rPr>
-          <w:lang w:val="en-US"/>
-        </w:rPr>
-        <w:t xml:space="preserve"> {{</w:t>
-      </w:r>
-      <w:proofErr w:type="spellStart"/>
-      <w:r>
-        <w:rPr>
-          <w:lang w:val="en-US"/>
-        </w:rPr>
-        <w:t>ngayCapGiayPhepKDVTDonViHTX</w:t>
-      </w:r>
-      <w:proofErr w:type="spellEnd"/>
-      <w:r>
-        <w:rPr>
-          <w:lang w:val="en-US"/>
-        </w:rPr>
-        <w:t xml:space="preserve">}} </w:t>
+      <w:r>
+        <w:rPr>
+          <w:lang w:val="en-US"/>
+        </w:rPr>
+        <w:t>Nơi cấp: {{noiCapGiayPhepKDVTDonViHTX}}</w:t>
       </w:r>
     </w:p>
     <w:p>
@@ -2201,47 +1511,17 @@
           <w:lang w:val="en-US"/>
         </w:rPr>
       </w:pPr>
-      <w:proofErr w:type="spellStart"/>
-      <w:r>
-        <w:rPr>
-          <w:lang w:val="en-US"/>
-        </w:rPr>
-        <w:t>Nơi</w:t>
-      </w:r>
-      <w:proofErr w:type="spellEnd"/>
-      <w:r>
-        <w:rPr>
-          <w:lang w:val="en-US"/>
-        </w:rPr>
-        <w:t xml:space="preserve"> </w:t>
-      </w:r>
-      <w:proofErr w:type="spellStart"/>
-      <w:r>
-        <w:rPr>
-          <w:lang w:val="en-US"/>
-        </w:rPr>
-        <w:t>cấp</w:t>
-      </w:r>
-      <w:proofErr w:type="spellEnd"/>
-      <w:r>
-        <w:rPr>
-          <w:lang w:val="en-US"/>
-        </w:rPr>
-        <w:t>: {{</w:t>
-      </w:r>
-      <w:proofErr w:type="spellStart"/>
-      <w:r>
-        <w:rPr>
-          <w:lang w:val="en-US"/>
-        </w:rPr>
-        <w:t>noiCapGiayPhepKDVTDonViHTX</w:t>
-      </w:r>
-      <w:proofErr w:type="spellEnd"/>
-      <w:r>
-        <w:rPr>
-          <w:lang w:val="en-US"/>
-        </w:rPr>
-        <w:t>}}</w:t>
+      <w:r>
+        <w:rPr>
+          <w:lang w:val="en-US"/>
+        </w:rPr>
+        <w:t xml:space="preserve">Mã số thuế:   </w:t>
+      </w:r>
+      <w:r>
+        <w:rPr>
+          <w:lang w:val="en-US"/>
+        </w:rPr>
+        <w:t>{{soGiayPhepKDDonViHTX}}</w:t>
       </w:r>
     </w:p>
     <w:p>
@@ -2260,69 +1540,25 @@
         <w:rPr>
           <w:lang w:val="en-US"/>
         </w:rPr>
-        <w:t xml:space="preserve">Mã </w:t>
-      </w:r>
-      <w:proofErr w:type="spellStart"/>
-      <w:r>
-        <w:rPr>
-          <w:lang w:val="en-US"/>
-        </w:rPr>
-        <w:t>số</w:t>
-      </w:r>
-      <w:proofErr w:type="spellEnd"/>
-      <w:r>
-        <w:rPr>
-          <w:lang w:val="en-US"/>
-        </w:rPr>
-        <w:t xml:space="preserve"> </w:t>
-      </w:r>
-      <w:proofErr w:type="spellStart"/>
-      <w:r>
-        <w:rPr>
-          <w:lang w:val="en-US"/>
-        </w:rPr>
-        <w:t>thuế</w:t>
-      </w:r>
-      <w:proofErr w:type="spellEnd"/>
-      <w:r>
-        <w:rPr>
-          <w:lang w:val="en-US"/>
-        </w:rPr>
-        <w:t>:</w:t>
-      </w:r>
-      <w:proofErr w:type="gramStart"/>
-      <w:r>
-        <w:rPr>
-          <w:lang w:val="en-US"/>
-        </w:rPr>
-        <w:t xml:space="preserve">   </w:t>
-      </w:r>
-      <w:r>
-        <w:rPr>
-          <w:lang w:val="en-US"/>
-        </w:rPr>
-        <w:t>{</w:t>
-      </w:r>
-      <w:proofErr w:type="gramEnd"/>
-      <w:r>
-        <w:rPr>
-          <w:lang w:val="en-US"/>
-        </w:rPr>
-        <w:t>{</w:t>
-      </w:r>
-      <w:proofErr w:type="spellStart"/>
-      <w:r>
-        <w:rPr>
-          <w:lang w:val="en-US"/>
-        </w:rPr>
-        <w:t>soGiayPhepKDDonViHTX</w:t>
-      </w:r>
-      <w:proofErr w:type="spellEnd"/>
-      <w:r>
-        <w:rPr>
-          <w:lang w:val="en-US"/>
-        </w:rPr>
-        <w:t>}}</w:t>
+        <w:t xml:space="preserve">Đại diện: {{nguoiDaiDienDonViHTX}} </w:t>
+      </w:r>
+      <w:r>
+        <w:rPr>
+          <w:lang w:val="en-US"/>
+        </w:rPr>
+        <w:tab/>
+      </w:r>
+      <w:r>
+        <w:rPr>
+          <w:lang w:val="en-US"/>
+        </w:rPr>
+        <w:tab/>
+      </w:r>
+      <w:r>
+        <w:rPr>
+          <w:lang w:val="en-US"/>
+        </w:rPr>
+        <w:t>Chức vụ: {{chucVuNguoiDaiDienDonViHTX}}</w:t>
       </w:r>
     </w:p>
     <w:p>
@@ -2337,47 +1573,32 @@
           <w:lang w:val="en-US"/>
         </w:rPr>
       </w:pPr>
-      <w:proofErr w:type="spellStart"/>
-      <w:r>
-        <w:rPr>
-          <w:lang w:val="en-US"/>
-        </w:rPr>
-        <w:t>Đại</w:t>
-      </w:r>
-      <w:proofErr w:type="spellEnd"/>
-      <w:r>
-        <w:rPr>
-          <w:lang w:val="en-US"/>
-        </w:rPr>
-        <w:t xml:space="preserve"> </w:t>
-      </w:r>
-      <w:proofErr w:type="spellStart"/>
-      <w:r>
-        <w:rPr>
-          <w:lang w:val="en-US"/>
-        </w:rPr>
-        <w:t>diện</w:t>
-      </w:r>
-      <w:proofErr w:type="spellEnd"/>
-      <w:r>
-        <w:rPr>
-          <w:lang w:val="en-US"/>
-        </w:rPr>
-        <w:t>: {{</w:t>
-      </w:r>
-      <w:proofErr w:type="spellStart"/>
-      <w:r>
-        <w:rPr>
-          <w:lang w:val="en-US"/>
-        </w:rPr>
-        <w:t>nguoiDaiDienDonViHTX</w:t>
-      </w:r>
-      <w:proofErr w:type="spellEnd"/>
-      <w:r>
-        <w:rPr>
-          <w:lang w:val="en-US"/>
-        </w:rPr>
-        <w:t xml:space="preserve">}} </w:t>
+      <w:r>
+        <w:rPr>
+          <w:lang w:val="en-US"/>
+        </w:rPr>
+        <w:t>CCCD số:</w:t>
+      </w:r>
+      <w:r>
+        <w:rPr>
+          <w:lang w:val="en-US"/>
+        </w:rPr>
+        <w:t xml:space="preserve">     </w:t>
+      </w:r>
+      <w:r>
+        <w:rPr>
+          <w:lang w:val="en-US"/>
+        </w:rPr>
+        <w:t>{{</w:t>
+      </w:r>
+      <w:r>
+        <w:t>soCCCDNguoiDaiDIen</w:t>
+      </w:r>
+      <w:r>
+        <w:rPr>
+          <w:lang w:val="en-US"/>
+        </w:rPr>
+        <w:t>}}</w:t>
       </w:r>
       <w:r>
         <w:rPr>
@@ -2391,42 +1612,55 @@
         </w:rPr>
         <w:tab/>
       </w:r>
-      <w:proofErr w:type="spellStart"/>
-      <w:r>
-        <w:rPr>
-          <w:lang w:val="en-US"/>
-        </w:rPr>
-        <w:t>Chức</w:t>
-      </w:r>
-      <w:proofErr w:type="spellEnd"/>
-      <w:r>
-        <w:rPr>
-          <w:lang w:val="en-US"/>
-        </w:rPr>
-        <w:t xml:space="preserve"> </w:t>
-      </w:r>
-      <w:proofErr w:type="spellStart"/>
-      <w:r>
-        <w:rPr>
-          <w:lang w:val="en-US"/>
-        </w:rPr>
-        <w:t>vụ</w:t>
-      </w:r>
-      <w:proofErr w:type="spellEnd"/>
-      <w:r>
-        <w:rPr>
-          <w:lang w:val="en-US"/>
-        </w:rPr>
-        <w:t>: {{</w:t>
-      </w:r>
-      <w:proofErr w:type="spellStart"/>
-      <w:r>
-        <w:rPr>
-          <w:lang w:val="en-US"/>
-        </w:rPr>
-        <w:t>chucVuNguoiDaiDienDonViHTX</w:t>
-      </w:r>
-      <w:proofErr w:type="spellEnd"/>
+      <w:r>
+        <w:rPr>
+          <w:lang w:val="en-US"/>
+        </w:rPr>
+        <w:t xml:space="preserve">- Ngày cấp: </w:t>
+      </w:r>
+      <w:r>
+        <w:rPr>
+          <w:lang w:val="en-US"/>
+        </w:rPr>
+        <w:t>{{</w:t>
+      </w:r>
+      <w:r>
+        <w:t>ngayCapCCCDNguoiDaiDIen</w:t>
+      </w:r>
+      <w:r>
+        <w:rPr>
+          <w:lang w:val="en-US"/>
+        </w:rPr>
+        <w:t>}}</w:t>
+      </w:r>
+      <w:r>
+        <w:rPr>
+          <w:lang w:val="en-US"/>
+        </w:rPr>
+        <w:tab/>
+        <w:t xml:space="preserve">      </w:t>
+      </w:r>
+      <w:r>
+        <w:rPr>
+          <w:lang w:val="en-US"/>
+        </w:rPr>
+        <w:t xml:space="preserve">       </w:t>
+      </w:r>
+      <w:r>
+        <w:rPr>
+          <w:lang w:val="en-US"/>
+        </w:rPr>
+        <w:t xml:space="preserve">- Nơi cấp: </w:t>
+      </w:r>
+      <w:r>
+        <w:rPr>
+          <w:lang w:val="en-US"/>
+        </w:rPr>
+        <w:t>{{</w:t>
+      </w:r>
+      <w:r>
+        <w:t>noiCapCCCDNguoiDaiDIen</w:t>
+      </w:r>
       <w:r>
         <w:rPr>
           <w:lang w:val="en-US"/>
@@ -2443,204 +1677,12 @@
         <w:ind w:left="96"/>
         <w:jc w:val="both"/>
         <w:rPr>
-          <w:lang w:val="en-US"/>
-        </w:rPr>
-      </w:pPr>
-      <w:r>
-        <w:rPr>
-          <w:lang w:val="en-US"/>
-        </w:rPr>
-        <w:t xml:space="preserve">CCCD </w:t>
-      </w:r>
-      <w:proofErr w:type="spellStart"/>
-      <w:r>
-        <w:rPr>
-          <w:lang w:val="en-US"/>
-        </w:rPr>
-        <w:t>số</w:t>
-      </w:r>
-      <w:proofErr w:type="spellEnd"/>
-      <w:r>
-        <w:rPr>
-          <w:lang w:val="en-US"/>
-        </w:rPr>
-        <w:t>:</w:t>
-      </w:r>
-      <w:r>
-        <w:rPr>
-          <w:lang w:val="en-US"/>
-        </w:rPr>
-        <w:t xml:space="preserve">  </w:t>
-      </w:r>
-      <w:proofErr w:type="gramStart"/>
-      <w:r>
-        <w:rPr>
-          <w:lang w:val="en-US"/>
-        </w:rPr>
-        <w:t xml:space="preserve">   </w:t>
-      </w:r>
-      <w:r>
-        <w:rPr>
-          <w:lang w:val="en-US"/>
-        </w:rPr>
-        <w:t>{</w:t>
-      </w:r>
-      <w:proofErr w:type="gramEnd"/>
-      <w:r>
-        <w:rPr>
-          <w:lang w:val="en-US"/>
-        </w:rPr>
-        <w:t>{</w:t>
-      </w:r>
-      <w:r>
-        <w:t>soCCCDNguoiDaiDIen</w:t>
-      </w:r>
-      <w:r>
-        <w:rPr>
-          <w:lang w:val="en-US"/>
-        </w:rPr>
-        <w:t>}}</w:t>
-      </w:r>
-      <w:r>
-        <w:rPr>
-          <w:lang w:val="en-US"/>
-        </w:rPr>
-        <w:tab/>
-      </w:r>
-      <w:r>
-        <w:rPr>
-          <w:lang w:val="en-US"/>
-        </w:rPr>
-        <w:tab/>
-      </w:r>
-      <w:r>
-        <w:rPr>
-          <w:lang w:val="en-US"/>
-        </w:rPr>
-        <w:t xml:space="preserve">- </w:t>
-      </w:r>
-      <w:proofErr w:type="spellStart"/>
-      <w:r>
-        <w:rPr>
-          <w:lang w:val="en-US"/>
-        </w:rPr>
-        <w:t>Ngày</w:t>
-      </w:r>
-      <w:proofErr w:type="spellEnd"/>
-      <w:r>
-        <w:rPr>
-          <w:lang w:val="en-US"/>
-        </w:rPr>
-        <w:t xml:space="preserve"> </w:t>
-      </w:r>
-      <w:proofErr w:type="spellStart"/>
-      <w:r>
-        <w:rPr>
-          <w:lang w:val="en-US"/>
-        </w:rPr>
-        <w:t>cấp</w:t>
-      </w:r>
-      <w:proofErr w:type="spellEnd"/>
-      <w:r>
-        <w:rPr>
-          <w:lang w:val="en-US"/>
-        </w:rPr>
-        <w:t xml:space="preserve">: </w:t>
-      </w:r>
-      <w:r>
-        <w:rPr>
-          <w:lang w:val="en-US"/>
-        </w:rPr>
-        <w:t>{{</w:t>
-      </w:r>
-      <w:r>
-        <w:t>ngayCapCCCDNguoiDaiDIen</w:t>
-      </w:r>
-      <w:r>
-        <w:rPr>
-          <w:lang w:val="en-US"/>
-        </w:rPr>
-        <w:t>}}</w:t>
-      </w:r>
-      <w:r>
-        <w:rPr>
-          <w:lang w:val="en-US"/>
-        </w:rPr>
-        <w:tab/>
-        <w:t xml:space="preserve">      </w:t>
-      </w:r>
-      <w:r>
-        <w:rPr>
-          <w:lang w:val="en-US"/>
-        </w:rPr>
-        <w:t xml:space="preserve">       </w:t>
-      </w:r>
-      <w:r>
-        <w:rPr>
-          <w:lang w:val="en-US"/>
-        </w:rPr>
-        <w:t xml:space="preserve">- </w:t>
-      </w:r>
-      <w:proofErr w:type="spellStart"/>
-      <w:r>
-        <w:rPr>
-          <w:lang w:val="en-US"/>
-        </w:rPr>
-        <w:t>Nơi</w:t>
-      </w:r>
-      <w:proofErr w:type="spellEnd"/>
-      <w:r>
-        <w:rPr>
-          <w:lang w:val="en-US"/>
-        </w:rPr>
-        <w:t xml:space="preserve"> </w:t>
-      </w:r>
-      <w:proofErr w:type="spellStart"/>
-      <w:r>
-        <w:rPr>
-          <w:lang w:val="en-US"/>
-        </w:rPr>
-        <w:t>cấp</w:t>
-      </w:r>
-      <w:proofErr w:type="spellEnd"/>
-      <w:r>
-        <w:rPr>
-          <w:lang w:val="en-US"/>
-        </w:rPr>
-        <w:t xml:space="preserve">: </w:t>
-      </w:r>
-      <w:r>
-        <w:rPr>
-          <w:lang w:val="en-US"/>
-        </w:rPr>
-        <w:t>{{</w:t>
-      </w:r>
-      <w:r>
-        <w:t>noiCapCCCDNguoiDaiDIen</w:t>
-      </w:r>
-      <w:r>
-        <w:rPr>
-          <w:lang w:val="en-US"/>
-        </w:rPr>
-        <w:t>}}</w:t>
-      </w:r>
-    </w:p>
-    <w:p>
-      <w:pPr>
-        <w:tabs>
-          <w:tab w:val="left" w:pos="218"/>
-        </w:tabs>
-        <w:spacing w:before="14"/>
-        <w:ind w:left="96"/>
-        <w:jc w:val="both"/>
-        <w:rPr>
           <w:b/>
           <w:bCs/>
           <w:u w:val="single"/>
           <w:lang w:val="en-US"/>
         </w:rPr>
       </w:pPr>
-      <w:proofErr w:type="spellStart"/>
       <w:r>
         <w:rPr>
           <w:b/>
@@ -2648,177 +1690,7 @@
           <w:u w:val="single"/>
           <w:lang w:val="en-US"/>
         </w:rPr>
-        <w:t>Bên</w:t>
-      </w:r>
-      <w:proofErr w:type="spellEnd"/>
-      <w:r>
-        <w:rPr>
-          <w:b/>
-          <w:bCs/>
-          <w:u w:val="single"/>
-          <w:lang w:val="en-US"/>
-        </w:rPr>
-        <w:t xml:space="preserve"> </w:t>
-      </w:r>
-      <w:proofErr w:type="gramStart"/>
-      <w:r>
-        <w:rPr>
-          <w:b/>
-          <w:bCs/>
-          <w:u w:val="single"/>
-          <w:lang w:val="en-US"/>
-        </w:rPr>
-        <w:t>B :</w:t>
-      </w:r>
-      <w:proofErr w:type="gramEnd"/>
-      <w:r>
-        <w:rPr>
-          <w:b/>
-          <w:bCs/>
-          <w:u w:val="single"/>
-          <w:lang w:val="en-US"/>
-        </w:rPr>
-        <w:t xml:space="preserve"> ( </w:t>
-      </w:r>
-      <w:proofErr w:type="spellStart"/>
-      <w:r>
-        <w:rPr>
-          <w:b/>
-          <w:bCs/>
-          <w:u w:val="single"/>
-          <w:lang w:val="en-US"/>
-        </w:rPr>
-        <w:t>Bên</w:t>
-      </w:r>
-      <w:proofErr w:type="spellEnd"/>
-      <w:r>
-        <w:rPr>
-          <w:b/>
-          <w:bCs/>
-          <w:u w:val="single"/>
-          <w:lang w:val="en-US"/>
-        </w:rPr>
-        <w:t xml:space="preserve"> </w:t>
-      </w:r>
-      <w:proofErr w:type="spellStart"/>
-      <w:r>
-        <w:rPr>
-          <w:b/>
-          <w:bCs/>
-          <w:u w:val="single"/>
-          <w:lang w:val="en-US"/>
-        </w:rPr>
-        <w:t>sử</w:t>
-      </w:r>
-      <w:proofErr w:type="spellEnd"/>
-      <w:r>
-        <w:rPr>
-          <w:b/>
-          <w:bCs/>
-          <w:u w:val="single"/>
-          <w:lang w:val="en-US"/>
-        </w:rPr>
-        <w:t xml:space="preserve"> </w:t>
-      </w:r>
-      <w:proofErr w:type="spellStart"/>
-      <w:r>
-        <w:rPr>
-          <w:b/>
-          <w:bCs/>
-          <w:u w:val="single"/>
-          <w:lang w:val="en-US"/>
-        </w:rPr>
-        <w:t>dụng</w:t>
-      </w:r>
-      <w:proofErr w:type="spellEnd"/>
-      <w:r>
-        <w:rPr>
-          <w:b/>
-          <w:bCs/>
-          <w:u w:val="single"/>
-          <w:lang w:val="en-US"/>
-        </w:rPr>
-        <w:t xml:space="preserve"> </w:t>
-      </w:r>
-      <w:proofErr w:type="spellStart"/>
-      <w:r>
-        <w:rPr>
-          <w:b/>
-          <w:bCs/>
-          <w:u w:val="single"/>
-          <w:lang w:val="en-US"/>
-        </w:rPr>
-        <w:t>dịch</w:t>
-      </w:r>
-      <w:proofErr w:type="spellEnd"/>
-      <w:r>
-        <w:rPr>
-          <w:b/>
-          <w:bCs/>
-          <w:u w:val="single"/>
-          <w:lang w:val="en-US"/>
-        </w:rPr>
-        <w:t xml:space="preserve"> </w:t>
-      </w:r>
-      <w:proofErr w:type="spellStart"/>
-      <w:r>
-        <w:rPr>
-          <w:b/>
-          <w:bCs/>
-          <w:u w:val="single"/>
-          <w:lang w:val="en-US"/>
-        </w:rPr>
-        <w:t>vụ</w:t>
-      </w:r>
-      <w:proofErr w:type="spellEnd"/>
-      <w:r>
-        <w:rPr>
-          <w:b/>
-          <w:bCs/>
-          <w:u w:val="single"/>
-          <w:lang w:val="en-US"/>
-        </w:rPr>
-        <w:t xml:space="preserve"> </w:t>
-      </w:r>
-      <w:proofErr w:type="spellStart"/>
-      <w:r>
-        <w:rPr>
-          <w:b/>
-          <w:bCs/>
-          <w:u w:val="single"/>
-          <w:lang w:val="en-US"/>
-        </w:rPr>
-        <w:t>vận</w:t>
-      </w:r>
-      <w:proofErr w:type="spellEnd"/>
-      <w:r>
-        <w:rPr>
-          <w:b/>
-          <w:bCs/>
-          <w:u w:val="single"/>
-          <w:lang w:val="en-US"/>
-        </w:rPr>
-        <w:t xml:space="preserve"> </w:t>
-      </w:r>
-      <w:proofErr w:type="spellStart"/>
-      <w:r>
-        <w:rPr>
-          <w:b/>
-          <w:bCs/>
-          <w:u w:val="single"/>
-          <w:lang w:val="en-US"/>
-        </w:rPr>
-        <w:t>tải</w:t>
-      </w:r>
-      <w:proofErr w:type="spellEnd"/>
-      <w:r>
-        <w:rPr>
-          <w:b/>
-          <w:bCs/>
-          <w:u w:val="single"/>
-          <w:lang w:val="en-US"/>
-        </w:rPr>
-        <w:t xml:space="preserve"> )</w:t>
+        <w:t>Bên B : ( Bên sử dụng dịch vụ vận tải )</w:t>
       </w:r>
     </w:p>
     <w:p>
@@ -2861,25 +1733,7 @@
           <w:szCs w:val="22"/>
           <w:lang w:val="en-US"/>
         </w:rPr>
-        <w:t xml:space="preserve">CCCD </w:t>
-      </w:r>
-      <w:proofErr w:type="spellStart"/>
-      <w:r>
-        <w:rPr>
-          <w:sz w:val="22"/>
-          <w:szCs w:val="22"/>
-          <w:lang w:val="en-US"/>
-        </w:rPr>
-        <w:t>số</w:t>
-      </w:r>
-      <w:proofErr w:type="spellEnd"/>
-      <w:r>
-        <w:rPr>
-          <w:sz w:val="22"/>
-          <w:szCs w:val="22"/>
-          <w:lang w:val="en-US"/>
-        </w:rPr>
-        <w:t xml:space="preserve">: </w:t>
+        <w:t xml:space="preserve">CCCD số: </w:t>
       </w:r>
       <w:bookmarkStart w:id="0" w:name="_Hlk232026783"/>
       <w:r>
@@ -2921,43 +1775,7 @@
           <w:lang w:val="en-US"/>
         </w:rPr>
         <w:tab/>
-        <w:t xml:space="preserve">- </w:t>
-      </w:r>
-      <w:proofErr w:type="spellStart"/>
-      <w:r>
-        <w:rPr>
-          <w:sz w:val="22"/>
-          <w:szCs w:val="22"/>
-          <w:lang w:val="en-US"/>
-        </w:rPr>
-        <w:t>Ngày</w:t>
-      </w:r>
-      <w:proofErr w:type="spellEnd"/>
-      <w:r>
-        <w:rPr>
-          <w:sz w:val="22"/>
-          <w:szCs w:val="22"/>
-          <w:lang w:val="en-US"/>
-        </w:rPr>
-        <w:t xml:space="preserve"> </w:t>
-      </w:r>
-      <w:proofErr w:type="spellStart"/>
-      <w:r>
-        <w:rPr>
-          <w:sz w:val="22"/>
-          <w:szCs w:val="22"/>
-          <w:lang w:val="en-US"/>
-        </w:rPr>
-        <w:t>cấp</w:t>
-      </w:r>
-      <w:proofErr w:type="spellEnd"/>
-      <w:r>
-        <w:rPr>
-          <w:sz w:val="22"/>
-          <w:szCs w:val="22"/>
-          <w:lang w:val="en-US"/>
-        </w:rPr>
-        <w:t xml:space="preserve">: </w:t>
+        <w:t xml:space="preserve">- Ngày cấp: </w:t>
       </w:r>
       <w:r>
         <w:rPr>
@@ -2989,43 +1807,7 @@
           <w:lang w:val="en-US"/>
         </w:rPr>
         <w:tab/>
-        <w:t xml:space="preserve">- </w:t>
-      </w:r>
-      <w:proofErr w:type="spellStart"/>
-      <w:r>
-        <w:rPr>
-          <w:sz w:val="22"/>
-          <w:szCs w:val="22"/>
-          <w:lang w:val="en-US"/>
-        </w:rPr>
-        <w:t>Nơi</w:t>
-      </w:r>
-      <w:proofErr w:type="spellEnd"/>
-      <w:r>
-        <w:rPr>
-          <w:sz w:val="22"/>
-          <w:szCs w:val="22"/>
-          <w:lang w:val="en-US"/>
-        </w:rPr>
-        <w:t xml:space="preserve"> </w:t>
-      </w:r>
-      <w:proofErr w:type="spellStart"/>
-      <w:r>
-        <w:rPr>
-          <w:sz w:val="22"/>
-          <w:szCs w:val="22"/>
-          <w:lang w:val="en-US"/>
-        </w:rPr>
-        <w:t>cấp</w:t>
-      </w:r>
-      <w:proofErr w:type="spellEnd"/>
-      <w:r>
-        <w:rPr>
-          <w:sz w:val="22"/>
-          <w:szCs w:val="22"/>
-          <w:lang w:val="en-US"/>
-        </w:rPr>
-        <w:t xml:space="preserve">: </w:t>
+        <w:t xml:space="preserve">- Nơi cấp: </w:t>
       </w:r>
       <w:r>
         <w:rPr>
@@ -3062,67 +1844,21 @@
           <w:lang w:val="en-US"/>
         </w:rPr>
       </w:pPr>
-      <w:proofErr w:type="spellStart"/>
-      <w:r>
-        <w:rPr>
-          <w:sz w:val="22"/>
-          <w:szCs w:val="22"/>
-          <w:lang w:val="en-US"/>
-        </w:rPr>
-        <w:t>Địa</w:t>
-      </w:r>
-      <w:proofErr w:type="spellEnd"/>
-      <w:r>
-        <w:rPr>
-          <w:sz w:val="22"/>
-          <w:szCs w:val="22"/>
-          <w:lang w:val="en-US"/>
-        </w:rPr>
-        <w:t xml:space="preserve"> </w:t>
-      </w:r>
-      <w:proofErr w:type="spellStart"/>
-      <w:r>
-        <w:rPr>
-          <w:sz w:val="22"/>
-          <w:szCs w:val="22"/>
-          <w:lang w:val="en-US"/>
-        </w:rPr>
-        <w:t>chỉ</w:t>
-      </w:r>
-      <w:proofErr w:type="spellEnd"/>
-      <w:r>
-        <w:rPr>
-          <w:sz w:val="22"/>
-          <w:szCs w:val="22"/>
-          <w:lang w:val="en-US"/>
-        </w:rPr>
-        <w:t xml:space="preserve">: </w:t>
-      </w:r>
-      <w:r>
-        <w:rPr>
-          <w:sz w:val="22"/>
-          <w:szCs w:val="22"/>
-          <w:lang w:val="en-US"/>
-        </w:rPr>
-        <w:t>{{</w:t>
-      </w:r>
-      <w:proofErr w:type="spellStart"/>
-      <w:r>
-        <w:rPr>
-          <w:sz w:val="22"/>
-          <w:szCs w:val="22"/>
-          <w:lang w:val="en-US"/>
-        </w:rPr>
-        <w:t>diaChiHienNay</w:t>
-      </w:r>
-      <w:proofErr w:type="spellEnd"/>
-      <w:r>
-        <w:rPr>
-          <w:sz w:val="22"/>
-          <w:szCs w:val="22"/>
-          <w:lang w:val="en-US"/>
-        </w:rPr>
-        <w:t>}}</w:t>
+      <w:r>
+        <w:rPr>
+          <w:sz w:val="22"/>
+          <w:szCs w:val="22"/>
+          <w:lang w:val="en-US"/>
+        </w:rPr>
+        <w:t xml:space="preserve">Địa chỉ: </w:t>
+      </w:r>
+      <w:r>
+        <w:rPr>
+          <w:sz w:val="22"/>
+          <w:szCs w:val="22"/>
+          <w:lang w:val="en-US"/>
+        </w:rPr>
+        <w:t>{{diaChiHienNay}}</w:t>
       </w:r>
     </w:p>
     <w:p>
@@ -3136,59 +1872,13 @@
           <w:lang w:val="en-US"/>
         </w:rPr>
       </w:pPr>
-      <w:proofErr w:type="spellStart"/>
-      <w:r>
-        <w:rPr>
-          <w:sz w:val="22"/>
-          <w:szCs w:val="22"/>
-          <w:lang w:val="en-US"/>
-        </w:rPr>
-        <w:t>Chủ</w:t>
-      </w:r>
-      <w:proofErr w:type="spellEnd"/>
-      <w:r>
-        <w:rPr>
-          <w:sz w:val="22"/>
-          <w:szCs w:val="22"/>
-          <w:lang w:val="en-US"/>
-        </w:rPr>
-        <w:t xml:space="preserve"> </w:t>
-      </w:r>
-      <w:proofErr w:type="spellStart"/>
-      <w:r>
-        <w:rPr>
-          <w:sz w:val="22"/>
-          <w:szCs w:val="22"/>
-          <w:lang w:val="en-US"/>
-        </w:rPr>
-        <w:t>phương</w:t>
-      </w:r>
-      <w:proofErr w:type="spellEnd"/>
-      <w:r>
-        <w:rPr>
-          <w:sz w:val="22"/>
-          <w:szCs w:val="22"/>
-          <w:lang w:val="en-US"/>
-        </w:rPr>
-        <w:t xml:space="preserve"> </w:t>
-      </w:r>
-      <w:proofErr w:type="spellStart"/>
-      <w:r>
-        <w:rPr>
-          <w:sz w:val="22"/>
-          <w:szCs w:val="22"/>
-          <w:lang w:val="en-US"/>
-        </w:rPr>
-        <w:t>tiện</w:t>
-      </w:r>
-      <w:proofErr w:type="spellEnd"/>
-      <w:r>
-        <w:rPr>
-          <w:sz w:val="22"/>
-          <w:szCs w:val="22"/>
-          <w:lang w:val="en-US"/>
-        </w:rPr>
-        <w:t>:</w:t>
+      <w:r>
+        <w:rPr>
+          <w:sz w:val="22"/>
+          <w:szCs w:val="22"/>
+          <w:lang w:val="en-US"/>
+        </w:rPr>
+        <w:t>Chủ phương tiện:</w:t>
       </w:r>
       <w:r>
         <w:rPr>
@@ -3218,14 +1908,14 @@
         <w:tblLook w:val="04A0" w:firstRow="1" w:lastRow="0" w:firstColumn="1" w:lastColumn="0" w:noHBand="0" w:noVBand="1"/>
       </w:tblPr>
       <w:tblGrid>
-        <w:gridCol w:w="3020"/>
-        <w:gridCol w:w="3021"/>
-        <w:gridCol w:w="4557"/>
+        <w:gridCol w:w="3510"/>
+        <w:gridCol w:w="3402"/>
+        <w:gridCol w:w="3686"/>
       </w:tblGrid>
       <w:tr>
         <w:tc>
           <w:tcPr>
-            <w:tcW w:w="3020" w:type="dxa"/>
+            <w:tcW w:w="3510" w:type="dxa"/>
             <w:tcBorders>
               <w:top w:val="single" w:sz="4" w:space="0" w:color="auto"/>
               <w:left w:val="single" w:sz="4" w:space="0" w:color="auto"/>
@@ -3244,65 +1934,19 @@
                 <w:lang w:val="en-US"/>
               </w:rPr>
             </w:pPr>
-            <w:proofErr w:type="spellStart"/>
             <w:r>
               <w:rPr>
                 <w:sz w:val="22"/>
                 <w:szCs w:val="22"/>
                 <w:lang w:val="en-US"/>
               </w:rPr>
-              <w:t>Biển</w:t>
-            </w:r>
-            <w:proofErr w:type="spellEnd"/>
-            <w:r>
-              <w:rPr>
-                <w:sz w:val="22"/>
-                <w:szCs w:val="22"/>
-                <w:lang w:val="en-US"/>
-              </w:rPr>
-              <w:t xml:space="preserve"> </w:t>
-            </w:r>
-            <w:proofErr w:type="spellStart"/>
-            <w:r>
-              <w:rPr>
-                <w:sz w:val="22"/>
-                <w:szCs w:val="22"/>
-                <w:lang w:val="en-US"/>
-              </w:rPr>
-              <w:t>số</w:t>
-            </w:r>
-            <w:proofErr w:type="spellEnd"/>
-            <w:r>
-              <w:rPr>
-                <w:sz w:val="22"/>
-                <w:szCs w:val="22"/>
-                <w:lang w:val="en-US"/>
-              </w:rPr>
-              <w:t>: {{</w:t>
-            </w:r>
-            <w:proofErr w:type="spellStart"/>
-            <w:r>
-              <w:rPr>
-                <w:sz w:val="22"/>
-                <w:szCs w:val="22"/>
-                <w:lang w:val="en-US"/>
-              </w:rPr>
-              <w:t>bienKiemSoat</w:t>
-            </w:r>
-            <w:proofErr w:type="spellEnd"/>
-            <w:r>
-              <w:rPr>
-                <w:sz w:val="22"/>
-                <w:szCs w:val="22"/>
-                <w:lang w:val="en-US"/>
-              </w:rPr>
-              <w:t>}}</w:t>
+              <w:t>Biển số: {{bienKiemSoat}}</w:t>
             </w:r>
           </w:p>
         </w:tc>
         <w:tc>
           <w:tcPr>
-            <w:tcW w:w="3021" w:type="dxa"/>
+            <w:tcW w:w="3402" w:type="dxa"/>
             <w:tcBorders>
               <w:top w:val="single" w:sz="4" w:space="0" w:color="auto"/>
               <w:left w:val="single" w:sz="4" w:space="0" w:color="auto"/>
@@ -3321,65 +1965,19 @@
                 <w:lang w:val="en-US"/>
               </w:rPr>
             </w:pPr>
-            <w:proofErr w:type="spellStart"/>
             <w:r>
               <w:rPr>
                 <w:sz w:val="22"/>
                 <w:szCs w:val="22"/>
                 <w:lang w:val="en-US"/>
               </w:rPr>
-              <w:t>Nhãn</w:t>
-            </w:r>
-            <w:proofErr w:type="spellEnd"/>
-            <w:r>
-              <w:rPr>
-                <w:sz w:val="22"/>
-                <w:szCs w:val="22"/>
-                <w:lang w:val="en-US"/>
-              </w:rPr>
-              <w:t xml:space="preserve"> </w:t>
-            </w:r>
-            <w:proofErr w:type="spellStart"/>
-            <w:r>
-              <w:rPr>
-                <w:sz w:val="22"/>
-                <w:szCs w:val="22"/>
-                <w:lang w:val="en-US"/>
-              </w:rPr>
-              <w:t>hiệu</w:t>
-            </w:r>
-            <w:proofErr w:type="spellEnd"/>
-            <w:r>
-              <w:rPr>
-                <w:sz w:val="22"/>
-                <w:szCs w:val="22"/>
-                <w:lang w:val="en-US"/>
-              </w:rPr>
-              <w:t>: {{</w:t>
-            </w:r>
-            <w:proofErr w:type="spellStart"/>
-            <w:r>
-              <w:rPr>
-                <w:sz w:val="22"/>
-                <w:szCs w:val="22"/>
-                <w:lang w:val="en-US"/>
-              </w:rPr>
-              <w:t>nhanHieuXe</w:t>
-            </w:r>
-            <w:proofErr w:type="spellEnd"/>
-            <w:r>
-              <w:rPr>
-                <w:sz w:val="22"/>
-                <w:szCs w:val="22"/>
-                <w:lang w:val="en-US"/>
-              </w:rPr>
-              <w:t>}}</w:t>
+              <w:t>Nhãn hiệu: {{nhanHieuXe}}</w:t>
             </w:r>
           </w:p>
         </w:tc>
         <w:tc>
           <w:tcPr>
-            <w:tcW w:w="4557" w:type="dxa"/>
+            <w:tcW w:w="3686" w:type="dxa"/>
             <w:tcBorders>
               <w:top w:val="single" w:sz="4" w:space="0" w:color="auto"/>
               <w:left w:val="single" w:sz="4" w:space="0" w:color="auto"/>
@@ -3398,97 +1996,13 @@
                 <w:lang w:val="en-US"/>
               </w:rPr>
             </w:pPr>
-            <w:proofErr w:type="spellStart"/>
             <w:r>
               <w:rPr>
                 <w:sz w:val="22"/>
                 <w:szCs w:val="22"/>
                 <w:lang w:val="en-US"/>
               </w:rPr>
-              <w:t>Tải</w:t>
-            </w:r>
-            <w:proofErr w:type="spellEnd"/>
-            <w:r>
-              <w:rPr>
-                <w:sz w:val="22"/>
-                <w:szCs w:val="22"/>
-                <w:lang w:val="en-US"/>
-              </w:rPr>
-              <w:t xml:space="preserve"> </w:t>
-            </w:r>
-            <w:proofErr w:type="spellStart"/>
-            <w:proofErr w:type="gramStart"/>
-            <w:r>
-              <w:rPr>
-                <w:sz w:val="22"/>
-                <w:szCs w:val="22"/>
-                <w:lang w:val="en-US"/>
-              </w:rPr>
-              <w:t>trọng</w:t>
-            </w:r>
-            <w:proofErr w:type="spellEnd"/>
-            <w:r>
-              <w:rPr>
-                <w:sz w:val="22"/>
-                <w:szCs w:val="22"/>
-                <w:lang w:val="en-US"/>
-              </w:rPr>
-              <w:t>(</w:t>
-            </w:r>
-            <w:proofErr w:type="spellStart"/>
-            <w:proofErr w:type="gramEnd"/>
-            <w:r>
-              <w:rPr>
-                <w:sz w:val="22"/>
-                <w:szCs w:val="22"/>
-                <w:lang w:val="en-US"/>
-              </w:rPr>
-              <w:t>Sức</w:t>
-            </w:r>
-            <w:proofErr w:type="spellEnd"/>
-            <w:r>
-              <w:rPr>
-                <w:sz w:val="22"/>
-                <w:szCs w:val="22"/>
-                <w:lang w:val="en-US"/>
-              </w:rPr>
-              <w:t xml:space="preserve"> </w:t>
-            </w:r>
-            <w:proofErr w:type="spellStart"/>
-            <w:r>
-              <w:rPr>
-                <w:sz w:val="22"/>
-                <w:szCs w:val="22"/>
-                <w:lang w:val="en-US"/>
-              </w:rPr>
-              <w:t>Chứa</w:t>
-            </w:r>
-            <w:proofErr w:type="spellEnd"/>
-            <w:r>
-              <w:rPr>
-                <w:sz w:val="22"/>
-                <w:szCs w:val="22"/>
-                <w:lang w:val="en-US"/>
-              </w:rPr>
-              <w:t>): {{</w:t>
-            </w:r>
-            <w:proofErr w:type="spellStart"/>
-            <w:r>
-              <w:rPr>
-                <w:sz w:val="22"/>
-                <w:szCs w:val="22"/>
-                <w:lang w:val="en-US"/>
-              </w:rPr>
-              <w:t>gopTaiTrongSoCho</w:t>
-            </w:r>
-            <w:proofErr w:type="spellEnd"/>
-            <w:r>
-              <w:rPr>
-                <w:sz w:val="22"/>
-                <w:szCs w:val="22"/>
-                <w:lang w:val="en-US"/>
-              </w:rPr>
-              <w:t>}}</w:t>
+              <w:t>Tải trọng(Sức Chứa): {{gopTaiTrongSoCho}}</w:t>
             </w:r>
           </w:p>
         </w:tc>
@@ -3496,7 +2010,7 @@
       <w:tr>
         <w:tc>
           <w:tcPr>
-            <w:tcW w:w="3020" w:type="dxa"/>
+            <w:tcW w:w="3510" w:type="dxa"/>
             <w:tcBorders>
               <w:top w:val="single" w:sz="4" w:space="0" w:color="auto"/>
               <w:left w:val="single" w:sz="4" w:space="0" w:color="auto"/>
@@ -3514,41 +2028,13 @@
                 <w:lang w:val="en-US"/>
               </w:rPr>
             </w:pPr>
-            <w:proofErr w:type="spellStart"/>
             <w:r>
               <w:rPr>
                 <w:sz w:val="22"/>
                 <w:szCs w:val="22"/>
                 <w:lang w:val="en-US"/>
               </w:rPr>
-              <w:t>Số</w:t>
-            </w:r>
-            <w:proofErr w:type="spellEnd"/>
-            <w:r>
-              <w:rPr>
-                <w:sz w:val="22"/>
-                <w:szCs w:val="22"/>
-                <w:lang w:val="en-US"/>
-              </w:rPr>
-              <w:t xml:space="preserve"> </w:t>
-            </w:r>
-            <w:proofErr w:type="spellStart"/>
-            <w:r>
-              <w:rPr>
-                <w:sz w:val="22"/>
-                <w:szCs w:val="22"/>
-                <w:lang w:val="en-US"/>
-              </w:rPr>
-              <w:t>khung</w:t>
-            </w:r>
-            <w:proofErr w:type="spellEnd"/>
-            <w:r>
-              <w:rPr>
-                <w:sz w:val="22"/>
-                <w:szCs w:val="22"/>
-                <w:lang w:val="en-US"/>
-              </w:rPr>
-              <w:t>: {{</w:t>
+              <w:t>Số khung: {{</w:t>
             </w:r>
             <w:r>
               <w:rPr>
@@ -3576,7 +2062,7 @@
         </w:tc>
         <w:tc>
           <w:tcPr>
-            <w:tcW w:w="3021" w:type="dxa"/>
+            <w:tcW w:w="3402" w:type="dxa"/>
             <w:tcBorders>
               <w:top w:val="single" w:sz="4" w:space="0" w:color="auto"/>
               <w:left w:val="single" w:sz="4" w:space="0" w:color="auto"/>
@@ -3594,49 +2080,13 @@
                 <w:lang w:val="en-US"/>
               </w:rPr>
             </w:pPr>
-            <w:proofErr w:type="spellStart"/>
             <w:r>
               <w:rPr>
                 <w:sz w:val="22"/>
                 <w:szCs w:val="22"/>
                 <w:lang w:val="en-US"/>
               </w:rPr>
-              <w:t>Số</w:t>
-            </w:r>
-            <w:proofErr w:type="spellEnd"/>
-            <w:r>
-              <w:rPr>
-                <w:sz w:val="22"/>
-                <w:szCs w:val="22"/>
-                <w:lang w:val="en-US"/>
-              </w:rPr>
-              <w:t xml:space="preserve"> </w:t>
-            </w:r>
-            <w:proofErr w:type="spellStart"/>
-            <w:r>
-              <w:rPr>
-                <w:sz w:val="22"/>
-                <w:szCs w:val="22"/>
-                <w:lang w:val="en-US"/>
-              </w:rPr>
-              <w:t>máy</w:t>
-            </w:r>
-            <w:proofErr w:type="spellEnd"/>
-            <w:r>
-              <w:rPr>
-                <w:sz w:val="22"/>
-                <w:szCs w:val="22"/>
-                <w:lang w:val="en-US"/>
-              </w:rPr>
-              <w:t xml:space="preserve">: </w:t>
-            </w:r>
-            <w:r>
-              <w:rPr>
-                <w:sz w:val="22"/>
-                <w:szCs w:val="22"/>
-                <w:lang w:val="en-US"/>
-              </w:rPr>
-              <w:t>{{</w:t>
+              <w:t>Số máy: {{</w:t>
             </w:r>
             <w:r>
               <w:rPr>
@@ -3658,21 +2108,13 @@
                 <w:szCs w:val="22"/>
                 <w:lang w:val="en-US"/>
               </w:rPr>
-              <w:t>}</w:t>
-            </w:r>
-            <w:r>
-              <w:rPr>
-                <w:sz w:val="22"/>
-                <w:szCs w:val="22"/>
-                <w:lang w:val="en-US"/>
-              </w:rPr>
-              <w:t xml:space="preserve"> </w:t>
+              <w:t xml:space="preserve">} </w:t>
             </w:r>
           </w:p>
         </w:tc>
         <w:tc>
           <w:tcPr>
-            <w:tcW w:w="4557" w:type="dxa"/>
+            <w:tcW w:w="3686" w:type="dxa"/>
             <w:tcBorders>
               <w:top w:val="single" w:sz="4" w:space="0" w:color="auto"/>
               <w:left w:val="single" w:sz="4" w:space="0" w:color="auto"/>
@@ -3690,59 +2132,13 @@
                 <w:lang w:val="en-US"/>
               </w:rPr>
             </w:pPr>
-            <w:proofErr w:type="spellStart"/>
             <w:r>
               <w:rPr>
                 <w:sz w:val="22"/>
                 <w:szCs w:val="22"/>
                 <w:lang w:val="en-US"/>
               </w:rPr>
-              <w:t>Nước</w:t>
-            </w:r>
-            <w:proofErr w:type="spellEnd"/>
-            <w:r>
-              <w:rPr>
-                <w:sz w:val="22"/>
-                <w:szCs w:val="22"/>
-                <w:lang w:val="en-US"/>
-              </w:rPr>
-              <w:t xml:space="preserve"> sản </w:t>
-            </w:r>
-            <w:proofErr w:type="spellStart"/>
-            <w:r>
-              <w:rPr>
-                <w:sz w:val="22"/>
-                <w:szCs w:val="22"/>
-                <w:lang w:val="en-US"/>
-              </w:rPr>
-              <w:t>xuất</w:t>
-            </w:r>
-            <w:proofErr w:type="spellEnd"/>
-            <w:r>
-              <w:rPr>
-                <w:sz w:val="22"/>
-                <w:szCs w:val="22"/>
-                <w:lang w:val="en-US"/>
-              </w:rPr>
-              <w:t>: {{</w:t>
-            </w:r>
-            <w:proofErr w:type="spellStart"/>
-            <w:r>
-              <w:rPr>
-                <w:sz w:val="22"/>
-                <w:szCs w:val="22"/>
-                <w:lang w:val="en-US"/>
-              </w:rPr>
-              <w:t>nuocSX</w:t>
-            </w:r>
-            <w:proofErr w:type="spellEnd"/>
-            <w:r>
-              <w:rPr>
-                <w:sz w:val="22"/>
-                <w:szCs w:val="22"/>
-                <w:lang w:val="en-US"/>
-              </w:rPr>
-              <w:t>}}</w:t>
+              <w:t>Nước sản xuất: {{nuocSX}}</w:t>
             </w:r>
           </w:p>
         </w:tc>
@@ -3750,7 +2146,7 @@
       <w:tr>
         <w:tc>
           <w:tcPr>
-            <w:tcW w:w="3020" w:type="dxa"/>
+            <w:tcW w:w="3510" w:type="dxa"/>
             <w:tcBorders>
               <w:top w:val="single" w:sz="4" w:space="0" w:color="auto"/>
               <w:left w:val="single" w:sz="4" w:space="0" w:color="auto"/>
@@ -3768,65 +2164,19 @@
                 <w:lang w:val="en-US"/>
               </w:rPr>
             </w:pPr>
-            <w:proofErr w:type="spellStart"/>
             <w:r>
               <w:rPr>
                 <w:sz w:val="22"/>
                 <w:szCs w:val="22"/>
                 <w:lang w:val="en-US"/>
               </w:rPr>
-              <w:t>Năm</w:t>
-            </w:r>
-            <w:proofErr w:type="spellEnd"/>
-            <w:r>
-              <w:rPr>
-                <w:sz w:val="22"/>
-                <w:szCs w:val="22"/>
-                <w:lang w:val="en-US"/>
-              </w:rPr>
-              <w:t xml:space="preserve"> sản </w:t>
-            </w:r>
-            <w:proofErr w:type="spellStart"/>
-            <w:r>
-              <w:rPr>
-                <w:sz w:val="22"/>
-                <w:szCs w:val="22"/>
-                <w:lang w:val="en-US"/>
-              </w:rPr>
-              <w:t>xuất</w:t>
-            </w:r>
-            <w:proofErr w:type="spellEnd"/>
-            <w:r>
-              <w:rPr>
-                <w:sz w:val="22"/>
-                <w:szCs w:val="22"/>
-                <w:lang w:val="en-US"/>
-              </w:rPr>
-              <w:t>: {{</w:t>
-            </w:r>
-            <w:proofErr w:type="spellStart"/>
-            <w:r>
-              <w:rPr>
-                <w:sz w:val="22"/>
-                <w:szCs w:val="22"/>
-                <w:lang w:val="en-US"/>
-              </w:rPr>
-              <w:t>namSX</w:t>
-            </w:r>
-            <w:proofErr w:type="spellEnd"/>
-            <w:r>
-              <w:rPr>
-                <w:sz w:val="22"/>
-                <w:szCs w:val="22"/>
-                <w:lang w:val="en-US"/>
-              </w:rPr>
-              <w:t>}}</w:t>
+              <w:t>Năm sản xuất: {{namSX}}</w:t>
             </w:r>
           </w:p>
         </w:tc>
         <w:tc>
           <w:tcPr>
-            <w:tcW w:w="3021" w:type="dxa"/>
+            <w:tcW w:w="3402" w:type="dxa"/>
             <w:tcBorders>
               <w:top w:val="single" w:sz="4" w:space="0" w:color="auto"/>
               <w:left w:val="single" w:sz="4" w:space="0" w:color="auto"/>
@@ -3844,83 +2194,19 @@
                 <w:lang w:val="en-US"/>
               </w:rPr>
             </w:pPr>
-            <w:proofErr w:type="spellStart"/>
             <w:r>
               <w:rPr>
                 <w:sz w:val="22"/>
                 <w:szCs w:val="22"/>
                 <w:lang w:val="en-US"/>
               </w:rPr>
-              <w:t>Loại</w:t>
-            </w:r>
-            <w:proofErr w:type="spellEnd"/>
-            <w:r>
-              <w:rPr>
-                <w:sz w:val="22"/>
-                <w:szCs w:val="22"/>
-                <w:lang w:val="en-US"/>
-              </w:rPr>
-              <w:t xml:space="preserve"> </w:t>
-            </w:r>
-            <w:proofErr w:type="spellStart"/>
-            <w:r>
-              <w:rPr>
-                <w:sz w:val="22"/>
-                <w:szCs w:val="22"/>
-                <w:lang w:val="en-US"/>
-              </w:rPr>
-              <w:t>phương</w:t>
-            </w:r>
-            <w:proofErr w:type="spellEnd"/>
-            <w:r>
-              <w:rPr>
-                <w:sz w:val="22"/>
-                <w:szCs w:val="22"/>
-                <w:lang w:val="en-US"/>
-              </w:rPr>
-              <w:t xml:space="preserve"> </w:t>
-            </w:r>
-            <w:proofErr w:type="spellStart"/>
-            <w:r>
-              <w:rPr>
-                <w:sz w:val="22"/>
-                <w:szCs w:val="22"/>
-                <w:lang w:val="en-US"/>
-              </w:rPr>
-              <w:t>tiện</w:t>
-            </w:r>
-            <w:proofErr w:type="spellEnd"/>
-            <w:r>
-              <w:rPr>
-                <w:sz w:val="22"/>
-                <w:szCs w:val="22"/>
-                <w:lang w:val="en-US"/>
-              </w:rPr>
-              <w:t>: {{</w:t>
-            </w:r>
-            <w:proofErr w:type="spellStart"/>
-            <w:r>
-              <w:rPr>
-                <w:sz w:val="22"/>
-                <w:szCs w:val="22"/>
-                <w:lang w:val="en-US"/>
-              </w:rPr>
-              <w:t>loaiPhuongTien</w:t>
-            </w:r>
-            <w:proofErr w:type="spellEnd"/>
-            <w:r>
-              <w:rPr>
-                <w:sz w:val="22"/>
-                <w:szCs w:val="22"/>
-                <w:lang w:val="en-US"/>
-              </w:rPr>
-              <w:t>}}</w:t>
+              <w:t>Loại phương tiện: {{loaiPhuongTien}}</w:t>
             </w:r>
           </w:p>
         </w:tc>
         <w:tc>
           <w:tcPr>
-            <w:tcW w:w="4557" w:type="dxa"/>
+            <w:tcW w:w="3686" w:type="dxa"/>
             <w:tcBorders>
               <w:top w:val="single" w:sz="4" w:space="0" w:color="auto"/>
               <w:left w:val="single" w:sz="4" w:space="0" w:color="auto"/>
@@ -3938,86 +2224,13 @@
                 <w:lang w:val="en-US"/>
               </w:rPr>
             </w:pPr>
-            <w:proofErr w:type="spellStart"/>
             <w:r>
               <w:rPr>
                 <w:sz w:val="22"/>
                 <w:szCs w:val="22"/>
                 <w:lang w:val="en-US"/>
               </w:rPr>
-              <w:t>Loại</w:t>
-            </w:r>
-            <w:proofErr w:type="spellEnd"/>
-            <w:r>
-              <w:rPr>
-                <w:sz w:val="22"/>
-                <w:szCs w:val="22"/>
-                <w:lang w:val="en-US"/>
-              </w:rPr>
-              <w:t xml:space="preserve"> </w:t>
-            </w:r>
-            <w:proofErr w:type="spellStart"/>
-            <w:r>
-              <w:rPr>
-                <w:sz w:val="22"/>
-                <w:szCs w:val="22"/>
-                <w:lang w:val="en-US"/>
-              </w:rPr>
-              <w:t>hình</w:t>
-            </w:r>
-            <w:proofErr w:type="spellEnd"/>
-            <w:r>
-              <w:rPr>
-                <w:sz w:val="22"/>
-                <w:szCs w:val="22"/>
-                <w:lang w:val="en-US"/>
-              </w:rPr>
-              <w:t xml:space="preserve"> </w:t>
-            </w:r>
-            <w:proofErr w:type="spellStart"/>
-            <w:r>
-              <w:rPr>
-                <w:sz w:val="22"/>
-                <w:szCs w:val="22"/>
-                <w:lang w:val="en-US"/>
-              </w:rPr>
-              <w:t>vận</w:t>
-            </w:r>
-            <w:proofErr w:type="spellEnd"/>
-            <w:r>
-              <w:rPr>
-                <w:sz w:val="22"/>
-                <w:szCs w:val="22"/>
-                <w:lang w:val="en-US"/>
-              </w:rPr>
-              <w:t xml:space="preserve"> </w:t>
-            </w:r>
-            <w:proofErr w:type="spellStart"/>
-            <w:r>
-              <w:rPr>
-                <w:sz w:val="22"/>
-                <w:szCs w:val="22"/>
-                <w:lang w:val="en-US"/>
-              </w:rPr>
-              <w:t>tải</w:t>
-            </w:r>
-            <w:proofErr w:type="spellEnd"/>
-            <w:r>
-              <w:rPr>
-                <w:sz w:val="22"/>
-                <w:szCs w:val="22"/>
-                <w:lang w:val="en-US"/>
-              </w:rPr>
-              <w:t xml:space="preserve">: </w:t>
-            </w:r>
-            <w:proofErr w:type="gramStart"/>
-            <w:r>
-              <w:rPr>
-                <w:sz w:val="22"/>
-                <w:szCs w:val="22"/>
-                <w:lang w:val="en-US"/>
-              </w:rPr>
-              <w:t>{{</w:t>
+              <w:t>Loại hình vận tải: {{</w:t>
             </w:r>
             <w:r>
               <w:rPr>
@@ -4034,7 +2247,6 @@
               </w:rPr>
               <w:t>loaiHinhVanTai</w:t>
             </w:r>
-            <w:proofErr w:type="gramEnd"/>
             <w:r>
               <w:rPr>
                 <w:sz w:val="22"/>
@@ -4102,7 +2314,6 @@
           <w:lang w:val="en-US"/>
         </w:rPr>
       </w:pPr>
-      <w:proofErr w:type="spellStart"/>
       <w:r>
         <w:rPr>
           <w:b/>
@@ -4112,91 +2323,7 @@
           <w:u w:val="single"/>
           <w:lang w:val="en-US"/>
         </w:rPr>
-        <w:t>Điều</w:t>
-      </w:r>
-      <w:proofErr w:type="spellEnd"/>
-      <w:r>
-        <w:rPr>
-          <w:b/>
-          <w:bCs/>
-          <w:sz w:val="22"/>
-          <w:szCs w:val="22"/>
-          <w:u w:val="single"/>
-          <w:lang w:val="en-US"/>
-        </w:rPr>
-        <w:t xml:space="preserve"> 1: </w:t>
-      </w:r>
-      <w:proofErr w:type="spellStart"/>
-      <w:r>
-        <w:rPr>
-          <w:b/>
-          <w:bCs/>
-          <w:sz w:val="22"/>
-          <w:szCs w:val="22"/>
-          <w:u w:val="single"/>
-          <w:lang w:val="en-US"/>
-        </w:rPr>
-        <w:t>Nội</w:t>
-      </w:r>
-      <w:proofErr w:type="spellEnd"/>
-      <w:r>
-        <w:rPr>
-          <w:b/>
-          <w:bCs/>
-          <w:sz w:val="22"/>
-          <w:szCs w:val="22"/>
-          <w:u w:val="single"/>
-          <w:lang w:val="en-US"/>
-        </w:rPr>
-        <w:t xml:space="preserve"> dung sản phẩm </w:t>
-      </w:r>
-      <w:proofErr w:type="spellStart"/>
-      <w:r>
-        <w:rPr>
-          <w:b/>
-          <w:bCs/>
-          <w:sz w:val="22"/>
-          <w:szCs w:val="22"/>
-          <w:u w:val="single"/>
-          <w:lang w:val="en-US"/>
-        </w:rPr>
-        <w:t>dịch</w:t>
-      </w:r>
-      <w:proofErr w:type="spellEnd"/>
-      <w:r>
-        <w:rPr>
-          <w:b/>
-          <w:bCs/>
-          <w:sz w:val="22"/>
-          <w:szCs w:val="22"/>
-          <w:u w:val="single"/>
-          <w:lang w:val="en-US"/>
-        </w:rPr>
-        <w:t xml:space="preserve"> </w:t>
-      </w:r>
-      <w:proofErr w:type="spellStart"/>
-      <w:r>
-        <w:rPr>
-          <w:b/>
-          <w:bCs/>
-          <w:sz w:val="22"/>
-          <w:szCs w:val="22"/>
-          <w:u w:val="single"/>
-          <w:lang w:val="en-US"/>
-        </w:rPr>
-        <w:t>vụ</w:t>
-      </w:r>
-      <w:proofErr w:type="spellEnd"/>
-      <w:r>
-        <w:rPr>
-          <w:b/>
-          <w:bCs/>
-          <w:sz w:val="22"/>
-          <w:szCs w:val="22"/>
-          <w:u w:val="single"/>
-          <w:lang w:val="en-US"/>
-        </w:rPr>
-        <w:t>:</w:t>
+        <w:t>Điều 1: Nội dung sản phẩm dịch vụ:</w:t>
       </w:r>
     </w:p>
     <w:p>
@@ -5731,7 +3858,6 @@
           <w:lang w:val="en-US"/>
         </w:rPr>
       </w:pPr>
-      <w:proofErr w:type="spellStart"/>
       <w:r>
         <w:rPr>
           <w:b/>
@@ -5741,211 +3867,8 @@
           <w:u w:val="single"/>
           <w:lang w:val="en-US"/>
         </w:rPr>
-        <w:t>Điều</w:t>
-      </w:r>
-      <w:proofErr w:type="spellEnd"/>
-      <w:r>
-        <w:rPr>
-          <w:b/>
-          <w:bCs/>
-          <w:sz w:val="22"/>
-          <w:szCs w:val="22"/>
-          <w:u w:val="single"/>
-          <w:lang w:val="en-US"/>
-        </w:rPr>
-        <w:t xml:space="preserve"> 3: </w:t>
-      </w:r>
-      <w:proofErr w:type="spellStart"/>
-      <w:r>
-        <w:rPr>
-          <w:b/>
-          <w:bCs/>
-          <w:sz w:val="22"/>
-          <w:szCs w:val="22"/>
-          <w:u w:val="single"/>
-          <w:lang w:val="en-US"/>
-        </w:rPr>
-        <w:t>Trách</w:t>
-      </w:r>
-      <w:proofErr w:type="spellEnd"/>
-      <w:r>
-        <w:rPr>
-          <w:b/>
-          <w:bCs/>
-          <w:sz w:val="22"/>
-          <w:szCs w:val="22"/>
-          <w:u w:val="single"/>
-          <w:lang w:val="en-US"/>
-        </w:rPr>
-        <w:t xml:space="preserve"> </w:t>
-      </w:r>
-      <w:proofErr w:type="spellStart"/>
-      <w:r>
-        <w:rPr>
-          <w:b/>
-          <w:bCs/>
-          <w:sz w:val="22"/>
-          <w:szCs w:val="22"/>
-          <w:u w:val="single"/>
-          <w:lang w:val="en-US"/>
-        </w:rPr>
-        <w:t>nhiệm</w:t>
-      </w:r>
-      <w:proofErr w:type="spellEnd"/>
-      <w:r>
-        <w:rPr>
-          <w:b/>
-          <w:bCs/>
-          <w:sz w:val="22"/>
-          <w:szCs w:val="22"/>
-          <w:u w:val="single"/>
-          <w:lang w:val="en-US"/>
-        </w:rPr>
-        <w:t xml:space="preserve"> </w:t>
-      </w:r>
-      <w:proofErr w:type="spellStart"/>
-      <w:r>
-        <w:rPr>
-          <w:b/>
-          <w:bCs/>
-          <w:sz w:val="22"/>
-          <w:szCs w:val="22"/>
-          <w:u w:val="single"/>
-          <w:lang w:val="en-US"/>
-        </w:rPr>
-        <w:t>và</w:t>
-      </w:r>
-      <w:proofErr w:type="spellEnd"/>
-      <w:r>
-        <w:rPr>
-          <w:b/>
-          <w:bCs/>
-          <w:sz w:val="22"/>
-          <w:szCs w:val="22"/>
-          <w:u w:val="single"/>
-          <w:lang w:val="en-US"/>
-        </w:rPr>
-        <w:t xml:space="preserve"> </w:t>
-      </w:r>
-      <w:proofErr w:type="spellStart"/>
-      <w:r>
-        <w:rPr>
-          <w:b/>
-          <w:bCs/>
-          <w:sz w:val="22"/>
-          <w:szCs w:val="22"/>
-          <w:u w:val="single"/>
-          <w:lang w:val="en-US"/>
-        </w:rPr>
-        <w:t>quyền</w:t>
-      </w:r>
-      <w:proofErr w:type="spellEnd"/>
-      <w:r>
-        <w:rPr>
-          <w:b/>
-          <w:bCs/>
-          <w:sz w:val="22"/>
-          <w:szCs w:val="22"/>
-          <w:u w:val="single"/>
-          <w:lang w:val="en-US"/>
-        </w:rPr>
-        <w:t xml:space="preserve"> </w:t>
-      </w:r>
-      <w:proofErr w:type="spellStart"/>
-      <w:r>
-        <w:rPr>
-          <w:b/>
-          <w:bCs/>
-          <w:sz w:val="22"/>
-          <w:szCs w:val="22"/>
-          <w:u w:val="single"/>
-          <w:lang w:val="en-US"/>
-        </w:rPr>
-        <w:t>hạn</w:t>
-      </w:r>
-      <w:proofErr w:type="spellEnd"/>
-      <w:r>
-        <w:rPr>
-          <w:b/>
-          <w:bCs/>
-          <w:sz w:val="22"/>
-          <w:szCs w:val="22"/>
-          <w:u w:val="single"/>
-          <w:lang w:val="en-US"/>
-        </w:rPr>
-        <w:t xml:space="preserve"> </w:t>
-      </w:r>
-      <w:proofErr w:type="spellStart"/>
-      <w:r>
-        <w:rPr>
-          <w:b/>
-          <w:bCs/>
-          <w:sz w:val="22"/>
-          <w:szCs w:val="22"/>
-          <w:u w:val="single"/>
-          <w:lang w:val="en-US"/>
-        </w:rPr>
-        <w:t>của</w:t>
-      </w:r>
-      <w:proofErr w:type="spellEnd"/>
-      <w:r>
-        <w:rPr>
-          <w:b/>
-          <w:bCs/>
-          <w:sz w:val="22"/>
-          <w:szCs w:val="22"/>
-          <w:u w:val="single"/>
-          <w:lang w:val="en-US"/>
-        </w:rPr>
-        <w:t xml:space="preserve"> </w:t>
-      </w:r>
-      <w:proofErr w:type="spellStart"/>
-      <w:r>
-        <w:rPr>
-          <w:b/>
-          <w:bCs/>
-          <w:sz w:val="22"/>
-          <w:szCs w:val="22"/>
-          <w:u w:val="single"/>
-          <w:lang w:val="en-US"/>
-        </w:rPr>
-        <w:t>các</w:t>
-      </w:r>
-      <w:proofErr w:type="spellEnd"/>
-      <w:r>
-        <w:rPr>
-          <w:b/>
-          <w:bCs/>
-          <w:sz w:val="22"/>
-          <w:szCs w:val="22"/>
-          <w:u w:val="single"/>
-          <w:lang w:val="en-US"/>
-        </w:rPr>
-        <w:t xml:space="preserve"> </w:t>
-      </w:r>
-      <w:proofErr w:type="spellStart"/>
-      <w:r>
-        <w:rPr>
-          <w:b/>
-          <w:bCs/>
-          <w:sz w:val="22"/>
-          <w:szCs w:val="22"/>
-          <w:u w:val="single"/>
-          <w:lang w:val="en-US"/>
-        </w:rPr>
-        <w:t>bên</w:t>
-      </w:r>
-      <w:proofErr w:type="spellEnd"/>
-      <w:r>
-        <w:rPr>
-          <w:b/>
-          <w:bCs/>
-          <w:sz w:val="22"/>
-          <w:szCs w:val="22"/>
-          <w:u w:val="single"/>
-          <w:lang w:val="en-US"/>
-        </w:rPr>
-        <w:t>:</w:t>
+        <w:lastRenderedPageBreak/>
+        <w:t>Điều 3: Trách nhiệm và quyền hạn của các bên:</w:t>
       </w:r>
     </w:p>
     <w:p>
@@ -5968,7 +3891,6 @@
         <w:rPr>
           <w:b/>
         </w:rPr>
-        <w:lastRenderedPageBreak/>
         <w:t>Trách</w:t>
       </w:r>
       <w:r>
@@ -6090,38 +4012,7 @@
           <w:lang w:val="en-US"/>
         </w:rPr>
         <w:tab/>
-      </w:r>
-      <w:proofErr w:type="spellStart"/>
-      <w:r>
-        <w:rPr>
-          <w:b/>
-          <w:lang w:val="en-US"/>
-        </w:rPr>
-        <w:t>Trách</w:t>
-      </w:r>
-      <w:proofErr w:type="spellEnd"/>
-      <w:r>
-        <w:rPr>
-          <w:b/>
-          <w:lang w:val="en-US"/>
-        </w:rPr>
-        <w:t xml:space="preserve"> </w:t>
-      </w:r>
-      <w:proofErr w:type="spellStart"/>
-      <w:r>
-        <w:rPr>
-          <w:b/>
-          <w:lang w:val="en-US"/>
-        </w:rPr>
-        <w:t>nhiệm</w:t>
-      </w:r>
-      <w:proofErr w:type="spellEnd"/>
-      <w:r>
-        <w:rPr>
-          <w:b/>
-          <w:lang w:val="en-US"/>
-        </w:rPr>
-        <w:t>:</w:t>
+        <w:t>Trách nhiệm:</w:t>
       </w:r>
     </w:p>
     <w:p>
@@ -6150,255 +4041,7 @@
           <w:lang w:val="en-US"/>
         </w:rPr>
         <w:tab/>
-      </w:r>
-      <w:proofErr w:type="spellStart"/>
-      <w:r>
-        <w:rPr>
-          <w:bCs/>
-          <w:lang w:val="en-US"/>
-        </w:rPr>
-        <w:t>Bên</w:t>
-      </w:r>
-      <w:proofErr w:type="spellEnd"/>
-      <w:r>
-        <w:rPr>
-          <w:bCs/>
-          <w:lang w:val="en-US"/>
-        </w:rPr>
-        <w:t xml:space="preserve"> A </w:t>
-      </w:r>
-      <w:proofErr w:type="spellStart"/>
-      <w:r>
-        <w:rPr>
-          <w:bCs/>
-          <w:lang w:val="en-US"/>
-        </w:rPr>
-        <w:t>có</w:t>
-      </w:r>
-      <w:proofErr w:type="spellEnd"/>
-      <w:r>
-        <w:rPr>
-          <w:bCs/>
-          <w:lang w:val="en-US"/>
-        </w:rPr>
-        <w:t xml:space="preserve"> </w:t>
-      </w:r>
-      <w:proofErr w:type="spellStart"/>
-      <w:r>
-        <w:rPr>
-          <w:bCs/>
-          <w:lang w:val="en-US"/>
-        </w:rPr>
-        <w:t>trách</w:t>
-      </w:r>
-      <w:proofErr w:type="spellEnd"/>
-      <w:r>
-        <w:rPr>
-          <w:bCs/>
-          <w:lang w:val="en-US"/>
-        </w:rPr>
-        <w:t xml:space="preserve"> </w:t>
-      </w:r>
-      <w:proofErr w:type="spellStart"/>
-      <w:r>
-        <w:rPr>
-          <w:bCs/>
-          <w:lang w:val="en-US"/>
-        </w:rPr>
-        <w:t>nhiệm</w:t>
-      </w:r>
-      <w:proofErr w:type="spellEnd"/>
-      <w:r>
-        <w:rPr>
-          <w:bCs/>
-          <w:lang w:val="en-US"/>
-        </w:rPr>
-        <w:t xml:space="preserve"> </w:t>
-      </w:r>
-      <w:proofErr w:type="spellStart"/>
-      <w:r>
-        <w:rPr>
-          <w:bCs/>
-          <w:lang w:val="en-US"/>
-        </w:rPr>
-        <w:t>hỗ</w:t>
-      </w:r>
-      <w:proofErr w:type="spellEnd"/>
-      <w:r>
-        <w:rPr>
-          <w:bCs/>
-          <w:lang w:val="en-US"/>
-        </w:rPr>
-        <w:t xml:space="preserve"> </w:t>
-      </w:r>
-      <w:proofErr w:type="spellStart"/>
-      <w:r>
-        <w:rPr>
-          <w:bCs/>
-          <w:lang w:val="en-US"/>
-        </w:rPr>
-        <w:t>trợ</w:t>
-      </w:r>
-      <w:proofErr w:type="spellEnd"/>
-      <w:r>
-        <w:rPr>
-          <w:bCs/>
-          <w:lang w:val="en-US"/>
-        </w:rPr>
-        <w:t xml:space="preserve"> </w:t>
-      </w:r>
-      <w:proofErr w:type="spellStart"/>
-      <w:r>
-        <w:rPr>
-          <w:bCs/>
-          <w:lang w:val="en-US"/>
-        </w:rPr>
-        <w:t>cung</w:t>
-      </w:r>
-      <w:proofErr w:type="spellEnd"/>
-      <w:r>
-        <w:rPr>
-          <w:bCs/>
-          <w:lang w:val="en-US"/>
-        </w:rPr>
-        <w:t xml:space="preserve"> </w:t>
-      </w:r>
-      <w:proofErr w:type="spellStart"/>
-      <w:r>
-        <w:rPr>
-          <w:bCs/>
-          <w:lang w:val="en-US"/>
-        </w:rPr>
-        <w:t>ứng</w:t>
-      </w:r>
-      <w:proofErr w:type="spellEnd"/>
-      <w:r>
-        <w:rPr>
-          <w:bCs/>
-          <w:lang w:val="en-US"/>
-        </w:rPr>
-        <w:t xml:space="preserve"> </w:t>
-      </w:r>
-      <w:proofErr w:type="spellStart"/>
-      <w:r>
-        <w:rPr>
-          <w:bCs/>
-          <w:lang w:val="en-US"/>
-        </w:rPr>
-        <w:t>nguồn</w:t>
-      </w:r>
-      <w:proofErr w:type="spellEnd"/>
-      <w:r>
-        <w:rPr>
-          <w:bCs/>
-          <w:lang w:val="en-US"/>
-        </w:rPr>
-        <w:t xml:space="preserve"> khách, </w:t>
-      </w:r>
-      <w:proofErr w:type="spellStart"/>
-      <w:r>
-        <w:rPr>
-          <w:bCs/>
-          <w:lang w:val="en-US"/>
-        </w:rPr>
-        <w:t>nguồn</w:t>
-      </w:r>
-      <w:proofErr w:type="spellEnd"/>
-      <w:r>
-        <w:rPr>
-          <w:bCs/>
-          <w:lang w:val="en-US"/>
-        </w:rPr>
-        <w:t xml:space="preserve"> hàng… </w:t>
-      </w:r>
-      <w:proofErr w:type="spellStart"/>
-      <w:r>
-        <w:rPr>
-          <w:bCs/>
-          <w:lang w:val="en-US"/>
-        </w:rPr>
-        <w:t>cho</w:t>
-      </w:r>
-      <w:proofErr w:type="spellEnd"/>
-      <w:r>
-        <w:rPr>
-          <w:bCs/>
-          <w:lang w:val="en-US"/>
-        </w:rPr>
-        <w:t xml:space="preserve"> </w:t>
-      </w:r>
-      <w:proofErr w:type="spellStart"/>
-      <w:r>
-        <w:rPr>
-          <w:bCs/>
-          <w:lang w:val="en-US"/>
-        </w:rPr>
-        <w:t>thành</w:t>
-      </w:r>
-      <w:proofErr w:type="spellEnd"/>
-      <w:r>
-        <w:rPr>
-          <w:bCs/>
-          <w:lang w:val="en-US"/>
-        </w:rPr>
-        <w:t xml:space="preserve"> </w:t>
-      </w:r>
-      <w:proofErr w:type="spellStart"/>
-      <w:r>
-        <w:rPr>
-          <w:bCs/>
-          <w:lang w:val="en-US"/>
-        </w:rPr>
-        <w:t>viên</w:t>
-      </w:r>
-      <w:proofErr w:type="spellEnd"/>
-      <w:r>
-        <w:rPr>
-          <w:bCs/>
-          <w:lang w:val="en-US"/>
-        </w:rPr>
-        <w:t xml:space="preserve"> </w:t>
-      </w:r>
-      <w:proofErr w:type="gramStart"/>
-      <w:r>
-        <w:rPr>
-          <w:bCs/>
-          <w:lang w:val="en-US"/>
-        </w:rPr>
-        <w:t xml:space="preserve">( </w:t>
-      </w:r>
-      <w:proofErr w:type="spellStart"/>
-      <w:r>
-        <w:rPr>
-          <w:bCs/>
-          <w:lang w:val="en-US"/>
-        </w:rPr>
-        <w:t>nếu</w:t>
-      </w:r>
-      <w:proofErr w:type="spellEnd"/>
-      <w:proofErr w:type="gramEnd"/>
-      <w:r>
-        <w:rPr>
-          <w:bCs/>
-          <w:lang w:val="en-US"/>
-        </w:rPr>
-        <w:t xml:space="preserve"> </w:t>
-      </w:r>
-      <w:proofErr w:type="spellStart"/>
-      <w:r>
-        <w:rPr>
-          <w:bCs/>
-          <w:lang w:val="en-US"/>
-        </w:rPr>
-        <w:t>có</w:t>
-      </w:r>
-      <w:proofErr w:type="spellEnd"/>
-      <w:r>
-        <w:rPr>
-          <w:bCs/>
-          <w:lang w:val="en-US"/>
-        </w:rPr>
-        <w:t xml:space="preserve"> )</w:t>
+        <w:t>Bên A có trách nhiệm hỗ trợ cung ứng nguồn khách, nguồn hàng… cho thành viên ( nếu có )</w:t>
       </w:r>
     </w:p>
     <w:p>
@@ -6427,432 +4070,7 @@
           <w:lang w:val="en-US"/>
         </w:rPr>
         <w:tab/>
-        <w:t xml:space="preserve">Thông </w:t>
-      </w:r>
-      <w:proofErr w:type="spellStart"/>
-      <w:r>
-        <w:rPr>
-          <w:bCs/>
-          <w:lang w:val="en-US"/>
-        </w:rPr>
-        <w:t>báo</w:t>
-      </w:r>
-      <w:proofErr w:type="spellEnd"/>
-      <w:r>
-        <w:rPr>
-          <w:bCs/>
-          <w:lang w:val="en-US"/>
-        </w:rPr>
-        <w:t xml:space="preserve"> </w:t>
-      </w:r>
-      <w:proofErr w:type="spellStart"/>
-      <w:r>
-        <w:rPr>
-          <w:bCs/>
-          <w:lang w:val="en-US"/>
-        </w:rPr>
-        <w:t>kịp</w:t>
-      </w:r>
-      <w:proofErr w:type="spellEnd"/>
-      <w:r>
-        <w:rPr>
-          <w:bCs/>
-          <w:lang w:val="en-US"/>
-        </w:rPr>
-        <w:t xml:space="preserve"> </w:t>
-      </w:r>
-      <w:proofErr w:type="spellStart"/>
-      <w:r>
-        <w:rPr>
-          <w:bCs/>
-          <w:lang w:val="en-US"/>
-        </w:rPr>
-        <w:t>thời</w:t>
-      </w:r>
-      <w:proofErr w:type="spellEnd"/>
-      <w:r>
-        <w:rPr>
-          <w:bCs/>
-          <w:lang w:val="en-US"/>
-        </w:rPr>
-        <w:t xml:space="preserve"> </w:t>
-      </w:r>
-      <w:proofErr w:type="spellStart"/>
-      <w:r>
-        <w:rPr>
-          <w:bCs/>
-          <w:lang w:val="en-US"/>
-        </w:rPr>
-        <w:t>cho</w:t>
-      </w:r>
-      <w:proofErr w:type="spellEnd"/>
-      <w:r>
-        <w:rPr>
-          <w:bCs/>
-          <w:lang w:val="en-US"/>
-        </w:rPr>
-        <w:t xml:space="preserve"> </w:t>
-      </w:r>
-      <w:proofErr w:type="spellStart"/>
-      <w:r>
-        <w:rPr>
-          <w:bCs/>
-          <w:lang w:val="en-US"/>
-        </w:rPr>
-        <w:t>Bên</w:t>
-      </w:r>
-      <w:proofErr w:type="spellEnd"/>
-      <w:r>
-        <w:rPr>
-          <w:bCs/>
-          <w:lang w:val="en-US"/>
-        </w:rPr>
-        <w:t xml:space="preserve"> B </w:t>
-      </w:r>
-      <w:proofErr w:type="spellStart"/>
-      <w:r>
-        <w:rPr>
-          <w:bCs/>
-          <w:lang w:val="en-US"/>
-        </w:rPr>
-        <w:t>về</w:t>
-      </w:r>
-      <w:proofErr w:type="spellEnd"/>
-      <w:r>
-        <w:rPr>
-          <w:bCs/>
-          <w:lang w:val="en-US"/>
-        </w:rPr>
-        <w:t xml:space="preserve"> </w:t>
-      </w:r>
-      <w:proofErr w:type="spellStart"/>
-      <w:r>
-        <w:rPr>
-          <w:bCs/>
-          <w:lang w:val="en-US"/>
-        </w:rPr>
-        <w:t>nguồn</w:t>
-      </w:r>
-      <w:proofErr w:type="spellEnd"/>
-      <w:r>
-        <w:rPr>
-          <w:bCs/>
-          <w:lang w:val="en-US"/>
-        </w:rPr>
-        <w:t xml:space="preserve"> khách, </w:t>
-      </w:r>
-      <w:proofErr w:type="spellStart"/>
-      <w:r>
-        <w:rPr>
-          <w:bCs/>
-          <w:lang w:val="en-US"/>
-        </w:rPr>
-        <w:t>nguồn</w:t>
-      </w:r>
-      <w:proofErr w:type="spellEnd"/>
-      <w:r>
-        <w:rPr>
-          <w:bCs/>
-          <w:lang w:val="en-US"/>
-        </w:rPr>
-        <w:t xml:space="preserve"> hàng… </w:t>
-      </w:r>
-      <w:proofErr w:type="spellStart"/>
-      <w:r>
-        <w:rPr>
-          <w:bCs/>
-          <w:lang w:val="en-US"/>
-        </w:rPr>
-        <w:t>nếu</w:t>
-      </w:r>
-      <w:proofErr w:type="spellEnd"/>
-      <w:r>
-        <w:rPr>
-          <w:bCs/>
-          <w:lang w:val="en-US"/>
-        </w:rPr>
-        <w:t xml:space="preserve"> </w:t>
-      </w:r>
-      <w:proofErr w:type="spellStart"/>
-      <w:r>
-        <w:rPr>
-          <w:bCs/>
-          <w:lang w:val="en-US"/>
-        </w:rPr>
-        <w:t>có</w:t>
-      </w:r>
-      <w:proofErr w:type="spellEnd"/>
-      <w:r>
-        <w:rPr>
-          <w:bCs/>
-          <w:lang w:val="en-US"/>
-        </w:rPr>
-        <w:t xml:space="preserve"> sự </w:t>
-      </w:r>
-      <w:proofErr w:type="spellStart"/>
-      <w:r>
-        <w:rPr>
-          <w:bCs/>
-          <w:lang w:val="en-US"/>
-        </w:rPr>
-        <w:t>thay</w:t>
-      </w:r>
-      <w:proofErr w:type="spellEnd"/>
-      <w:r>
-        <w:rPr>
-          <w:bCs/>
-          <w:lang w:val="en-US"/>
-        </w:rPr>
-        <w:t xml:space="preserve"> </w:t>
-      </w:r>
-      <w:proofErr w:type="spellStart"/>
-      <w:r>
-        <w:rPr>
-          <w:bCs/>
-          <w:lang w:val="en-US"/>
-        </w:rPr>
-        <w:t>đổi</w:t>
-      </w:r>
-      <w:proofErr w:type="spellEnd"/>
-      <w:r>
-        <w:rPr>
-          <w:bCs/>
-          <w:lang w:val="en-US"/>
-        </w:rPr>
-        <w:t xml:space="preserve"> </w:t>
-      </w:r>
-      <w:proofErr w:type="spellStart"/>
-      <w:r>
-        <w:rPr>
-          <w:bCs/>
-          <w:lang w:val="en-US"/>
-        </w:rPr>
-        <w:t>về</w:t>
-      </w:r>
-      <w:proofErr w:type="spellEnd"/>
-      <w:r>
-        <w:rPr>
-          <w:bCs/>
-          <w:lang w:val="en-US"/>
-        </w:rPr>
-        <w:t xml:space="preserve"> </w:t>
-      </w:r>
-      <w:proofErr w:type="spellStart"/>
-      <w:r>
-        <w:rPr>
-          <w:bCs/>
-          <w:lang w:val="en-US"/>
-        </w:rPr>
-        <w:t>thời</w:t>
-      </w:r>
-      <w:proofErr w:type="spellEnd"/>
-      <w:r>
-        <w:rPr>
-          <w:bCs/>
-          <w:lang w:val="en-US"/>
-        </w:rPr>
-        <w:t xml:space="preserve"> </w:t>
-      </w:r>
-      <w:proofErr w:type="spellStart"/>
-      <w:r>
-        <w:rPr>
-          <w:bCs/>
-          <w:lang w:val="en-US"/>
-        </w:rPr>
-        <w:t>gian</w:t>
-      </w:r>
-      <w:proofErr w:type="spellEnd"/>
-      <w:r>
-        <w:rPr>
-          <w:bCs/>
-          <w:lang w:val="en-US"/>
-        </w:rPr>
-        <w:t xml:space="preserve">, </w:t>
-      </w:r>
-      <w:proofErr w:type="spellStart"/>
-      <w:r>
-        <w:rPr>
-          <w:bCs/>
-          <w:lang w:val="en-US"/>
-        </w:rPr>
-        <w:t>lộ</w:t>
-      </w:r>
-      <w:proofErr w:type="spellEnd"/>
-      <w:r>
-        <w:rPr>
-          <w:bCs/>
-          <w:lang w:val="en-US"/>
-        </w:rPr>
-        <w:t xml:space="preserve"> </w:t>
-      </w:r>
-      <w:proofErr w:type="spellStart"/>
-      <w:r>
-        <w:rPr>
-          <w:bCs/>
-          <w:lang w:val="en-US"/>
-        </w:rPr>
-        <w:t>trình</w:t>
-      </w:r>
-      <w:proofErr w:type="spellEnd"/>
-      <w:r>
-        <w:rPr>
-          <w:bCs/>
-          <w:lang w:val="en-US"/>
-        </w:rPr>
-        <w:t xml:space="preserve">, </w:t>
-      </w:r>
-      <w:proofErr w:type="spellStart"/>
-      <w:r>
-        <w:rPr>
-          <w:bCs/>
-          <w:lang w:val="en-US"/>
-        </w:rPr>
-        <w:t>giá</w:t>
-      </w:r>
-      <w:proofErr w:type="spellEnd"/>
-      <w:r>
-        <w:rPr>
-          <w:bCs/>
-          <w:lang w:val="en-US"/>
-        </w:rPr>
-        <w:t xml:space="preserve"> </w:t>
-      </w:r>
-      <w:proofErr w:type="spellStart"/>
-      <w:r>
-        <w:rPr>
-          <w:bCs/>
-          <w:lang w:val="en-US"/>
-        </w:rPr>
-        <w:t>cả</w:t>
-      </w:r>
-      <w:proofErr w:type="spellEnd"/>
-      <w:r>
-        <w:rPr>
-          <w:bCs/>
-          <w:lang w:val="en-US"/>
-        </w:rPr>
-        <w:t xml:space="preserve"> </w:t>
-      </w:r>
-      <w:proofErr w:type="spellStart"/>
-      <w:r>
-        <w:rPr>
-          <w:bCs/>
-          <w:lang w:val="en-US"/>
-        </w:rPr>
-        <w:t>và</w:t>
-      </w:r>
-      <w:proofErr w:type="spellEnd"/>
-      <w:r>
-        <w:rPr>
-          <w:bCs/>
-          <w:lang w:val="en-US"/>
-        </w:rPr>
-        <w:t xml:space="preserve"> </w:t>
-      </w:r>
-      <w:proofErr w:type="spellStart"/>
-      <w:r>
-        <w:rPr>
-          <w:bCs/>
-          <w:lang w:val="en-US"/>
-        </w:rPr>
-        <w:t>các</w:t>
-      </w:r>
-      <w:proofErr w:type="spellEnd"/>
-      <w:r>
-        <w:rPr>
-          <w:bCs/>
-          <w:lang w:val="en-US"/>
-        </w:rPr>
-        <w:t xml:space="preserve"> </w:t>
-      </w:r>
-      <w:proofErr w:type="spellStart"/>
-      <w:r>
-        <w:rPr>
-          <w:bCs/>
-          <w:lang w:val="en-US"/>
-        </w:rPr>
-        <w:t>yêu</w:t>
-      </w:r>
-      <w:proofErr w:type="spellEnd"/>
-      <w:r>
-        <w:rPr>
-          <w:bCs/>
-          <w:lang w:val="en-US"/>
-        </w:rPr>
-        <w:t xml:space="preserve"> </w:t>
-      </w:r>
-      <w:proofErr w:type="spellStart"/>
-      <w:r>
-        <w:rPr>
-          <w:bCs/>
-          <w:lang w:val="en-US"/>
-        </w:rPr>
-        <w:t>cầu</w:t>
-      </w:r>
-      <w:proofErr w:type="spellEnd"/>
-      <w:r>
-        <w:rPr>
-          <w:bCs/>
-          <w:lang w:val="en-US"/>
-        </w:rPr>
-        <w:t xml:space="preserve"> </w:t>
-      </w:r>
-      <w:proofErr w:type="spellStart"/>
-      <w:r>
-        <w:rPr>
-          <w:bCs/>
-          <w:lang w:val="en-US"/>
-        </w:rPr>
-        <w:t>khác</w:t>
-      </w:r>
-      <w:proofErr w:type="spellEnd"/>
-      <w:r>
-        <w:rPr>
-          <w:bCs/>
-          <w:lang w:val="en-US"/>
-        </w:rPr>
-        <w:t xml:space="preserve"> </w:t>
-      </w:r>
-      <w:proofErr w:type="gramStart"/>
-      <w:r>
-        <w:rPr>
-          <w:bCs/>
-          <w:lang w:val="en-US"/>
-        </w:rPr>
-        <w:t xml:space="preserve">( </w:t>
-      </w:r>
-      <w:proofErr w:type="spellStart"/>
-      <w:r>
-        <w:rPr>
-          <w:bCs/>
-          <w:lang w:val="en-US"/>
-        </w:rPr>
-        <w:t>nếu</w:t>
-      </w:r>
-      <w:proofErr w:type="spellEnd"/>
-      <w:proofErr w:type="gramEnd"/>
-      <w:r>
-        <w:rPr>
-          <w:bCs/>
-          <w:lang w:val="en-US"/>
-        </w:rPr>
-        <w:t xml:space="preserve"> </w:t>
-      </w:r>
-      <w:proofErr w:type="spellStart"/>
-      <w:r>
-        <w:rPr>
-          <w:bCs/>
-          <w:lang w:val="en-US"/>
-        </w:rPr>
-        <w:t>có</w:t>
-      </w:r>
-      <w:proofErr w:type="spellEnd"/>
-      <w:r>
-        <w:rPr>
-          <w:bCs/>
-          <w:lang w:val="en-US"/>
-        </w:rPr>
-        <w:t xml:space="preserve"> )</w:t>
+        <w:t>Thông báo kịp thời cho Bên B về nguồn khách, nguồn hàng… nếu có sự thay đổi về thời gian, lộ trình, giá cả và các yêu cầu khác ( nếu có )</w:t>
       </w:r>
     </w:p>
     <w:p>
@@ -6887,23 +4105,7 @@
           <w:b/>
           <w:lang w:val="en-US"/>
         </w:rPr>
-        <w:t xml:space="preserve">Quyền </w:t>
-      </w:r>
-      <w:proofErr w:type="spellStart"/>
-      <w:r>
-        <w:rPr>
-          <w:b/>
-          <w:lang w:val="en-US"/>
-        </w:rPr>
-        <w:t>hạn</w:t>
-      </w:r>
-      <w:proofErr w:type="spellEnd"/>
-      <w:r>
-        <w:rPr>
-          <w:b/>
-          <w:lang w:val="en-US"/>
-        </w:rPr>
-        <w:t>:</w:t>
+        <w:t>Quyền hạn:</w:t>
       </w:r>
     </w:p>
     <w:p>
@@ -6932,486 +4134,7 @@
           <w:lang w:val="en-US"/>
         </w:rPr>
         <w:tab/>
-      </w:r>
-      <w:proofErr w:type="spellStart"/>
-      <w:r>
-        <w:rPr>
-          <w:bCs/>
-          <w:lang w:val="en-US"/>
-        </w:rPr>
-        <w:t>Hợp</w:t>
-      </w:r>
-      <w:proofErr w:type="spellEnd"/>
-      <w:r>
-        <w:rPr>
-          <w:bCs/>
-          <w:lang w:val="en-US"/>
-        </w:rPr>
-        <w:t xml:space="preserve"> </w:t>
-      </w:r>
-      <w:proofErr w:type="spellStart"/>
-      <w:r>
-        <w:rPr>
-          <w:bCs/>
-          <w:lang w:val="en-US"/>
-        </w:rPr>
-        <w:t>Tác</w:t>
-      </w:r>
-      <w:proofErr w:type="spellEnd"/>
-      <w:r>
-        <w:rPr>
-          <w:bCs/>
-          <w:lang w:val="en-US"/>
-        </w:rPr>
-        <w:t xml:space="preserve"> </w:t>
-      </w:r>
-      <w:proofErr w:type="spellStart"/>
-      <w:r>
-        <w:rPr>
-          <w:bCs/>
-          <w:lang w:val="en-US"/>
-        </w:rPr>
-        <w:t>Xã</w:t>
-      </w:r>
-      <w:proofErr w:type="spellEnd"/>
-      <w:r>
-        <w:rPr>
-          <w:bCs/>
-          <w:lang w:val="en-US"/>
-        </w:rPr>
-        <w:t xml:space="preserve"> </w:t>
-      </w:r>
-      <w:proofErr w:type="spellStart"/>
-      <w:r>
-        <w:rPr>
-          <w:bCs/>
-          <w:lang w:val="en-US"/>
-        </w:rPr>
-        <w:t>được</w:t>
-      </w:r>
-      <w:proofErr w:type="spellEnd"/>
-      <w:r>
-        <w:rPr>
-          <w:bCs/>
-          <w:lang w:val="en-US"/>
-        </w:rPr>
-        <w:t xml:space="preserve"> </w:t>
-      </w:r>
-      <w:proofErr w:type="spellStart"/>
-      <w:r>
-        <w:rPr>
-          <w:bCs/>
-          <w:lang w:val="en-US"/>
-        </w:rPr>
-        <w:t>quyền</w:t>
-      </w:r>
-      <w:proofErr w:type="spellEnd"/>
-      <w:r>
-        <w:rPr>
-          <w:bCs/>
-          <w:lang w:val="en-US"/>
-        </w:rPr>
-        <w:t xml:space="preserve"> </w:t>
-      </w:r>
-      <w:proofErr w:type="spellStart"/>
-      <w:r>
-        <w:rPr>
-          <w:bCs/>
-          <w:lang w:val="en-US"/>
-        </w:rPr>
-        <w:t>quản</w:t>
-      </w:r>
-      <w:proofErr w:type="spellEnd"/>
-      <w:r>
-        <w:rPr>
-          <w:bCs/>
-          <w:lang w:val="en-US"/>
-        </w:rPr>
-        <w:t xml:space="preserve"> lý, </w:t>
-      </w:r>
-      <w:proofErr w:type="spellStart"/>
-      <w:r>
-        <w:rPr>
-          <w:bCs/>
-          <w:lang w:val="en-US"/>
-        </w:rPr>
-        <w:t>sử</w:t>
-      </w:r>
-      <w:proofErr w:type="spellEnd"/>
-      <w:r>
-        <w:rPr>
-          <w:bCs/>
-          <w:lang w:val="en-US"/>
-        </w:rPr>
-        <w:t xml:space="preserve"> </w:t>
-      </w:r>
-      <w:proofErr w:type="spellStart"/>
-      <w:r>
-        <w:rPr>
-          <w:bCs/>
-          <w:lang w:val="en-US"/>
-        </w:rPr>
-        <w:t>dụng</w:t>
-      </w:r>
-      <w:proofErr w:type="spellEnd"/>
-      <w:r>
-        <w:rPr>
-          <w:bCs/>
-          <w:lang w:val="en-US"/>
-        </w:rPr>
-        <w:t xml:space="preserve"> </w:t>
-      </w:r>
-      <w:proofErr w:type="spellStart"/>
-      <w:r>
-        <w:rPr>
-          <w:bCs/>
-          <w:lang w:val="en-US"/>
-        </w:rPr>
-        <w:t>và</w:t>
-      </w:r>
-      <w:proofErr w:type="spellEnd"/>
-      <w:r>
-        <w:rPr>
-          <w:bCs/>
-          <w:lang w:val="en-US"/>
-        </w:rPr>
-        <w:t xml:space="preserve"> </w:t>
-      </w:r>
-      <w:proofErr w:type="spellStart"/>
-      <w:r>
-        <w:rPr>
-          <w:bCs/>
-          <w:lang w:val="en-US"/>
-        </w:rPr>
-        <w:t>điều</w:t>
-      </w:r>
-      <w:proofErr w:type="spellEnd"/>
-      <w:r>
-        <w:rPr>
-          <w:bCs/>
-          <w:lang w:val="en-US"/>
-        </w:rPr>
-        <w:t xml:space="preserve"> hành </w:t>
-      </w:r>
-      <w:proofErr w:type="spellStart"/>
-      <w:r>
-        <w:rPr>
-          <w:bCs/>
-          <w:lang w:val="en-US"/>
-        </w:rPr>
-        <w:t>chiếc</w:t>
-      </w:r>
-      <w:proofErr w:type="spellEnd"/>
-      <w:r>
-        <w:rPr>
-          <w:bCs/>
-          <w:lang w:val="en-US"/>
-        </w:rPr>
-        <w:t xml:space="preserve"> </w:t>
-      </w:r>
-      <w:proofErr w:type="spellStart"/>
-      <w:r>
-        <w:rPr>
-          <w:bCs/>
-          <w:lang w:val="en-US"/>
-        </w:rPr>
-        <w:t>xe</w:t>
-      </w:r>
-      <w:proofErr w:type="spellEnd"/>
-      <w:r>
-        <w:rPr>
-          <w:bCs/>
-          <w:lang w:val="en-US"/>
-        </w:rPr>
-        <w:t xml:space="preserve"> </w:t>
-      </w:r>
-      <w:proofErr w:type="spellStart"/>
-      <w:r>
-        <w:rPr>
-          <w:bCs/>
-          <w:lang w:val="en-US"/>
-        </w:rPr>
-        <w:t>theo</w:t>
-      </w:r>
-      <w:proofErr w:type="spellEnd"/>
-      <w:r>
-        <w:rPr>
-          <w:bCs/>
-          <w:lang w:val="en-US"/>
-        </w:rPr>
-        <w:t xml:space="preserve"> </w:t>
-      </w:r>
-      <w:proofErr w:type="spellStart"/>
-      <w:r>
-        <w:rPr>
-          <w:bCs/>
-          <w:lang w:val="en-US"/>
-        </w:rPr>
-        <w:t>hợp</w:t>
-      </w:r>
-      <w:proofErr w:type="spellEnd"/>
-      <w:r>
-        <w:rPr>
-          <w:bCs/>
-          <w:lang w:val="en-US"/>
-        </w:rPr>
-        <w:t xml:space="preserve"> </w:t>
-      </w:r>
-      <w:proofErr w:type="spellStart"/>
-      <w:r>
-        <w:rPr>
-          <w:bCs/>
-          <w:lang w:val="en-US"/>
-        </w:rPr>
-        <w:t>đồng</w:t>
-      </w:r>
-      <w:proofErr w:type="spellEnd"/>
-      <w:r>
-        <w:rPr>
-          <w:bCs/>
-          <w:lang w:val="en-US"/>
-        </w:rPr>
-        <w:t xml:space="preserve"> </w:t>
-      </w:r>
-      <w:proofErr w:type="spellStart"/>
-      <w:r>
-        <w:rPr>
-          <w:bCs/>
-          <w:lang w:val="en-US"/>
-        </w:rPr>
-        <w:t>này</w:t>
-      </w:r>
-      <w:proofErr w:type="spellEnd"/>
-      <w:r>
-        <w:rPr>
-          <w:bCs/>
-          <w:lang w:val="en-US"/>
-        </w:rPr>
-        <w:t xml:space="preserve"> </w:t>
-      </w:r>
-      <w:proofErr w:type="gramStart"/>
-      <w:r>
-        <w:rPr>
-          <w:bCs/>
-          <w:lang w:val="en-US"/>
-        </w:rPr>
-        <w:t>( bao</w:t>
-      </w:r>
-      <w:proofErr w:type="gramEnd"/>
-      <w:r>
-        <w:rPr>
-          <w:bCs/>
-          <w:lang w:val="en-US"/>
-        </w:rPr>
-        <w:t xml:space="preserve"> </w:t>
-      </w:r>
-      <w:proofErr w:type="spellStart"/>
-      <w:r>
-        <w:rPr>
-          <w:bCs/>
-          <w:lang w:val="en-US"/>
-        </w:rPr>
-        <w:t>gồm</w:t>
-      </w:r>
-      <w:proofErr w:type="spellEnd"/>
-      <w:r>
-        <w:rPr>
-          <w:bCs/>
-          <w:lang w:val="en-US"/>
-        </w:rPr>
-        <w:t xml:space="preserve"> chi </w:t>
-      </w:r>
-      <w:proofErr w:type="spellStart"/>
-      <w:r>
-        <w:rPr>
-          <w:bCs/>
-          <w:lang w:val="en-US"/>
-        </w:rPr>
-        <w:t>phí</w:t>
-      </w:r>
-      <w:proofErr w:type="spellEnd"/>
-      <w:r>
-        <w:rPr>
-          <w:bCs/>
-          <w:lang w:val="en-US"/>
-        </w:rPr>
-        <w:t xml:space="preserve"> </w:t>
-      </w:r>
-      <w:proofErr w:type="spellStart"/>
-      <w:r>
-        <w:rPr>
-          <w:bCs/>
-          <w:lang w:val="en-US"/>
-        </w:rPr>
-        <w:t>nhiên</w:t>
-      </w:r>
-      <w:proofErr w:type="spellEnd"/>
-      <w:r>
-        <w:rPr>
-          <w:bCs/>
-          <w:lang w:val="en-US"/>
-        </w:rPr>
-        <w:t xml:space="preserve"> </w:t>
-      </w:r>
-      <w:proofErr w:type="spellStart"/>
-      <w:r>
-        <w:rPr>
-          <w:bCs/>
-          <w:lang w:val="en-US"/>
-        </w:rPr>
-        <w:t>liệu</w:t>
-      </w:r>
-      <w:proofErr w:type="spellEnd"/>
-      <w:r>
-        <w:rPr>
-          <w:bCs/>
-          <w:lang w:val="en-US"/>
-        </w:rPr>
-        <w:t xml:space="preserve">, </w:t>
-      </w:r>
-      <w:proofErr w:type="spellStart"/>
-      <w:r>
-        <w:rPr>
-          <w:bCs/>
-          <w:lang w:val="en-US"/>
-        </w:rPr>
-        <w:t>sửa</w:t>
-      </w:r>
-      <w:proofErr w:type="spellEnd"/>
-      <w:r>
-        <w:rPr>
-          <w:bCs/>
-          <w:lang w:val="en-US"/>
-        </w:rPr>
-        <w:t xml:space="preserve"> </w:t>
-      </w:r>
-      <w:proofErr w:type="spellStart"/>
-      <w:r>
-        <w:rPr>
-          <w:bCs/>
-          <w:lang w:val="en-US"/>
-        </w:rPr>
-        <w:t>chữa</w:t>
-      </w:r>
-      <w:proofErr w:type="spellEnd"/>
-      <w:r>
-        <w:rPr>
-          <w:bCs/>
-          <w:lang w:val="en-US"/>
-        </w:rPr>
-        <w:t xml:space="preserve">, BOT, ...) </w:t>
-      </w:r>
-      <w:proofErr w:type="spellStart"/>
-      <w:r>
-        <w:rPr>
-          <w:bCs/>
-          <w:lang w:val="en-US"/>
-        </w:rPr>
-        <w:t>khi</w:t>
-      </w:r>
-      <w:proofErr w:type="spellEnd"/>
-      <w:r>
-        <w:rPr>
-          <w:bCs/>
-          <w:lang w:val="en-US"/>
-        </w:rPr>
-        <w:t xml:space="preserve"> </w:t>
-      </w:r>
-      <w:proofErr w:type="spellStart"/>
-      <w:r>
-        <w:rPr>
-          <w:bCs/>
-          <w:lang w:val="en-US"/>
-        </w:rPr>
-        <w:t>phương</w:t>
-      </w:r>
-      <w:proofErr w:type="spellEnd"/>
-      <w:r>
-        <w:rPr>
-          <w:bCs/>
-          <w:lang w:val="en-US"/>
-        </w:rPr>
-        <w:t xml:space="preserve"> </w:t>
-      </w:r>
-      <w:proofErr w:type="spellStart"/>
-      <w:r>
-        <w:rPr>
-          <w:bCs/>
-          <w:lang w:val="en-US"/>
-        </w:rPr>
-        <w:t>tiện</w:t>
-      </w:r>
-      <w:proofErr w:type="spellEnd"/>
-      <w:r>
-        <w:rPr>
-          <w:bCs/>
-          <w:lang w:val="en-US"/>
-        </w:rPr>
-        <w:t xml:space="preserve"> </w:t>
-      </w:r>
-      <w:proofErr w:type="spellStart"/>
-      <w:r>
-        <w:rPr>
-          <w:bCs/>
-          <w:lang w:val="en-US"/>
-        </w:rPr>
-        <w:t>có</w:t>
-      </w:r>
-      <w:proofErr w:type="spellEnd"/>
-      <w:r>
-        <w:rPr>
-          <w:bCs/>
-          <w:lang w:val="en-US"/>
-        </w:rPr>
-        <w:t xml:space="preserve"> phát </w:t>
-      </w:r>
-      <w:proofErr w:type="spellStart"/>
-      <w:r>
-        <w:rPr>
-          <w:bCs/>
-          <w:lang w:val="en-US"/>
-        </w:rPr>
-        <w:t>sinh</w:t>
-      </w:r>
-      <w:proofErr w:type="spellEnd"/>
-      <w:r>
-        <w:rPr>
-          <w:bCs/>
-          <w:lang w:val="en-US"/>
-        </w:rPr>
-        <w:t xml:space="preserve"> doanh </w:t>
-      </w:r>
-      <w:proofErr w:type="spellStart"/>
-      <w:r>
-        <w:rPr>
-          <w:bCs/>
-          <w:lang w:val="en-US"/>
-        </w:rPr>
-        <w:t>thu</w:t>
-      </w:r>
-      <w:proofErr w:type="spellEnd"/>
-      <w:r>
-        <w:rPr>
-          <w:bCs/>
-          <w:lang w:val="en-US"/>
-        </w:rPr>
-        <w:t xml:space="preserve"> </w:t>
-      </w:r>
-      <w:proofErr w:type="spellStart"/>
-      <w:r>
-        <w:rPr>
-          <w:bCs/>
-          <w:lang w:val="en-US"/>
-        </w:rPr>
-        <w:t>tại</w:t>
-      </w:r>
-      <w:proofErr w:type="spellEnd"/>
-      <w:r>
-        <w:rPr>
-          <w:bCs/>
-          <w:lang w:val="en-US"/>
-        </w:rPr>
-        <w:t xml:space="preserve"> HTX</w:t>
+        <w:t>Hợp Tác Xã được quyền quản lý, sử dụng và điều hành chiếc xe theo hợp đồng này ( bao gồm chi phí nhiên liệu, sửa chữa, BOT, ...) khi phương tiện có phát sinh doanh thu tại HTX</w:t>
       </w:r>
     </w:p>
     <w:p>
@@ -7440,470 +4163,7 @@
           <w:lang w:val="en-US"/>
         </w:rPr>
         <w:tab/>
-      </w:r>
-      <w:proofErr w:type="spellStart"/>
-      <w:r>
-        <w:rPr>
-          <w:bCs/>
-          <w:lang w:val="en-US"/>
-        </w:rPr>
-        <w:t>Yêu</w:t>
-      </w:r>
-      <w:proofErr w:type="spellEnd"/>
-      <w:r>
-        <w:rPr>
-          <w:bCs/>
-          <w:lang w:val="en-US"/>
-        </w:rPr>
-        <w:t xml:space="preserve"> </w:t>
-      </w:r>
-      <w:proofErr w:type="spellStart"/>
-      <w:r>
-        <w:rPr>
-          <w:bCs/>
-          <w:lang w:val="en-US"/>
-        </w:rPr>
-        <w:t>cầu</w:t>
-      </w:r>
-      <w:proofErr w:type="spellEnd"/>
-      <w:r>
-        <w:rPr>
-          <w:bCs/>
-          <w:lang w:val="en-US"/>
-        </w:rPr>
-        <w:t xml:space="preserve"> </w:t>
-      </w:r>
-      <w:proofErr w:type="spellStart"/>
-      <w:r>
-        <w:rPr>
-          <w:bCs/>
-          <w:lang w:val="en-US"/>
-        </w:rPr>
-        <w:t>thành</w:t>
-      </w:r>
-      <w:proofErr w:type="spellEnd"/>
-      <w:r>
-        <w:rPr>
-          <w:bCs/>
-          <w:lang w:val="en-US"/>
-        </w:rPr>
-        <w:t xml:space="preserve"> </w:t>
-      </w:r>
-      <w:proofErr w:type="spellStart"/>
-      <w:r>
-        <w:rPr>
-          <w:bCs/>
-          <w:lang w:val="en-US"/>
-        </w:rPr>
-        <w:t>viên</w:t>
-      </w:r>
-      <w:proofErr w:type="spellEnd"/>
-      <w:r>
-        <w:rPr>
-          <w:bCs/>
-          <w:lang w:val="en-US"/>
-        </w:rPr>
-        <w:t xml:space="preserve"> </w:t>
-      </w:r>
-      <w:proofErr w:type="spellStart"/>
-      <w:r>
-        <w:rPr>
-          <w:bCs/>
-          <w:lang w:val="en-US"/>
-        </w:rPr>
-        <w:t>cung</w:t>
-      </w:r>
-      <w:proofErr w:type="spellEnd"/>
-      <w:r>
-        <w:rPr>
-          <w:bCs/>
-          <w:lang w:val="en-US"/>
-        </w:rPr>
-        <w:t xml:space="preserve"> </w:t>
-      </w:r>
-      <w:proofErr w:type="spellStart"/>
-      <w:r>
-        <w:rPr>
-          <w:bCs/>
-          <w:lang w:val="en-US"/>
-        </w:rPr>
-        <w:t>cấp</w:t>
-      </w:r>
-      <w:proofErr w:type="spellEnd"/>
-      <w:r>
-        <w:rPr>
-          <w:bCs/>
-          <w:lang w:val="en-US"/>
-        </w:rPr>
-        <w:t xml:space="preserve"> thông tin </w:t>
-      </w:r>
-      <w:proofErr w:type="spellStart"/>
-      <w:r>
-        <w:rPr>
-          <w:bCs/>
-          <w:lang w:val="en-US"/>
-        </w:rPr>
-        <w:t>và</w:t>
-      </w:r>
-      <w:proofErr w:type="spellEnd"/>
-      <w:r>
-        <w:rPr>
-          <w:bCs/>
-          <w:lang w:val="en-US"/>
-        </w:rPr>
-        <w:t xml:space="preserve"> </w:t>
-      </w:r>
-      <w:proofErr w:type="spellStart"/>
-      <w:r>
-        <w:rPr>
-          <w:bCs/>
-          <w:lang w:val="en-US"/>
-        </w:rPr>
-        <w:t>những</w:t>
-      </w:r>
-      <w:proofErr w:type="spellEnd"/>
-      <w:r>
-        <w:rPr>
-          <w:bCs/>
-          <w:lang w:val="en-US"/>
-        </w:rPr>
-        <w:t xml:space="preserve"> </w:t>
-      </w:r>
-      <w:proofErr w:type="spellStart"/>
-      <w:r>
-        <w:rPr>
-          <w:bCs/>
-          <w:lang w:val="en-US"/>
-        </w:rPr>
-        <w:t>điều</w:t>
-      </w:r>
-      <w:proofErr w:type="spellEnd"/>
-      <w:r>
-        <w:rPr>
-          <w:bCs/>
-          <w:lang w:val="en-US"/>
-        </w:rPr>
-        <w:t xml:space="preserve"> </w:t>
-      </w:r>
-      <w:proofErr w:type="spellStart"/>
-      <w:r>
-        <w:rPr>
-          <w:bCs/>
-          <w:lang w:val="en-US"/>
-        </w:rPr>
-        <w:t>kiện</w:t>
-      </w:r>
-      <w:proofErr w:type="spellEnd"/>
-      <w:r>
-        <w:rPr>
-          <w:bCs/>
-          <w:lang w:val="en-US"/>
-        </w:rPr>
-        <w:t xml:space="preserve"> </w:t>
-      </w:r>
-      <w:proofErr w:type="spellStart"/>
-      <w:r>
-        <w:rPr>
-          <w:bCs/>
-          <w:lang w:val="en-US"/>
-        </w:rPr>
-        <w:t>cần</w:t>
-      </w:r>
-      <w:proofErr w:type="spellEnd"/>
-      <w:r>
-        <w:rPr>
-          <w:bCs/>
-          <w:lang w:val="en-US"/>
-        </w:rPr>
-        <w:t xml:space="preserve"> </w:t>
-      </w:r>
-      <w:proofErr w:type="spellStart"/>
-      <w:r>
-        <w:rPr>
-          <w:bCs/>
-          <w:lang w:val="en-US"/>
-        </w:rPr>
-        <w:t>thiết</w:t>
-      </w:r>
-      <w:proofErr w:type="spellEnd"/>
-      <w:r>
-        <w:rPr>
-          <w:bCs/>
-          <w:lang w:val="en-US"/>
-        </w:rPr>
-        <w:t xml:space="preserve"> </w:t>
-      </w:r>
-      <w:proofErr w:type="spellStart"/>
-      <w:r>
-        <w:rPr>
-          <w:bCs/>
-          <w:lang w:val="en-US"/>
-        </w:rPr>
-        <w:t>khác</w:t>
-      </w:r>
-      <w:proofErr w:type="spellEnd"/>
-      <w:r>
-        <w:rPr>
-          <w:bCs/>
-          <w:lang w:val="en-US"/>
-        </w:rPr>
-        <w:t xml:space="preserve"> </w:t>
-      </w:r>
-      <w:proofErr w:type="spellStart"/>
-      <w:r>
-        <w:rPr>
-          <w:bCs/>
-          <w:lang w:val="en-US"/>
-        </w:rPr>
-        <w:t>để</w:t>
-      </w:r>
-      <w:proofErr w:type="spellEnd"/>
-      <w:r>
-        <w:rPr>
-          <w:bCs/>
-          <w:lang w:val="en-US"/>
-        </w:rPr>
-        <w:t xml:space="preserve"> </w:t>
-      </w:r>
-      <w:proofErr w:type="spellStart"/>
-      <w:r>
-        <w:rPr>
-          <w:bCs/>
-          <w:lang w:val="en-US"/>
-        </w:rPr>
-        <w:t>thực</w:t>
-      </w:r>
-      <w:proofErr w:type="spellEnd"/>
-      <w:r>
-        <w:rPr>
-          <w:bCs/>
-          <w:lang w:val="en-US"/>
-        </w:rPr>
-        <w:t xml:space="preserve"> </w:t>
-      </w:r>
-      <w:proofErr w:type="spellStart"/>
-      <w:r>
-        <w:rPr>
-          <w:bCs/>
-          <w:lang w:val="en-US"/>
-        </w:rPr>
-        <w:t>hiện</w:t>
-      </w:r>
-      <w:proofErr w:type="spellEnd"/>
-      <w:r>
-        <w:rPr>
-          <w:bCs/>
-          <w:lang w:val="en-US"/>
-        </w:rPr>
-        <w:t xml:space="preserve"> </w:t>
-      </w:r>
-      <w:proofErr w:type="spellStart"/>
-      <w:r>
-        <w:rPr>
-          <w:bCs/>
-          <w:lang w:val="en-US"/>
-        </w:rPr>
-        <w:t>tốt</w:t>
-      </w:r>
-      <w:proofErr w:type="spellEnd"/>
-      <w:r>
-        <w:rPr>
-          <w:bCs/>
-          <w:lang w:val="en-US"/>
-        </w:rPr>
-        <w:t xml:space="preserve"> </w:t>
-      </w:r>
-      <w:proofErr w:type="spellStart"/>
-      <w:r>
-        <w:rPr>
-          <w:bCs/>
-          <w:lang w:val="en-US"/>
-        </w:rPr>
-        <w:t>công</w:t>
-      </w:r>
-      <w:proofErr w:type="spellEnd"/>
-      <w:r>
-        <w:rPr>
-          <w:bCs/>
-          <w:lang w:val="en-US"/>
-        </w:rPr>
-        <w:t xml:space="preserve"> </w:t>
-      </w:r>
-      <w:proofErr w:type="spellStart"/>
-      <w:r>
-        <w:rPr>
-          <w:bCs/>
-          <w:lang w:val="en-US"/>
-        </w:rPr>
-        <w:t>việc</w:t>
-      </w:r>
-      <w:proofErr w:type="spellEnd"/>
-      <w:r>
-        <w:rPr>
-          <w:bCs/>
-          <w:lang w:val="en-US"/>
-        </w:rPr>
-        <w:t xml:space="preserve"> </w:t>
-      </w:r>
-      <w:proofErr w:type="spellStart"/>
-      <w:r>
-        <w:rPr>
-          <w:bCs/>
-          <w:lang w:val="en-US"/>
-        </w:rPr>
-        <w:t>cung</w:t>
-      </w:r>
-      <w:proofErr w:type="spellEnd"/>
-      <w:r>
-        <w:rPr>
-          <w:bCs/>
-          <w:lang w:val="en-US"/>
-        </w:rPr>
-        <w:t xml:space="preserve"> </w:t>
-      </w:r>
-      <w:proofErr w:type="spellStart"/>
-      <w:r>
-        <w:rPr>
-          <w:bCs/>
-          <w:lang w:val="en-US"/>
-        </w:rPr>
-        <w:t>cấp</w:t>
-      </w:r>
-      <w:proofErr w:type="spellEnd"/>
-      <w:r>
-        <w:rPr>
-          <w:bCs/>
-          <w:lang w:val="en-US"/>
-        </w:rPr>
-        <w:t xml:space="preserve"> sản phẩm, </w:t>
-      </w:r>
-      <w:proofErr w:type="spellStart"/>
-      <w:r>
-        <w:rPr>
-          <w:bCs/>
-          <w:lang w:val="en-US"/>
-        </w:rPr>
-        <w:t>dịch</w:t>
-      </w:r>
-      <w:proofErr w:type="spellEnd"/>
-      <w:r>
-        <w:rPr>
-          <w:bCs/>
-          <w:lang w:val="en-US"/>
-        </w:rPr>
-        <w:t xml:space="preserve"> </w:t>
-      </w:r>
-      <w:proofErr w:type="spellStart"/>
-      <w:r>
-        <w:rPr>
-          <w:bCs/>
-          <w:lang w:val="en-US"/>
-        </w:rPr>
-        <w:t>vụ</w:t>
-      </w:r>
-      <w:proofErr w:type="spellEnd"/>
-      <w:r>
-        <w:rPr>
-          <w:bCs/>
-          <w:lang w:val="en-US"/>
-        </w:rPr>
-        <w:t xml:space="preserve"> </w:t>
-      </w:r>
-      <w:proofErr w:type="spellStart"/>
-      <w:r>
-        <w:rPr>
-          <w:bCs/>
-          <w:lang w:val="en-US"/>
-        </w:rPr>
-        <w:t>vận</w:t>
-      </w:r>
-      <w:proofErr w:type="spellEnd"/>
-      <w:r>
-        <w:rPr>
-          <w:bCs/>
-          <w:lang w:val="en-US"/>
-        </w:rPr>
-        <w:t xml:space="preserve"> </w:t>
-      </w:r>
-      <w:proofErr w:type="spellStart"/>
-      <w:r>
-        <w:rPr>
-          <w:bCs/>
-          <w:lang w:val="en-US"/>
-        </w:rPr>
-        <w:t>tải</w:t>
-      </w:r>
-      <w:proofErr w:type="spellEnd"/>
-      <w:r>
-        <w:rPr>
-          <w:bCs/>
-          <w:lang w:val="en-US"/>
-        </w:rPr>
-        <w:t xml:space="preserve"> </w:t>
-      </w:r>
-      <w:proofErr w:type="spellStart"/>
-      <w:r>
-        <w:rPr>
-          <w:bCs/>
-          <w:lang w:val="en-US"/>
-        </w:rPr>
-        <w:t>của</w:t>
-      </w:r>
-      <w:proofErr w:type="spellEnd"/>
-      <w:r>
-        <w:rPr>
-          <w:bCs/>
-          <w:lang w:val="en-US"/>
-        </w:rPr>
-        <w:t xml:space="preserve"> </w:t>
-      </w:r>
-      <w:proofErr w:type="spellStart"/>
-      <w:r>
-        <w:rPr>
-          <w:bCs/>
-          <w:lang w:val="en-US"/>
-        </w:rPr>
-        <w:t>Hợp</w:t>
-      </w:r>
-      <w:proofErr w:type="spellEnd"/>
-      <w:r>
-        <w:rPr>
-          <w:bCs/>
-          <w:lang w:val="en-US"/>
-        </w:rPr>
-        <w:t xml:space="preserve"> </w:t>
-      </w:r>
-      <w:proofErr w:type="spellStart"/>
-      <w:r>
-        <w:rPr>
-          <w:bCs/>
-          <w:lang w:val="en-US"/>
-        </w:rPr>
-        <w:t>Tác</w:t>
-      </w:r>
-      <w:proofErr w:type="spellEnd"/>
-      <w:r>
-        <w:rPr>
-          <w:bCs/>
-          <w:lang w:val="en-US"/>
-        </w:rPr>
-        <w:t xml:space="preserve"> </w:t>
-      </w:r>
-      <w:proofErr w:type="spellStart"/>
-      <w:r>
-        <w:rPr>
-          <w:bCs/>
-          <w:lang w:val="en-US"/>
-        </w:rPr>
-        <w:t>Xã</w:t>
-      </w:r>
-      <w:proofErr w:type="spellEnd"/>
-      <w:r>
-        <w:rPr>
-          <w:bCs/>
-          <w:lang w:val="en-US"/>
-        </w:rPr>
-        <w:t xml:space="preserve">. </w:t>
+        <w:t xml:space="preserve">Yêu cầu thành viên cung cấp thông tin và những điều kiện cần thiết khác để thực hiện tốt công việc cung cấp sản phẩm, dịch vụ vận tải của Hợp Tác Xã. </w:t>
       </w:r>
     </w:p>
     <w:p>
@@ -7932,287 +4192,7 @@
           <w:lang w:val="en-US"/>
         </w:rPr>
         <w:tab/>
-      </w:r>
-      <w:proofErr w:type="spellStart"/>
-      <w:r>
-        <w:rPr>
-          <w:bCs/>
-          <w:lang w:val="en-US"/>
-        </w:rPr>
-        <w:t>Yêu</w:t>
-      </w:r>
-      <w:proofErr w:type="spellEnd"/>
-      <w:r>
-        <w:rPr>
-          <w:bCs/>
-          <w:lang w:val="en-US"/>
-        </w:rPr>
-        <w:t xml:space="preserve"> </w:t>
-      </w:r>
-      <w:proofErr w:type="spellStart"/>
-      <w:r>
-        <w:rPr>
-          <w:bCs/>
-          <w:lang w:val="en-US"/>
-        </w:rPr>
-        <w:t>cầu</w:t>
-      </w:r>
-      <w:proofErr w:type="spellEnd"/>
-      <w:r>
-        <w:rPr>
-          <w:bCs/>
-          <w:lang w:val="en-US"/>
-        </w:rPr>
-        <w:t xml:space="preserve"> </w:t>
-      </w:r>
-      <w:proofErr w:type="spellStart"/>
-      <w:r>
-        <w:rPr>
-          <w:bCs/>
-          <w:lang w:val="en-US"/>
-        </w:rPr>
-        <w:t>thành</w:t>
-      </w:r>
-      <w:proofErr w:type="spellEnd"/>
-      <w:r>
-        <w:rPr>
-          <w:bCs/>
-          <w:lang w:val="en-US"/>
-        </w:rPr>
-        <w:t xml:space="preserve"> </w:t>
-      </w:r>
-      <w:proofErr w:type="spellStart"/>
-      <w:r>
-        <w:rPr>
-          <w:bCs/>
-          <w:lang w:val="en-US"/>
-        </w:rPr>
-        <w:t>viên</w:t>
-      </w:r>
-      <w:proofErr w:type="spellEnd"/>
-      <w:r>
-        <w:rPr>
-          <w:bCs/>
-          <w:lang w:val="en-US"/>
-        </w:rPr>
-        <w:t xml:space="preserve"> </w:t>
-      </w:r>
-      <w:proofErr w:type="spellStart"/>
-      <w:r>
-        <w:rPr>
-          <w:bCs/>
-          <w:lang w:val="en-US"/>
-        </w:rPr>
-        <w:t>thanh</w:t>
-      </w:r>
-      <w:proofErr w:type="spellEnd"/>
-      <w:r>
-        <w:rPr>
-          <w:bCs/>
-          <w:lang w:val="en-US"/>
-        </w:rPr>
-        <w:t xml:space="preserve"> toán </w:t>
-      </w:r>
-      <w:proofErr w:type="spellStart"/>
-      <w:r>
-        <w:rPr>
-          <w:bCs/>
-          <w:lang w:val="en-US"/>
-        </w:rPr>
-        <w:t>các</w:t>
-      </w:r>
-      <w:proofErr w:type="spellEnd"/>
-      <w:r>
-        <w:rPr>
-          <w:bCs/>
-          <w:lang w:val="en-US"/>
-        </w:rPr>
-        <w:t xml:space="preserve"> </w:t>
-      </w:r>
-      <w:proofErr w:type="spellStart"/>
-      <w:r>
-        <w:rPr>
-          <w:bCs/>
-          <w:lang w:val="en-US"/>
-        </w:rPr>
-        <w:t>loại</w:t>
-      </w:r>
-      <w:proofErr w:type="spellEnd"/>
-      <w:r>
-        <w:rPr>
-          <w:bCs/>
-          <w:lang w:val="en-US"/>
-        </w:rPr>
-        <w:t xml:space="preserve"> </w:t>
-      </w:r>
-      <w:proofErr w:type="spellStart"/>
-      <w:r>
-        <w:rPr>
-          <w:bCs/>
-          <w:lang w:val="en-US"/>
-        </w:rPr>
-        <w:t>thuế</w:t>
-      </w:r>
-      <w:proofErr w:type="spellEnd"/>
-      <w:r>
-        <w:rPr>
-          <w:bCs/>
-          <w:lang w:val="en-US"/>
-        </w:rPr>
-        <w:t xml:space="preserve"> </w:t>
-      </w:r>
-      <w:proofErr w:type="gramStart"/>
-      <w:r>
-        <w:rPr>
-          <w:bCs/>
-          <w:lang w:val="en-US"/>
-        </w:rPr>
-        <w:t xml:space="preserve">( </w:t>
-      </w:r>
-      <w:proofErr w:type="spellStart"/>
-      <w:r>
-        <w:rPr>
-          <w:bCs/>
-          <w:lang w:val="en-US"/>
-        </w:rPr>
-        <w:t>nếu</w:t>
-      </w:r>
-      <w:proofErr w:type="spellEnd"/>
-      <w:proofErr w:type="gramEnd"/>
-      <w:r>
-        <w:rPr>
-          <w:bCs/>
-          <w:lang w:val="en-US"/>
-        </w:rPr>
-        <w:t xml:space="preserve"> </w:t>
-      </w:r>
-      <w:proofErr w:type="spellStart"/>
-      <w:r>
-        <w:rPr>
-          <w:bCs/>
-          <w:lang w:val="en-US"/>
-        </w:rPr>
-        <w:t>có</w:t>
-      </w:r>
-      <w:proofErr w:type="spellEnd"/>
-      <w:r>
-        <w:rPr>
-          <w:bCs/>
-          <w:lang w:val="en-US"/>
-        </w:rPr>
-        <w:t xml:space="preserve"> ) </w:t>
-      </w:r>
-      <w:proofErr w:type="spellStart"/>
-      <w:r>
-        <w:rPr>
-          <w:bCs/>
-          <w:lang w:val="en-US"/>
-        </w:rPr>
-        <w:t>và</w:t>
-      </w:r>
-      <w:proofErr w:type="spellEnd"/>
-      <w:r>
-        <w:rPr>
-          <w:bCs/>
-          <w:lang w:val="en-US"/>
-        </w:rPr>
-        <w:t xml:space="preserve"> </w:t>
-      </w:r>
-      <w:proofErr w:type="spellStart"/>
-      <w:r>
-        <w:rPr>
-          <w:bCs/>
-          <w:lang w:val="en-US"/>
-        </w:rPr>
-        <w:t>phí</w:t>
-      </w:r>
-      <w:proofErr w:type="spellEnd"/>
-      <w:r>
-        <w:rPr>
-          <w:bCs/>
-          <w:lang w:val="en-US"/>
-        </w:rPr>
-        <w:t xml:space="preserve"> </w:t>
-      </w:r>
-      <w:proofErr w:type="spellStart"/>
-      <w:r>
-        <w:rPr>
-          <w:bCs/>
-          <w:lang w:val="en-US"/>
-        </w:rPr>
-        <w:t>dịch</w:t>
-      </w:r>
-      <w:proofErr w:type="spellEnd"/>
-      <w:r>
-        <w:rPr>
-          <w:bCs/>
-          <w:lang w:val="en-US"/>
-        </w:rPr>
-        <w:t xml:space="preserve"> </w:t>
-      </w:r>
-      <w:proofErr w:type="spellStart"/>
-      <w:r>
-        <w:rPr>
-          <w:bCs/>
-          <w:lang w:val="en-US"/>
-        </w:rPr>
-        <w:t>vụ</w:t>
-      </w:r>
-      <w:proofErr w:type="spellEnd"/>
-      <w:r>
-        <w:rPr>
-          <w:bCs/>
-          <w:lang w:val="en-US"/>
-        </w:rPr>
-        <w:t xml:space="preserve"> </w:t>
-      </w:r>
-      <w:proofErr w:type="spellStart"/>
-      <w:r>
-        <w:rPr>
-          <w:bCs/>
-          <w:lang w:val="en-US"/>
-        </w:rPr>
-        <w:t>cho</w:t>
-      </w:r>
-      <w:proofErr w:type="spellEnd"/>
-      <w:r>
-        <w:rPr>
-          <w:bCs/>
-          <w:lang w:val="en-US"/>
-        </w:rPr>
-        <w:t xml:space="preserve"> HTX </w:t>
-      </w:r>
-      <w:proofErr w:type="spellStart"/>
-      <w:r>
-        <w:rPr>
-          <w:bCs/>
-          <w:lang w:val="en-US"/>
-        </w:rPr>
-        <w:t>đúng</w:t>
-      </w:r>
-      <w:proofErr w:type="spellEnd"/>
-      <w:r>
-        <w:rPr>
-          <w:bCs/>
-          <w:lang w:val="en-US"/>
-        </w:rPr>
-        <w:t xml:space="preserve"> </w:t>
-      </w:r>
-      <w:proofErr w:type="spellStart"/>
-      <w:r>
-        <w:rPr>
-          <w:bCs/>
-          <w:lang w:val="en-US"/>
-        </w:rPr>
-        <w:t>hạn</w:t>
-      </w:r>
-      <w:proofErr w:type="spellEnd"/>
-      <w:r>
-        <w:rPr>
-          <w:bCs/>
-          <w:lang w:val="en-US"/>
-        </w:rPr>
-        <w:t>.</w:t>
+        <w:t>Yêu cầu thành viên thanh toán các loại thuế ( nếu có ) và phí dịch vụ cho HTX đúng hạn.</w:t>
       </w:r>
     </w:p>
     <w:p>
@@ -8241,566 +4221,7 @@
           <w:lang w:val="en-US"/>
         </w:rPr>
         <w:tab/>
-      </w:r>
-      <w:proofErr w:type="spellStart"/>
-      <w:r>
-        <w:rPr>
-          <w:bCs/>
-          <w:lang w:val="en-US"/>
-        </w:rPr>
-        <w:t>Từ</w:t>
-      </w:r>
-      <w:proofErr w:type="spellEnd"/>
-      <w:r>
-        <w:rPr>
-          <w:bCs/>
-          <w:lang w:val="en-US"/>
-        </w:rPr>
-        <w:t xml:space="preserve"> </w:t>
-      </w:r>
-      <w:proofErr w:type="spellStart"/>
-      <w:r>
-        <w:rPr>
-          <w:bCs/>
-          <w:lang w:val="en-US"/>
-        </w:rPr>
-        <w:t>chối</w:t>
-      </w:r>
-      <w:proofErr w:type="spellEnd"/>
-      <w:r>
-        <w:rPr>
-          <w:bCs/>
-          <w:lang w:val="en-US"/>
-        </w:rPr>
-        <w:t xml:space="preserve"> </w:t>
-      </w:r>
-      <w:proofErr w:type="spellStart"/>
-      <w:r>
-        <w:rPr>
-          <w:bCs/>
-          <w:lang w:val="en-US"/>
-        </w:rPr>
-        <w:t>cung</w:t>
-      </w:r>
-      <w:proofErr w:type="spellEnd"/>
-      <w:r>
-        <w:rPr>
-          <w:bCs/>
-          <w:lang w:val="en-US"/>
-        </w:rPr>
-        <w:t xml:space="preserve"> </w:t>
-      </w:r>
-      <w:proofErr w:type="spellStart"/>
-      <w:r>
-        <w:rPr>
-          <w:bCs/>
-          <w:lang w:val="en-US"/>
-        </w:rPr>
-        <w:t>cấp</w:t>
-      </w:r>
-      <w:proofErr w:type="spellEnd"/>
-      <w:r>
-        <w:rPr>
-          <w:bCs/>
-          <w:lang w:val="en-US"/>
-        </w:rPr>
-        <w:t xml:space="preserve"> sản </w:t>
-      </w:r>
-      <w:proofErr w:type="spellStart"/>
-      <w:r>
-        <w:rPr>
-          <w:bCs/>
-          <w:lang w:val="en-US"/>
-        </w:rPr>
-        <w:t>phảm</w:t>
-      </w:r>
-      <w:proofErr w:type="spellEnd"/>
-      <w:r>
-        <w:rPr>
-          <w:bCs/>
-          <w:lang w:val="en-US"/>
-        </w:rPr>
-        <w:t xml:space="preserve">, </w:t>
-      </w:r>
-      <w:proofErr w:type="spellStart"/>
-      <w:r>
-        <w:rPr>
-          <w:bCs/>
-          <w:lang w:val="en-US"/>
-        </w:rPr>
-        <w:t>dịch</w:t>
-      </w:r>
-      <w:proofErr w:type="spellEnd"/>
-      <w:r>
-        <w:rPr>
-          <w:bCs/>
-          <w:lang w:val="en-US"/>
-        </w:rPr>
-        <w:t xml:space="preserve"> </w:t>
-      </w:r>
-      <w:proofErr w:type="spellStart"/>
-      <w:r>
-        <w:rPr>
-          <w:bCs/>
-          <w:lang w:val="en-US"/>
-        </w:rPr>
-        <w:t>vụ</w:t>
-      </w:r>
-      <w:proofErr w:type="spellEnd"/>
-      <w:r>
-        <w:rPr>
-          <w:bCs/>
-          <w:lang w:val="en-US"/>
-        </w:rPr>
-        <w:t xml:space="preserve"> </w:t>
-      </w:r>
-      <w:proofErr w:type="spellStart"/>
-      <w:r>
-        <w:rPr>
-          <w:bCs/>
-          <w:lang w:val="en-US"/>
-        </w:rPr>
-        <w:t>về</w:t>
-      </w:r>
-      <w:proofErr w:type="spellEnd"/>
-      <w:r>
-        <w:rPr>
-          <w:bCs/>
-          <w:lang w:val="en-US"/>
-        </w:rPr>
-        <w:t xml:space="preserve"> </w:t>
-      </w:r>
-      <w:proofErr w:type="spellStart"/>
-      <w:r>
-        <w:rPr>
-          <w:bCs/>
-          <w:lang w:val="en-US"/>
-        </w:rPr>
-        <w:t>pháp</w:t>
-      </w:r>
-      <w:proofErr w:type="spellEnd"/>
-      <w:r>
-        <w:rPr>
-          <w:bCs/>
-          <w:lang w:val="en-US"/>
-        </w:rPr>
-        <w:t xml:space="preserve"> lý </w:t>
-      </w:r>
-      <w:proofErr w:type="spellStart"/>
-      <w:r>
-        <w:rPr>
-          <w:bCs/>
-          <w:lang w:val="en-US"/>
-        </w:rPr>
-        <w:t>khi</w:t>
-      </w:r>
-      <w:proofErr w:type="spellEnd"/>
-      <w:r>
-        <w:rPr>
-          <w:bCs/>
-          <w:lang w:val="en-US"/>
-        </w:rPr>
-        <w:t xml:space="preserve"> </w:t>
-      </w:r>
-      <w:proofErr w:type="spellStart"/>
-      <w:r>
-        <w:rPr>
-          <w:bCs/>
-          <w:lang w:val="en-US"/>
-        </w:rPr>
-        <w:t>thành</w:t>
-      </w:r>
-      <w:proofErr w:type="spellEnd"/>
-      <w:r>
-        <w:rPr>
-          <w:bCs/>
-          <w:lang w:val="en-US"/>
-        </w:rPr>
-        <w:t xml:space="preserve"> </w:t>
-      </w:r>
-      <w:proofErr w:type="spellStart"/>
-      <w:r>
-        <w:rPr>
-          <w:bCs/>
-          <w:lang w:val="en-US"/>
-        </w:rPr>
-        <w:t>viên</w:t>
-      </w:r>
-      <w:proofErr w:type="spellEnd"/>
-      <w:r>
-        <w:rPr>
-          <w:bCs/>
-          <w:lang w:val="en-US"/>
-        </w:rPr>
-        <w:t xml:space="preserve"> vi </w:t>
-      </w:r>
-      <w:proofErr w:type="spellStart"/>
-      <w:r>
-        <w:rPr>
-          <w:bCs/>
-          <w:lang w:val="en-US"/>
-        </w:rPr>
-        <w:t>phạm</w:t>
-      </w:r>
-      <w:proofErr w:type="spellEnd"/>
-      <w:r>
-        <w:rPr>
-          <w:bCs/>
-          <w:lang w:val="en-US"/>
-        </w:rPr>
-        <w:t xml:space="preserve"> </w:t>
-      </w:r>
-      <w:proofErr w:type="spellStart"/>
-      <w:r>
-        <w:rPr>
-          <w:bCs/>
-          <w:lang w:val="en-US"/>
-        </w:rPr>
-        <w:t>thỏa</w:t>
-      </w:r>
-      <w:proofErr w:type="spellEnd"/>
-      <w:r>
-        <w:rPr>
-          <w:bCs/>
-          <w:lang w:val="en-US"/>
-        </w:rPr>
-        <w:t xml:space="preserve"> </w:t>
-      </w:r>
-      <w:proofErr w:type="spellStart"/>
-      <w:r>
-        <w:rPr>
-          <w:bCs/>
-          <w:lang w:val="en-US"/>
-        </w:rPr>
-        <w:t>thuận</w:t>
-      </w:r>
-      <w:proofErr w:type="spellEnd"/>
-      <w:r>
-        <w:rPr>
-          <w:bCs/>
-          <w:lang w:val="en-US"/>
-        </w:rPr>
-        <w:t xml:space="preserve"> </w:t>
-      </w:r>
-      <w:proofErr w:type="spellStart"/>
-      <w:r>
-        <w:rPr>
-          <w:bCs/>
-          <w:lang w:val="en-US"/>
-        </w:rPr>
-        <w:t>hợp</w:t>
-      </w:r>
-      <w:proofErr w:type="spellEnd"/>
-      <w:r>
-        <w:rPr>
-          <w:bCs/>
-          <w:lang w:val="en-US"/>
-        </w:rPr>
-        <w:t xml:space="preserve"> </w:t>
-      </w:r>
-      <w:proofErr w:type="spellStart"/>
-      <w:r>
-        <w:rPr>
-          <w:bCs/>
-          <w:lang w:val="en-US"/>
-        </w:rPr>
-        <w:t>đồng</w:t>
-      </w:r>
-      <w:proofErr w:type="spellEnd"/>
-      <w:r>
-        <w:rPr>
-          <w:bCs/>
-          <w:lang w:val="en-US"/>
-        </w:rPr>
-        <w:t xml:space="preserve">, vi </w:t>
-      </w:r>
-      <w:proofErr w:type="spellStart"/>
-      <w:r>
-        <w:rPr>
-          <w:bCs/>
-          <w:lang w:val="en-US"/>
-        </w:rPr>
-        <w:t>phạm</w:t>
-      </w:r>
-      <w:proofErr w:type="spellEnd"/>
-      <w:r>
-        <w:rPr>
-          <w:bCs/>
-          <w:lang w:val="en-US"/>
-        </w:rPr>
-        <w:t xml:space="preserve"> </w:t>
-      </w:r>
-      <w:proofErr w:type="spellStart"/>
-      <w:r>
-        <w:rPr>
-          <w:bCs/>
-          <w:lang w:val="en-US"/>
-        </w:rPr>
-        <w:t>nội</w:t>
-      </w:r>
-      <w:proofErr w:type="spellEnd"/>
-      <w:r>
-        <w:rPr>
-          <w:bCs/>
-          <w:lang w:val="en-US"/>
-        </w:rPr>
-        <w:t xml:space="preserve"> </w:t>
-      </w:r>
-      <w:proofErr w:type="spellStart"/>
-      <w:r>
-        <w:rPr>
-          <w:bCs/>
-          <w:lang w:val="en-US"/>
-        </w:rPr>
-        <w:t>quy</w:t>
-      </w:r>
-      <w:proofErr w:type="spellEnd"/>
-      <w:r>
-        <w:rPr>
-          <w:bCs/>
-          <w:lang w:val="en-US"/>
-        </w:rPr>
-        <w:t xml:space="preserve"> </w:t>
-      </w:r>
-      <w:proofErr w:type="spellStart"/>
-      <w:r>
-        <w:rPr>
-          <w:bCs/>
-          <w:lang w:val="en-US"/>
-        </w:rPr>
-        <w:t>của</w:t>
-      </w:r>
-      <w:proofErr w:type="spellEnd"/>
-      <w:r>
-        <w:rPr>
-          <w:bCs/>
-          <w:lang w:val="en-US"/>
-        </w:rPr>
-        <w:t xml:space="preserve"> HTX </w:t>
-      </w:r>
-      <w:proofErr w:type="spellStart"/>
-      <w:r>
-        <w:rPr>
-          <w:bCs/>
-          <w:lang w:val="en-US"/>
-        </w:rPr>
-        <w:t>và</w:t>
-      </w:r>
-      <w:proofErr w:type="spellEnd"/>
-      <w:r>
-        <w:rPr>
-          <w:bCs/>
-          <w:lang w:val="en-US"/>
-        </w:rPr>
-        <w:t xml:space="preserve"> </w:t>
-      </w:r>
-      <w:proofErr w:type="spellStart"/>
-      <w:r>
-        <w:rPr>
-          <w:bCs/>
-          <w:lang w:val="en-US"/>
-        </w:rPr>
-        <w:t>các</w:t>
-      </w:r>
-      <w:proofErr w:type="spellEnd"/>
-      <w:r>
-        <w:rPr>
-          <w:bCs/>
-          <w:lang w:val="en-US"/>
-        </w:rPr>
-        <w:t xml:space="preserve"> </w:t>
-      </w:r>
-      <w:proofErr w:type="spellStart"/>
-      <w:r>
-        <w:rPr>
-          <w:bCs/>
-          <w:lang w:val="en-US"/>
-        </w:rPr>
-        <w:t>điều</w:t>
-      </w:r>
-      <w:proofErr w:type="spellEnd"/>
-      <w:r>
-        <w:rPr>
-          <w:bCs/>
-          <w:lang w:val="en-US"/>
-        </w:rPr>
-        <w:t xml:space="preserve"> </w:t>
-      </w:r>
-      <w:proofErr w:type="spellStart"/>
-      <w:r>
-        <w:rPr>
-          <w:bCs/>
-          <w:lang w:val="en-US"/>
-        </w:rPr>
-        <w:t>khoản</w:t>
-      </w:r>
-      <w:proofErr w:type="spellEnd"/>
-      <w:r>
-        <w:rPr>
-          <w:bCs/>
-          <w:lang w:val="en-US"/>
-        </w:rPr>
-        <w:t xml:space="preserve"> </w:t>
-      </w:r>
-      <w:proofErr w:type="spellStart"/>
-      <w:r>
-        <w:rPr>
-          <w:bCs/>
-          <w:lang w:val="en-US"/>
-        </w:rPr>
-        <w:t>quy</w:t>
-      </w:r>
-      <w:proofErr w:type="spellEnd"/>
-      <w:r>
-        <w:rPr>
-          <w:bCs/>
-          <w:lang w:val="en-US"/>
-        </w:rPr>
-        <w:t xml:space="preserve"> </w:t>
-      </w:r>
-      <w:proofErr w:type="spellStart"/>
-      <w:r>
-        <w:rPr>
-          <w:bCs/>
-          <w:lang w:val="en-US"/>
-        </w:rPr>
-        <w:t>định</w:t>
-      </w:r>
-      <w:proofErr w:type="spellEnd"/>
-      <w:r>
-        <w:rPr>
-          <w:bCs/>
-          <w:lang w:val="en-US"/>
-        </w:rPr>
-        <w:t xml:space="preserve"> </w:t>
-      </w:r>
-      <w:proofErr w:type="spellStart"/>
-      <w:r>
-        <w:rPr>
-          <w:bCs/>
-          <w:lang w:val="en-US"/>
-        </w:rPr>
-        <w:t>của</w:t>
-      </w:r>
-      <w:proofErr w:type="spellEnd"/>
-      <w:r>
-        <w:rPr>
-          <w:bCs/>
-          <w:lang w:val="en-US"/>
-        </w:rPr>
-        <w:t xml:space="preserve"> </w:t>
-      </w:r>
-      <w:proofErr w:type="spellStart"/>
-      <w:r>
-        <w:rPr>
-          <w:bCs/>
-          <w:lang w:val="en-US"/>
-        </w:rPr>
-        <w:t>ngành</w:t>
-      </w:r>
-      <w:proofErr w:type="spellEnd"/>
-      <w:r>
-        <w:rPr>
-          <w:bCs/>
-          <w:lang w:val="en-US"/>
-        </w:rPr>
-        <w:t xml:space="preserve"> </w:t>
-      </w:r>
-      <w:proofErr w:type="spellStart"/>
-      <w:r>
-        <w:rPr>
-          <w:bCs/>
-          <w:lang w:val="en-US"/>
-        </w:rPr>
-        <w:t>vận</w:t>
-      </w:r>
-      <w:proofErr w:type="spellEnd"/>
-      <w:r>
-        <w:rPr>
-          <w:bCs/>
-          <w:lang w:val="en-US"/>
-        </w:rPr>
-        <w:t xml:space="preserve"> </w:t>
-      </w:r>
-      <w:proofErr w:type="spellStart"/>
-      <w:r>
-        <w:rPr>
-          <w:bCs/>
-          <w:lang w:val="en-US"/>
-        </w:rPr>
-        <w:t>tải</w:t>
-      </w:r>
-      <w:proofErr w:type="spellEnd"/>
-      <w:r>
-        <w:rPr>
-          <w:bCs/>
-          <w:lang w:val="en-US"/>
-        </w:rPr>
-        <w:t xml:space="preserve">, </w:t>
-      </w:r>
-      <w:proofErr w:type="spellStart"/>
-      <w:r>
-        <w:rPr>
-          <w:bCs/>
-          <w:lang w:val="en-US"/>
-        </w:rPr>
-        <w:t>hoặc</w:t>
-      </w:r>
-      <w:proofErr w:type="spellEnd"/>
-      <w:r>
-        <w:rPr>
-          <w:bCs/>
-          <w:lang w:val="en-US"/>
-        </w:rPr>
-        <w:t xml:space="preserve"> vi </w:t>
-      </w:r>
-      <w:proofErr w:type="spellStart"/>
-      <w:r>
-        <w:rPr>
-          <w:bCs/>
-          <w:lang w:val="en-US"/>
-        </w:rPr>
-        <w:t>phạm</w:t>
-      </w:r>
-      <w:proofErr w:type="spellEnd"/>
-      <w:r>
-        <w:rPr>
-          <w:bCs/>
-          <w:lang w:val="en-US"/>
-        </w:rPr>
-        <w:t xml:space="preserve"> </w:t>
-      </w:r>
-      <w:proofErr w:type="spellStart"/>
-      <w:r>
-        <w:rPr>
-          <w:bCs/>
-          <w:lang w:val="en-US"/>
-        </w:rPr>
-        <w:t>pháp</w:t>
-      </w:r>
-      <w:proofErr w:type="spellEnd"/>
-      <w:r>
-        <w:rPr>
-          <w:bCs/>
-          <w:lang w:val="en-US"/>
-        </w:rPr>
-        <w:t xml:space="preserve"> </w:t>
-      </w:r>
-      <w:proofErr w:type="spellStart"/>
-      <w:r>
-        <w:rPr>
-          <w:bCs/>
-          <w:lang w:val="en-US"/>
-        </w:rPr>
-        <w:t>luật</w:t>
-      </w:r>
-      <w:proofErr w:type="spellEnd"/>
-      <w:r>
-        <w:rPr>
-          <w:bCs/>
-          <w:lang w:val="en-US"/>
-        </w:rPr>
-        <w:t>.</w:t>
+        <w:t>Từ chối cung cấp sản phảm, dịch vụ về pháp lý khi thành viên vi phạm thỏa thuận hợp đồng, vi phạm nội quy của HTX và các điều khoản quy định của ngành vận tải, hoặc vi phạm pháp luật.</w:t>
       </w:r>
     </w:p>
     <w:p>
@@ -8829,631 +4250,7 @@
           <w:lang w:val="en-US"/>
         </w:rPr>
         <w:tab/>
-        <w:t xml:space="preserve">HTX </w:t>
-      </w:r>
-      <w:proofErr w:type="spellStart"/>
-      <w:r>
-        <w:rPr>
-          <w:bCs/>
-          <w:lang w:val="en-US"/>
-        </w:rPr>
-        <w:t>có</w:t>
-      </w:r>
-      <w:proofErr w:type="spellEnd"/>
-      <w:r>
-        <w:rPr>
-          <w:bCs/>
-          <w:lang w:val="en-US"/>
-        </w:rPr>
-        <w:t xml:space="preserve"> </w:t>
-      </w:r>
-      <w:proofErr w:type="spellStart"/>
-      <w:r>
-        <w:rPr>
-          <w:bCs/>
-          <w:lang w:val="en-US"/>
-        </w:rPr>
-        <w:t>quyền</w:t>
-      </w:r>
-      <w:proofErr w:type="spellEnd"/>
-      <w:r>
-        <w:rPr>
-          <w:bCs/>
-          <w:lang w:val="en-US"/>
-        </w:rPr>
-        <w:t xml:space="preserve"> </w:t>
-      </w:r>
-      <w:proofErr w:type="spellStart"/>
-      <w:r>
-        <w:rPr>
-          <w:bCs/>
-          <w:lang w:val="en-US"/>
-        </w:rPr>
-        <w:t>đề</w:t>
-      </w:r>
-      <w:proofErr w:type="spellEnd"/>
-      <w:r>
-        <w:rPr>
-          <w:bCs/>
-          <w:lang w:val="en-US"/>
-        </w:rPr>
-        <w:t xml:space="preserve"> </w:t>
-      </w:r>
-      <w:proofErr w:type="spellStart"/>
-      <w:r>
-        <w:rPr>
-          <w:bCs/>
-          <w:lang w:val="en-US"/>
-        </w:rPr>
-        <w:t>nghị</w:t>
-      </w:r>
-      <w:proofErr w:type="spellEnd"/>
-      <w:r>
-        <w:rPr>
-          <w:bCs/>
-          <w:lang w:val="en-US"/>
-        </w:rPr>
-        <w:t xml:space="preserve"> </w:t>
-      </w:r>
-      <w:proofErr w:type="spellStart"/>
-      <w:r>
-        <w:rPr>
-          <w:bCs/>
-          <w:lang w:val="en-US"/>
-        </w:rPr>
-        <w:t>cấp</w:t>
-      </w:r>
-      <w:proofErr w:type="spellEnd"/>
-      <w:r>
-        <w:rPr>
-          <w:bCs/>
-          <w:lang w:val="en-US"/>
-        </w:rPr>
-        <w:t xml:space="preserve"> </w:t>
-      </w:r>
-      <w:proofErr w:type="spellStart"/>
-      <w:r>
-        <w:rPr>
-          <w:bCs/>
-          <w:lang w:val="en-US"/>
-        </w:rPr>
-        <w:t>thời</w:t>
-      </w:r>
-      <w:proofErr w:type="spellEnd"/>
-      <w:r>
-        <w:rPr>
-          <w:bCs/>
-          <w:lang w:val="en-US"/>
-        </w:rPr>
-        <w:t xml:space="preserve"> </w:t>
-      </w:r>
-      <w:proofErr w:type="spellStart"/>
-      <w:r>
-        <w:rPr>
-          <w:bCs/>
-          <w:lang w:val="en-US"/>
-        </w:rPr>
-        <w:t>hạn</w:t>
-      </w:r>
-      <w:proofErr w:type="spellEnd"/>
-      <w:r>
-        <w:rPr>
-          <w:bCs/>
-          <w:lang w:val="en-US"/>
-        </w:rPr>
-        <w:t xml:space="preserve"> </w:t>
-      </w:r>
-      <w:proofErr w:type="spellStart"/>
-      <w:r>
-        <w:rPr>
-          <w:bCs/>
-          <w:lang w:val="en-US"/>
-        </w:rPr>
-        <w:t>có</w:t>
-      </w:r>
-      <w:proofErr w:type="spellEnd"/>
-      <w:r>
-        <w:rPr>
-          <w:bCs/>
-          <w:lang w:val="en-US"/>
-        </w:rPr>
-        <w:t xml:space="preserve"> </w:t>
-      </w:r>
-      <w:proofErr w:type="spellStart"/>
-      <w:r>
-        <w:rPr>
-          <w:bCs/>
-          <w:lang w:val="en-US"/>
-        </w:rPr>
-        <w:t>hiệu</w:t>
-      </w:r>
-      <w:proofErr w:type="spellEnd"/>
-      <w:r>
-        <w:rPr>
-          <w:bCs/>
-          <w:lang w:val="en-US"/>
-        </w:rPr>
-        <w:t xml:space="preserve"> </w:t>
-      </w:r>
-      <w:proofErr w:type="spellStart"/>
-      <w:r>
-        <w:rPr>
-          <w:bCs/>
-          <w:lang w:val="en-US"/>
-        </w:rPr>
-        <w:t>lực</w:t>
-      </w:r>
-      <w:proofErr w:type="spellEnd"/>
-      <w:r>
-        <w:rPr>
-          <w:bCs/>
-          <w:lang w:val="en-US"/>
-        </w:rPr>
-        <w:t xml:space="preserve"> </w:t>
-      </w:r>
-      <w:proofErr w:type="spellStart"/>
-      <w:r>
-        <w:rPr>
-          <w:bCs/>
-          <w:lang w:val="en-US"/>
-        </w:rPr>
-        <w:t>của</w:t>
-      </w:r>
-      <w:proofErr w:type="spellEnd"/>
-      <w:r>
-        <w:rPr>
-          <w:bCs/>
-          <w:lang w:val="en-US"/>
-        </w:rPr>
-        <w:t xml:space="preserve"> </w:t>
-      </w:r>
-      <w:proofErr w:type="spellStart"/>
-      <w:r>
-        <w:rPr>
-          <w:bCs/>
-          <w:lang w:val="en-US"/>
-        </w:rPr>
-        <w:t>phù</w:t>
-      </w:r>
-      <w:proofErr w:type="spellEnd"/>
-      <w:r>
-        <w:rPr>
-          <w:bCs/>
-          <w:lang w:val="en-US"/>
-        </w:rPr>
-        <w:t xml:space="preserve"> </w:t>
-      </w:r>
-      <w:proofErr w:type="spellStart"/>
-      <w:r>
-        <w:rPr>
-          <w:bCs/>
-          <w:lang w:val="en-US"/>
-        </w:rPr>
-        <w:t>hiệu</w:t>
-      </w:r>
-      <w:proofErr w:type="spellEnd"/>
-      <w:r>
-        <w:rPr>
-          <w:bCs/>
-          <w:lang w:val="en-US"/>
-        </w:rPr>
-        <w:t xml:space="preserve">, </w:t>
-      </w:r>
-      <w:proofErr w:type="spellStart"/>
-      <w:r>
-        <w:rPr>
-          <w:bCs/>
-          <w:lang w:val="en-US"/>
-        </w:rPr>
-        <w:t>biển</w:t>
-      </w:r>
-      <w:proofErr w:type="spellEnd"/>
-      <w:r>
-        <w:rPr>
-          <w:bCs/>
-          <w:lang w:val="en-US"/>
-        </w:rPr>
-        <w:t xml:space="preserve"> </w:t>
-      </w:r>
-      <w:proofErr w:type="spellStart"/>
-      <w:r>
-        <w:rPr>
-          <w:bCs/>
-          <w:lang w:val="en-US"/>
-        </w:rPr>
-        <w:t>hiệu</w:t>
-      </w:r>
-      <w:proofErr w:type="spellEnd"/>
-      <w:r>
-        <w:rPr>
-          <w:bCs/>
-          <w:lang w:val="en-US"/>
-        </w:rPr>
-        <w:t xml:space="preserve"> </w:t>
-      </w:r>
-      <w:proofErr w:type="spellStart"/>
-      <w:r>
-        <w:rPr>
-          <w:bCs/>
-          <w:lang w:val="en-US"/>
-        </w:rPr>
-        <w:t>nhưng</w:t>
-      </w:r>
-      <w:proofErr w:type="spellEnd"/>
-      <w:r>
-        <w:rPr>
-          <w:bCs/>
-          <w:lang w:val="en-US"/>
-        </w:rPr>
-        <w:t xml:space="preserve"> </w:t>
-      </w:r>
-      <w:proofErr w:type="spellStart"/>
-      <w:r>
-        <w:rPr>
-          <w:bCs/>
-          <w:lang w:val="en-US"/>
-        </w:rPr>
-        <w:t>không</w:t>
-      </w:r>
-      <w:proofErr w:type="spellEnd"/>
-      <w:r>
-        <w:rPr>
-          <w:bCs/>
-          <w:lang w:val="en-US"/>
-        </w:rPr>
-        <w:t xml:space="preserve"> </w:t>
-      </w:r>
-      <w:proofErr w:type="spellStart"/>
-      <w:r>
-        <w:rPr>
-          <w:bCs/>
-          <w:lang w:val="en-US"/>
-        </w:rPr>
-        <w:t>quá</w:t>
-      </w:r>
-      <w:proofErr w:type="spellEnd"/>
-      <w:r>
-        <w:rPr>
-          <w:bCs/>
-          <w:lang w:val="en-US"/>
-        </w:rPr>
-        <w:t xml:space="preserve"> </w:t>
-      </w:r>
-      <w:proofErr w:type="spellStart"/>
-      <w:r>
-        <w:rPr>
-          <w:bCs/>
-          <w:lang w:val="en-US"/>
-        </w:rPr>
-        <w:t>thời</w:t>
-      </w:r>
-      <w:proofErr w:type="spellEnd"/>
-      <w:r>
-        <w:rPr>
-          <w:bCs/>
-          <w:lang w:val="en-US"/>
-        </w:rPr>
-        <w:t xml:space="preserve"> </w:t>
-      </w:r>
-      <w:proofErr w:type="spellStart"/>
-      <w:r>
-        <w:rPr>
-          <w:bCs/>
-          <w:lang w:val="en-US"/>
-        </w:rPr>
-        <w:t>hạn</w:t>
-      </w:r>
-      <w:proofErr w:type="spellEnd"/>
-      <w:r>
-        <w:rPr>
-          <w:bCs/>
-          <w:lang w:val="en-US"/>
-        </w:rPr>
-        <w:t xml:space="preserve"> </w:t>
-      </w:r>
-      <w:proofErr w:type="spellStart"/>
-      <w:r>
-        <w:rPr>
-          <w:bCs/>
-          <w:lang w:val="en-US"/>
-        </w:rPr>
-        <w:t>có</w:t>
-      </w:r>
-      <w:proofErr w:type="spellEnd"/>
-      <w:r>
-        <w:rPr>
-          <w:bCs/>
-          <w:lang w:val="en-US"/>
-        </w:rPr>
-        <w:t xml:space="preserve"> </w:t>
-      </w:r>
-      <w:proofErr w:type="spellStart"/>
-      <w:r>
-        <w:rPr>
-          <w:bCs/>
-          <w:lang w:val="en-US"/>
-        </w:rPr>
-        <w:t>hiệu</w:t>
-      </w:r>
-      <w:proofErr w:type="spellEnd"/>
-      <w:r>
-        <w:rPr>
-          <w:bCs/>
-          <w:lang w:val="en-US"/>
-        </w:rPr>
-        <w:t xml:space="preserve"> </w:t>
-      </w:r>
-      <w:proofErr w:type="spellStart"/>
-      <w:r>
-        <w:rPr>
-          <w:bCs/>
-          <w:lang w:val="en-US"/>
-        </w:rPr>
-        <w:t>lực</w:t>
-      </w:r>
-      <w:proofErr w:type="spellEnd"/>
-      <w:r>
-        <w:rPr>
-          <w:bCs/>
-          <w:lang w:val="en-US"/>
-        </w:rPr>
-        <w:t xml:space="preserve"> </w:t>
-      </w:r>
-      <w:proofErr w:type="spellStart"/>
-      <w:r>
-        <w:rPr>
-          <w:bCs/>
-          <w:lang w:val="en-US"/>
-        </w:rPr>
-        <w:t>của</w:t>
-      </w:r>
-      <w:proofErr w:type="spellEnd"/>
-      <w:r>
-        <w:rPr>
-          <w:bCs/>
-          <w:lang w:val="en-US"/>
-        </w:rPr>
-        <w:t xml:space="preserve"> </w:t>
-      </w:r>
-      <w:proofErr w:type="spellStart"/>
-      <w:r>
-        <w:rPr>
-          <w:bCs/>
-          <w:lang w:val="en-US"/>
-        </w:rPr>
-        <w:t>Giấy</w:t>
-      </w:r>
-      <w:proofErr w:type="spellEnd"/>
-      <w:r>
-        <w:rPr>
-          <w:bCs/>
-          <w:lang w:val="en-US"/>
-        </w:rPr>
-        <w:t xml:space="preserve"> </w:t>
-      </w:r>
-      <w:proofErr w:type="spellStart"/>
-      <w:r>
-        <w:rPr>
-          <w:bCs/>
-          <w:lang w:val="en-US"/>
-        </w:rPr>
-        <w:t>phép</w:t>
-      </w:r>
-      <w:proofErr w:type="spellEnd"/>
-      <w:r>
-        <w:rPr>
-          <w:bCs/>
-          <w:lang w:val="en-US"/>
-        </w:rPr>
-        <w:t xml:space="preserve"> </w:t>
-      </w:r>
-      <w:proofErr w:type="spellStart"/>
-      <w:r>
-        <w:rPr>
-          <w:bCs/>
-          <w:lang w:val="en-US"/>
-        </w:rPr>
-        <w:t>kinh</w:t>
-      </w:r>
-      <w:proofErr w:type="spellEnd"/>
-      <w:r>
-        <w:rPr>
-          <w:bCs/>
-          <w:lang w:val="en-US"/>
-        </w:rPr>
-        <w:t xml:space="preserve"> doanh </w:t>
-      </w:r>
-      <w:proofErr w:type="spellStart"/>
-      <w:r>
-        <w:rPr>
-          <w:bCs/>
-          <w:lang w:val="en-US"/>
-        </w:rPr>
-        <w:t>vận</w:t>
-      </w:r>
-      <w:proofErr w:type="spellEnd"/>
-      <w:r>
-        <w:rPr>
-          <w:bCs/>
-          <w:lang w:val="en-US"/>
-        </w:rPr>
-        <w:t xml:space="preserve"> </w:t>
-      </w:r>
-      <w:proofErr w:type="spellStart"/>
-      <w:r>
-        <w:rPr>
-          <w:bCs/>
-          <w:lang w:val="en-US"/>
-        </w:rPr>
-        <w:t>tải</w:t>
-      </w:r>
-      <w:proofErr w:type="spellEnd"/>
-      <w:r>
-        <w:rPr>
-          <w:bCs/>
-          <w:lang w:val="en-US"/>
-        </w:rPr>
-        <w:t xml:space="preserve"> </w:t>
-      </w:r>
-      <w:proofErr w:type="spellStart"/>
-      <w:r>
-        <w:rPr>
-          <w:bCs/>
-          <w:lang w:val="en-US"/>
-        </w:rPr>
-        <w:t>và</w:t>
-      </w:r>
-      <w:proofErr w:type="spellEnd"/>
-      <w:r>
-        <w:rPr>
-          <w:bCs/>
-          <w:lang w:val="en-US"/>
-        </w:rPr>
-        <w:t xml:space="preserve"> </w:t>
-      </w:r>
-      <w:proofErr w:type="spellStart"/>
-      <w:r>
-        <w:rPr>
-          <w:bCs/>
-          <w:lang w:val="en-US"/>
-        </w:rPr>
-        <w:t>không</w:t>
-      </w:r>
-      <w:proofErr w:type="spellEnd"/>
-      <w:r>
-        <w:rPr>
-          <w:bCs/>
-          <w:lang w:val="en-US"/>
-        </w:rPr>
-        <w:t xml:space="preserve"> </w:t>
-      </w:r>
-      <w:proofErr w:type="spellStart"/>
-      <w:r>
-        <w:rPr>
-          <w:bCs/>
-          <w:lang w:val="en-US"/>
-        </w:rPr>
-        <w:t>quá</w:t>
-      </w:r>
-      <w:proofErr w:type="spellEnd"/>
-      <w:r>
-        <w:rPr>
-          <w:bCs/>
-          <w:lang w:val="en-US"/>
-        </w:rPr>
-        <w:t xml:space="preserve"> </w:t>
-      </w:r>
-      <w:proofErr w:type="spellStart"/>
-      <w:r>
-        <w:rPr>
-          <w:bCs/>
-          <w:lang w:val="en-US"/>
-        </w:rPr>
-        <w:t>niên</w:t>
-      </w:r>
-      <w:proofErr w:type="spellEnd"/>
-      <w:r>
-        <w:rPr>
-          <w:bCs/>
-          <w:lang w:val="en-US"/>
-        </w:rPr>
-        <w:t xml:space="preserve"> </w:t>
-      </w:r>
-      <w:proofErr w:type="spellStart"/>
-      <w:r>
-        <w:rPr>
-          <w:bCs/>
-          <w:lang w:val="en-US"/>
-        </w:rPr>
-        <w:t>hạn</w:t>
-      </w:r>
-      <w:proofErr w:type="spellEnd"/>
-      <w:r>
-        <w:rPr>
-          <w:bCs/>
-          <w:lang w:val="en-US"/>
-        </w:rPr>
-        <w:t xml:space="preserve"> </w:t>
-      </w:r>
-      <w:proofErr w:type="spellStart"/>
-      <w:r>
-        <w:rPr>
-          <w:bCs/>
-          <w:lang w:val="en-US"/>
-        </w:rPr>
-        <w:t>sử</w:t>
-      </w:r>
-      <w:proofErr w:type="spellEnd"/>
-      <w:r>
-        <w:rPr>
-          <w:bCs/>
-          <w:lang w:val="en-US"/>
-        </w:rPr>
-        <w:t xml:space="preserve"> </w:t>
-      </w:r>
-      <w:proofErr w:type="spellStart"/>
-      <w:r>
-        <w:rPr>
-          <w:bCs/>
-          <w:lang w:val="en-US"/>
-        </w:rPr>
-        <w:t>dụng</w:t>
-      </w:r>
-      <w:proofErr w:type="spellEnd"/>
-      <w:r>
-        <w:rPr>
-          <w:bCs/>
-          <w:lang w:val="en-US"/>
-        </w:rPr>
-        <w:t xml:space="preserve"> </w:t>
-      </w:r>
-      <w:proofErr w:type="spellStart"/>
-      <w:r>
-        <w:rPr>
-          <w:bCs/>
-          <w:lang w:val="en-US"/>
-        </w:rPr>
-        <w:t>của</w:t>
-      </w:r>
-      <w:proofErr w:type="spellEnd"/>
-      <w:r>
-        <w:rPr>
-          <w:bCs/>
-          <w:lang w:val="en-US"/>
-        </w:rPr>
-        <w:t xml:space="preserve"> </w:t>
-      </w:r>
-      <w:proofErr w:type="spellStart"/>
-      <w:r>
-        <w:rPr>
-          <w:bCs/>
-          <w:lang w:val="en-US"/>
-        </w:rPr>
-        <w:t>phương</w:t>
-      </w:r>
-      <w:proofErr w:type="spellEnd"/>
-      <w:r>
-        <w:rPr>
-          <w:bCs/>
-          <w:lang w:val="en-US"/>
-        </w:rPr>
-        <w:t xml:space="preserve"> </w:t>
-      </w:r>
-      <w:proofErr w:type="spellStart"/>
-      <w:r>
-        <w:rPr>
-          <w:bCs/>
-          <w:lang w:val="en-US"/>
-        </w:rPr>
-        <w:t>tiện</w:t>
-      </w:r>
-      <w:proofErr w:type="spellEnd"/>
-      <w:r>
-        <w:rPr>
-          <w:bCs/>
-          <w:lang w:val="en-US"/>
-        </w:rPr>
-        <w:t>.</w:t>
+        <w:t>HTX có quyền đề nghị cấp thời hạn có hiệu lực của phù hiệu, biển hiệu nhưng không quá thời hạn có hiệu lực của Giấy phép kinh doanh vận tải và không quá niên hạn sử dụng của phương tiện.</w:t>
       </w:r>
     </w:p>
     <w:p>
@@ -9482,710 +4279,7 @@
           <w:lang w:val="en-US"/>
         </w:rPr>
         <w:tab/>
-      </w:r>
-      <w:proofErr w:type="spellStart"/>
-      <w:r>
-        <w:rPr>
-          <w:bCs/>
-          <w:lang w:val="en-US"/>
-        </w:rPr>
-        <w:t>Các</w:t>
-      </w:r>
-      <w:proofErr w:type="spellEnd"/>
-      <w:r>
-        <w:rPr>
-          <w:bCs/>
-          <w:lang w:val="en-US"/>
-        </w:rPr>
-        <w:t xml:space="preserve"> </w:t>
-      </w:r>
-      <w:proofErr w:type="spellStart"/>
-      <w:r>
-        <w:rPr>
-          <w:bCs/>
-          <w:lang w:val="en-US"/>
-        </w:rPr>
-        <w:t>loại</w:t>
-      </w:r>
-      <w:proofErr w:type="spellEnd"/>
-      <w:r>
-        <w:rPr>
-          <w:bCs/>
-          <w:lang w:val="en-US"/>
-        </w:rPr>
-        <w:t xml:space="preserve"> </w:t>
-      </w:r>
-      <w:proofErr w:type="spellStart"/>
-      <w:r>
-        <w:rPr>
-          <w:bCs/>
-          <w:lang w:val="en-US"/>
-        </w:rPr>
-        <w:t>phù</w:t>
-      </w:r>
-      <w:proofErr w:type="spellEnd"/>
-      <w:r>
-        <w:rPr>
-          <w:bCs/>
-          <w:lang w:val="en-US"/>
-        </w:rPr>
-        <w:t xml:space="preserve"> </w:t>
-      </w:r>
-      <w:proofErr w:type="spellStart"/>
-      <w:r>
-        <w:rPr>
-          <w:bCs/>
-          <w:lang w:val="en-US"/>
-        </w:rPr>
-        <w:t>hiệu</w:t>
-      </w:r>
-      <w:proofErr w:type="spellEnd"/>
-      <w:r>
-        <w:rPr>
-          <w:bCs/>
-          <w:lang w:val="en-US"/>
-        </w:rPr>
-        <w:t xml:space="preserve">, </w:t>
-      </w:r>
-      <w:proofErr w:type="spellStart"/>
-      <w:r>
-        <w:rPr>
-          <w:bCs/>
-          <w:lang w:val="en-US"/>
-        </w:rPr>
-        <w:t>biển</w:t>
-      </w:r>
-      <w:proofErr w:type="spellEnd"/>
-      <w:r>
-        <w:rPr>
-          <w:bCs/>
-          <w:lang w:val="en-US"/>
-        </w:rPr>
-        <w:t xml:space="preserve"> </w:t>
-      </w:r>
-      <w:proofErr w:type="spellStart"/>
-      <w:r>
-        <w:rPr>
-          <w:bCs/>
-          <w:lang w:val="en-US"/>
-        </w:rPr>
-        <w:t>hiệu</w:t>
-      </w:r>
-      <w:proofErr w:type="spellEnd"/>
-      <w:r>
-        <w:rPr>
-          <w:bCs/>
-          <w:lang w:val="en-US"/>
-        </w:rPr>
-        <w:t xml:space="preserve"> do HTX </w:t>
-      </w:r>
-      <w:proofErr w:type="spellStart"/>
-      <w:r>
-        <w:rPr>
-          <w:bCs/>
-          <w:lang w:val="en-US"/>
-        </w:rPr>
-        <w:t>cấp</w:t>
-      </w:r>
-      <w:proofErr w:type="spellEnd"/>
-      <w:r>
-        <w:rPr>
-          <w:bCs/>
-          <w:lang w:val="en-US"/>
-        </w:rPr>
-        <w:t xml:space="preserve"> </w:t>
-      </w:r>
-      <w:proofErr w:type="spellStart"/>
-      <w:r>
-        <w:rPr>
-          <w:bCs/>
-          <w:lang w:val="en-US"/>
-        </w:rPr>
-        <w:t>cho</w:t>
-      </w:r>
-      <w:proofErr w:type="spellEnd"/>
-      <w:r>
-        <w:rPr>
-          <w:bCs/>
-          <w:lang w:val="en-US"/>
-        </w:rPr>
-        <w:t xml:space="preserve"> </w:t>
-      </w:r>
-      <w:proofErr w:type="spellStart"/>
-      <w:r>
-        <w:rPr>
-          <w:bCs/>
-          <w:lang w:val="en-US"/>
-        </w:rPr>
-        <w:t>thành</w:t>
-      </w:r>
-      <w:proofErr w:type="spellEnd"/>
-      <w:r>
-        <w:rPr>
-          <w:bCs/>
-          <w:lang w:val="en-US"/>
-        </w:rPr>
-        <w:t xml:space="preserve"> </w:t>
-      </w:r>
-      <w:proofErr w:type="spellStart"/>
-      <w:r>
-        <w:rPr>
-          <w:bCs/>
-          <w:lang w:val="en-US"/>
-        </w:rPr>
-        <w:t>viên</w:t>
-      </w:r>
-      <w:proofErr w:type="spellEnd"/>
-      <w:r>
-        <w:rPr>
-          <w:bCs/>
-          <w:lang w:val="en-US"/>
-        </w:rPr>
-        <w:t xml:space="preserve"> </w:t>
-      </w:r>
-      <w:proofErr w:type="spellStart"/>
-      <w:r>
-        <w:rPr>
-          <w:bCs/>
-          <w:lang w:val="en-US"/>
-        </w:rPr>
-        <w:t>là</w:t>
-      </w:r>
-      <w:proofErr w:type="spellEnd"/>
-      <w:r>
-        <w:rPr>
-          <w:bCs/>
-          <w:lang w:val="en-US"/>
-        </w:rPr>
-        <w:t xml:space="preserve"> </w:t>
-      </w:r>
-      <w:proofErr w:type="spellStart"/>
-      <w:r>
-        <w:rPr>
-          <w:bCs/>
-          <w:lang w:val="en-US"/>
-        </w:rPr>
-        <w:t>tài</w:t>
-      </w:r>
-      <w:proofErr w:type="spellEnd"/>
-      <w:r>
-        <w:rPr>
-          <w:bCs/>
-          <w:lang w:val="en-US"/>
-        </w:rPr>
-        <w:t xml:space="preserve"> sản </w:t>
-      </w:r>
-      <w:proofErr w:type="spellStart"/>
-      <w:r>
-        <w:rPr>
-          <w:bCs/>
-          <w:lang w:val="en-US"/>
-        </w:rPr>
-        <w:t>của</w:t>
-      </w:r>
-      <w:proofErr w:type="spellEnd"/>
-      <w:r>
-        <w:rPr>
-          <w:bCs/>
-          <w:lang w:val="en-US"/>
-        </w:rPr>
-        <w:t xml:space="preserve"> HTX. </w:t>
-      </w:r>
-      <w:proofErr w:type="spellStart"/>
-      <w:r>
-        <w:rPr>
-          <w:bCs/>
-          <w:lang w:val="en-US"/>
-        </w:rPr>
-        <w:t>Bên</w:t>
-      </w:r>
-      <w:proofErr w:type="spellEnd"/>
-      <w:r>
-        <w:rPr>
-          <w:bCs/>
-          <w:lang w:val="en-US"/>
-        </w:rPr>
-        <w:t xml:space="preserve"> A </w:t>
-      </w:r>
-      <w:proofErr w:type="spellStart"/>
-      <w:r>
-        <w:rPr>
-          <w:bCs/>
-          <w:lang w:val="en-US"/>
-        </w:rPr>
-        <w:t>có</w:t>
-      </w:r>
-      <w:proofErr w:type="spellEnd"/>
-      <w:r>
-        <w:rPr>
-          <w:bCs/>
-          <w:lang w:val="en-US"/>
-        </w:rPr>
-        <w:t xml:space="preserve"> </w:t>
-      </w:r>
-      <w:proofErr w:type="spellStart"/>
-      <w:r>
-        <w:rPr>
-          <w:bCs/>
-          <w:lang w:val="en-US"/>
-        </w:rPr>
-        <w:t>quyền</w:t>
-      </w:r>
-      <w:proofErr w:type="spellEnd"/>
-      <w:r>
-        <w:rPr>
-          <w:bCs/>
-          <w:lang w:val="en-US"/>
-        </w:rPr>
-        <w:t xml:space="preserve"> </w:t>
-      </w:r>
-      <w:proofErr w:type="spellStart"/>
-      <w:r>
-        <w:rPr>
-          <w:bCs/>
-          <w:lang w:val="en-US"/>
-        </w:rPr>
-        <w:t>ngưng</w:t>
-      </w:r>
-      <w:proofErr w:type="spellEnd"/>
-      <w:r>
-        <w:rPr>
-          <w:bCs/>
-          <w:lang w:val="en-US"/>
-        </w:rPr>
-        <w:t xml:space="preserve"> </w:t>
-      </w:r>
-      <w:proofErr w:type="spellStart"/>
-      <w:r>
-        <w:rPr>
-          <w:bCs/>
-          <w:lang w:val="en-US"/>
-        </w:rPr>
-        <w:t>cấp</w:t>
-      </w:r>
-      <w:proofErr w:type="spellEnd"/>
-      <w:r>
-        <w:rPr>
-          <w:bCs/>
-          <w:lang w:val="en-US"/>
-        </w:rPr>
-        <w:t xml:space="preserve"> "LỆNH VẬN CHUYỂN"; </w:t>
-      </w:r>
-      <w:proofErr w:type="spellStart"/>
-      <w:r>
-        <w:rPr>
-          <w:bCs/>
-          <w:lang w:val="en-US"/>
-        </w:rPr>
-        <w:t>thu</w:t>
-      </w:r>
-      <w:proofErr w:type="spellEnd"/>
-      <w:r>
-        <w:rPr>
-          <w:bCs/>
-          <w:lang w:val="en-US"/>
-        </w:rPr>
-        <w:t xml:space="preserve"> </w:t>
-      </w:r>
-      <w:proofErr w:type="spellStart"/>
-      <w:r>
-        <w:rPr>
-          <w:bCs/>
-          <w:lang w:val="en-US"/>
-        </w:rPr>
-        <w:t>hồi</w:t>
-      </w:r>
-      <w:proofErr w:type="spellEnd"/>
-      <w:r>
-        <w:rPr>
-          <w:bCs/>
-          <w:lang w:val="en-US"/>
-        </w:rPr>
-        <w:t xml:space="preserve"> </w:t>
-      </w:r>
-      <w:proofErr w:type="spellStart"/>
-      <w:r>
-        <w:rPr>
-          <w:bCs/>
-          <w:lang w:val="en-US"/>
-        </w:rPr>
-        <w:t>Phù</w:t>
-      </w:r>
-      <w:proofErr w:type="spellEnd"/>
-      <w:r>
-        <w:rPr>
-          <w:bCs/>
-          <w:lang w:val="en-US"/>
-        </w:rPr>
-        <w:t xml:space="preserve"> </w:t>
-      </w:r>
-      <w:proofErr w:type="spellStart"/>
-      <w:r>
-        <w:rPr>
-          <w:bCs/>
-          <w:lang w:val="en-US"/>
-        </w:rPr>
-        <w:t>hiệu</w:t>
-      </w:r>
-      <w:proofErr w:type="spellEnd"/>
-      <w:r>
-        <w:rPr>
-          <w:bCs/>
-          <w:lang w:val="en-US"/>
-        </w:rPr>
-        <w:t xml:space="preserve"> " XE HỢP ĐỒNG "; " XE TẢI "… </w:t>
-      </w:r>
-      <w:proofErr w:type="spellStart"/>
-      <w:r>
-        <w:rPr>
-          <w:bCs/>
-          <w:lang w:val="en-US"/>
-        </w:rPr>
-        <w:t>của</w:t>
-      </w:r>
-      <w:proofErr w:type="spellEnd"/>
-      <w:r>
-        <w:rPr>
-          <w:bCs/>
-          <w:lang w:val="en-US"/>
-        </w:rPr>
-        <w:t xml:space="preserve"> </w:t>
-      </w:r>
-      <w:proofErr w:type="spellStart"/>
-      <w:r>
-        <w:rPr>
-          <w:bCs/>
-          <w:lang w:val="en-US"/>
-        </w:rPr>
-        <w:t>bên</w:t>
-      </w:r>
-      <w:proofErr w:type="spellEnd"/>
-      <w:r>
-        <w:rPr>
-          <w:bCs/>
-          <w:lang w:val="en-US"/>
-        </w:rPr>
-        <w:t xml:space="preserve"> B </w:t>
-      </w:r>
-      <w:proofErr w:type="spellStart"/>
-      <w:r>
-        <w:rPr>
-          <w:bCs/>
-          <w:lang w:val="en-US"/>
-        </w:rPr>
-        <w:t>trong</w:t>
-      </w:r>
-      <w:proofErr w:type="spellEnd"/>
-      <w:r>
-        <w:rPr>
-          <w:bCs/>
-          <w:lang w:val="en-US"/>
-        </w:rPr>
-        <w:t xml:space="preserve"> </w:t>
-      </w:r>
-      <w:proofErr w:type="spellStart"/>
-      <w:r>
-        <w:rPr>
-          <w:bCs/>
-          <w:lang w:val="en-US"/>
-        </w:rPr>
-        <w:t>trường</w:t>
-      </w:r>
-      <w:proofErr w:type="spellEnd"/>
-      <w:r>
-        <w:rPr>
-          <w:bCs/>
-          <w:lang w:val="en-US"/>
-        </w:rPr>
-        <w:t xml:space="preserve"> </w:t>
-      </w:r>
-      <w:proofErr w:type="spellStart"/>
-      <w:r>
-        <w:rPr>
-          <w:bCs/>
-          <w:lang w:val="en-US"/>
-        </w:rPr>
-        <w:t>hợp</w:t>
-      </w:r>
-      <w:proofErr w:type="spellEnd"/>
-      <w:r>
-        <w:rPr>
-          <w:bCs/>
-          <w:lang w:val="en-US"/>
-        </w:rPr>
-        <w:t xml:space="preserve"> </w:t>
-      </w:r>
-      <w:proofErr w:type="spellStart"/>
-      <w:r>
-        <w:rPr>
-          <w:bCs/>
-          <w:lang w:val="en-US"/>
-        </w:rPr>
-        <w:t>xe</w:t>
-      </w:r>
-      <w:proofErr w:type="spellEnd"/>
-      <w:r>
-        <w:rPr>
-          <w:bCs/>
-          <w:lang w:val="en-US"/>
-        </w:rPr>
-        <w:t xml:space="preserve"> </w:t>
-      </w:r>
-      <w:proofErr w:type="spellStart"/>
-      <w:r>
-        <w:rPr>
-          <w:bCs/>
-          <w:lang w:val="en-US"/>
-        </w:rPr>
-        <w:t>cố</w:t>
-      </w:r>
-      <w:proofErr w:type="spellEnd"/>
-      <w:r>
-        <w:rPr>
-          <w:bCs/>
-          <w:lang w:val="en-US"/>
-        </w:rPr>
-        <w:t xml:space="preserve"> </w:t>
-      </w:r>
-      <w:proofErr w:type="spellStart"/>
-      <w:r>
-        <w:rPr>
-          <w:bCs/>
-          <w:lang w:val="en-US"/>
-        </w:rPr>
-        <w:t>tình</w:t>
-      </w:r>
-      <w:proofErr w:type="spellEnd"/>
-      <w:r>
-        <w:rPr>
-          <w:bCs/>
-          <w:lang w:val="en-US"/>
-        </w:rPr>
-        <w:t xml:space="preserve"> vi </w:t>
-      </w:r>
-      <w:proofErr w:type="spellStart"/>
-      <w:r>
-        <w:rPr>
-          <w:bCs/>
-          <w:lang w:val="en-US"/>
-        </w:rPr>
-        <w:t>phạm</w:t>
-      </w:r>
-      <w:proofErr w:type="spellEnd"/>
-      <w:r>
-        <w:rPr>
-          <w:bCs/>
-          <w:lang w:val="en-US"/>
-        </w:rPr>
-        <w:t xml:space="preserve"> </w:t>
-      </w:r>
-      <w:proofErr w:type="spellStart"/>
-      <w:r>
-        <w:rPr>
-          <w:bCs/>
-          <w:lang w:val="en-US"/>
-        </w:rPr>
-        <w:t>luật</w:t>
-      </w:r>
-      <w:proofErr w:type="spellEnd"/>
-      <w:r>
-        <w:rPr>
-          <w:bCs/>
-          <w:lang w:val="en-US"/>
-        </w:rPr>
-        <w:t xml:space="preserve"> GTĐB, vi </w:t>
-      </w:r>
-      <w:proofErr w:type="spellStart"/>
-      <w:r>
-        <w:rPr>
-          <w:bCs/>
-          <w:lang w:val="en-US"/>
-        </w:rPr>
-        <w:t>phạm</w:t>
-      </w:r>
-      <w:proofErr w:type="spellEnd"/>
-      <w:r>
-        <w:rPr>
-          <w:bCs/>
-          <w:lang w:val="en-US"/>
-        </w:rPr>
-        <w:t xml:space="preserve"> </w:t>
-      </w:r>
-      <w:proofErr w:type="spellStart"/>
-      <w:r>
-        <w:rPr>
-          <w:bCs/>
-          <w:lang w:val="en-US"/>
-        </w:rPr>
-        <w:t>pháp</w:t>
-      </w:r>
-      <w:proofErr w:type="spellEnd"/>
-      <w:r>
-        <w:rPr>
-          <w:bCs/>
-          <w:lang w:val="en-US"/>
-        </w:rPr>
-        <w:t xml:space="preserve"> </w:t>
-      </w:r>
-      <w:proofErr w:type="spellStart"/>
-      <w:r>
-        <w:rPr>
-          <w:bCs/>
-          <w:lang w:val="en-US"/>
-        </w:rPr>
-        <w:t>luật</w:t>
-      </w:r>
-      <w:proofErr w:type="spellEnd"/>
-      <w:r>
-        <w:rPr>
-          <w:bCs/>
-          <w:lang w:val="en-US"/>
-        </w:rPr>
-        <w:t xml:space="preserve"> </w:t>
-      </w:r>
-      <w:proofErr w:type="spellStart"/>
-      <w:r>
-        <w:rPr>
-          <w:bCs/>
-          <w:lang w:val="en-US"/>
-        </w:rPr>
-        <w:t>hoặc</w:t>
-      </w:r>
-      <w:proofErr w:type="spellEnd"/>
-      <w:r>
-        <w:rPr>
-          <w:bCs/>
-          <w:lang w:val="en-US"/>
-        </w:rPr>
-        <w:t xml:space="preserve"> </w:t>
-      </w:r>
-      <w:proofErr w:type="spellStart"/>
-      <w:r>
-        <w:rPr>
-          <w:bCs/>
-          <w:lang w:val="en-US"/>
-        </w:rPr>
-        <w:t>không</w:t>
-      </w:r>
-      <w:proofErr w:type="spellEnd"/>
-      <w:r>
-        <w:rPr>
-          <w:bCs/>
-          <w:lang w:val="en-US"/>
-        </w:rPr>
-        <w:t xml:space="preserve"> </w:t>
-      </w:r>
-      <w:proofErr w:type="spellStart"/>
-      <w:r>
-        <w:rPr>
-          <w:bCs/>
-          <w:lang w:val="en-US"/>
-        </w:rPr>
-        <w:t>đóng</w:t>
-      </w:r>
-      <w:proofErr w:type="spellEnd"/>
-      <w:r>
-        <w:rPr>
-          <w:bCs/>
-          <w:lang w:val="en-US"/>
-        </w:rPr>
-        <w:t xml:space="preserve"> </w:t>
-      </w:r>
-      <w:proofErr w:type="spellStart"/>
-      <w:r>
-        <w:rPr>
-          <w:bCs/>
-          <w:lang w:val="en-US"/>
-        </w:rPr>
-        <w:t>các</w:t>
-      </w:r>
-      <w:proofErr w:type="spellEnd"/>
-      <w:r>
-        <w:rPr>
-          <w:bCs/>
-          <w:lang w:val="en-US"/>
-        </w:rPr>
-        <w:t xml:space="preserve"> </w:t>
-      </w:r>
-      <w:proofErr w:type="spellStart"/>
-      <w:r>
-        <w:rPr>
-          <w:bCs/>
-          <w:lang w:val="en-US"/>
-        </w:rPr>
-        <w:t>khoản</w:t>
-      </w:r>
-      <w:proofErr w:type="spellEnd"/>
-      <w:r>
-        <w:rPr>
-          <w:bCs/>
-          <w:lang w:val="en-US"/>
-        </w:rPr>
-        <w:t xml:space="preserve"> </w:t>
-      </w:r>
-      <w:proofErr w:type="spellStart"/>
-      <w:r>
-        <w:rPr>
-          <w:bCs/>
-          <w:lang w:val="en-US"/>
-        </w:rPr>
-        <w:t>phí</w:t>
-      </w:r>
-      <w:proofErr w:type="spellEnd"/>
-      <w:r>
-        <w:rPr>
-          <w:bCs/>
-          <w:lang w:val="en-US"/>
-        </w:rPr>
-        <w:t xml:space="preserve"> </w:t>
-      </w:r>
-      <w:proofErr w:type="spellStart"/>
-      <w:r>
-        <w:rPr>
-          <w:bCs/>
-          <w:lang w:val="en-US"/>
-        </w:rPr>
-        <w:t>cho</w:t>
-      </w:r>
-      <w:proofErr w:type="spellEnd"/>
-      <w:r>
-        <w:rPr>
-          <w:bCs/>
-          <w:lang w:val="en-US"/>
-        </w:rPr>
-        <w:t xml:space="preserve"> HTX </w:t>
-      </w:r>
-      <w:proofErr w:type="spellStart"/>
-      <w:r>
-        <w:rPr>
-          <w:bCs/>
-          <w:lang w:val="en-US"/>
-        </w:rPr>
-        <w:t>đúng</w:t>
-      </w:r>
-      <w:proofErr w:type="spellEnd"/>
-      <w:r>
-        <w:rPr>
-          <w:bCs/>
-          <w:lang w:val="en-US"/>
-        </w:rPr>
-        <w:t xml:space="preserve"> </w:t>
-      </w:r>
-      <w:proofErr w:type="spellStart"/>
-      <w:r>
-        <w:rPr>
-          <w:bCs/>
-          <w:lang w:val="en-US"/>
-        </w:rPr>
-        <w:t>hạn</w:t>
-      </w:r>
-      <w:proofErr w:type="spellEnd"/>
-      <w:r>
-        <w:rPr>
-          <w:bCs/>
-          <w:lang w:val="en-US"/>
-        </w:rPr>
-        <w:t>.</w:t>
+        <w:t>Các loại phù hiệu, biển hiệu do HTX cấp cho thành viên là tài sản của HTX. Bên A có quyền ngưng cấp "LỆNH VẬN CHUYỂN"; thu hồi Phù hiệu " XE HỢP ĐỒNG "; " XE TẢI "… của bên B trong trường hợp xe cố tình vi phạm luật GTĐB, vi phạm pháp luật hoặc không đóng các khoản phí cho HTX đúng hạn.</w:t>
       </w:r>
     </w:p>
     <w:p>
@@ -11207,19 +5301,13 @@
           <w:numId w:val="1"/>
         </w:numPr>
         <w:tabs>
-          <w:tab w:val="left" w:pos="218"/>
+          <w:tab w:val="left" w:pos="536"/>
         </w:tabs>
         <w:spacing w:before="14"/>
-        <w:ind w:right="129"/>
+        <w:ind w:left="536" w:hanging="440"/>
         <w:jc w:val="both"/>
       </w:pPr>
       <w:r>
-        <w:rPr>
-          <w:lang w:val="en-US"/>
-        </w:rPr>
-        <w:t xml:space="preserve">-       </w:t>
-      </w:r>
-      <w:r>
         <w:t>Lái xe phải nghiêm chỉnh chấp hành Luật Giao thông đường bộ</w:t>
       </w:r>
       <w:r>
@@ -11229,15 +5317,7 @@
         <w:t xml:space="preserve"> </w:t>
       </w:r>
       <w:r>
-        <w:t xml:space="preserve">Việt Nam khi tham gia giao </w:t>
-      </w:r>
-      <w:proofErr w:type="gramStart"/>
-      <w:r>
-        <w:t>thông.Trong</w:t>
-      </w:r>
-      <w:proofErr w:type="gramEnd"/>
-      <w:r>
-        <w:t xml:space="preserve"> trường hợp lái xe bị xử phạt về hành vi vi phạm</w:t>
+        <w:t>Việt Nam khi tham gia giao thông.Trong trường hợp lái xe bị xử phạt về hành vi vi phạm</w:t>
       </w:r>
       <w:r>
         <w:rPr>
@@ -13080,6 +7160,7 @@
           <w:sz w:val="22"/>
           <w:szCs w:val="22"/>
         </w:rPr>
+        <w:lastRenderedPageBreak/>
         <w:t>Dựng.</w:t>
       </w:r>
     </w:p>
@@ -13098,7 +7179,6 @@
         <w:rPr>
           <w:b/>
         </w:rPr>
-        <w:lastRenderedPageBreak/>
         <w:t>ĐẠI</w:t>
       </w:r>
       <w:r>
@@ -13293,7 +7373,7 @@
 </file>
 
 <file path=word/endnotes.xml><?xml version="1.0" encoding="utf-8"?>
-<w:endnotes xmlns:wpc="http://schemas.microsoft.com/office/word/2010/wordprocessingCanvas" xmlns:cx="http://schemas.microsoft.com/office/drawing/2014/chartex" xmlns:cx1="http://schemas.microsoft.com/office/drawing/2015/9/8/chartex" xmlns:cx2="http://schemas.microsoft.com/office/drawing/2015/10/21/chartex" xmlns:cx3="http://schemas.microsoft.com/office/drawing/2016/5/9/chartex" xmlns:cx4="http://schemas.microsoft.com/office/drawing/2016/5/10/chartex" xmlns:cx5="http://schemas.microsoft.com/office/drawing/2016/5/11/chartex" xmlns:cx6="http://schemas.microsoft.com/office/drawing/2016/5/12/chartex" xmlns:cx7="http://schemas.microsoft.com/office/drawing/2016/5/13/chartex" xmlns:cx8="http://schemas.microsoft.com/office/drawing/2016/5/14/chartex" xmlns:mc="http://schemas.openxmlformats.org/markup-compatibility/2006" xmlns:aink="http://schemas.microsoft.com/office/drawing/2016/ink" xmlns:am3d="http://schemas.microsoft.com/office/drawing/2017/model3d" xmlns:o="urn:schemas-microsoft-com:office:office" xmlns:oel="http://schemas.microsoft.com/office/2019/extlst" xmlns:r="http://schemas.openxmlformats.org/officeDocument/2006/relationships" xmlns:m="http://schemas.openxmlformats.org/officeDocument/2006/math" xmlns:v="urn:schemas-microsoft-com:vml" xmlns:wp14="http://schemas.microsoft.com/office/word/2010/wordprocessingDrawing" xmlns:wp="http://schemas.openxmlformats.org/drawingml/2006/wordprocessingDrawing" xmlns:w10="urn:schemas-microsoft-com:office:word" xmlns:w="http://schemas.openxmlformats.org/wordprocessingml/2006/main" xmlns:w14="http://schemas.microsoft.com/office/word/2010/wordml" xmlns:w15="http://schemas.microsoft.com/office/word/2012/wordml" xmlns:w16cex="http://schemas.microsoft.com/office/word/2018/wordml/cex" xmlns:w16cid="http://schemas.microsoft.com/office/word/2016/wordml/cid" xmlns:w16="http://schemas.microsoft.com/office/word/2018/wordml" xmlns:w16sdtdh="http://schemas.microsoft.com/office/word/2020/wordml/sdtdatahash" xmlns:w16se="http://schemas.microsoft.com/office/word/2015/wordml/symex" xmlns:wpg="http://schemas.microsoft.com/office/word/2010/wordprocessingGroup" xmlns:wpi="http://schemas.microsoft.com/office/word/2010/wordprocessingInk" xmlns:wne="http://schemas.microsoft.com/office/word/2006/wordml" xmlns:wps="http://schemas.microsoft.com/office/word/2010/wordprocessingShape" mc:Ignorable="w14 w15 w16se w16cid w16 w16cex w16sdtdh wp14">
+<w:endnotes xmlns:wpc="http://schemas.microsoft.com/office/word/2010/wordprocessingCanvas" xmlns:cx="http://schemas.microsoft.com/office/drawing/2014/chartex" xmlns:cx1="http://schemas.microsoft.com/office/drawing/2015/9/8/chartex" xmlns:cx2="http://schemas.microsoft.com/office/drawing/2015/10/21/chartex" xmlns:cx3="http://schemas.microsoft.com/office/drawing/2016/5/9/chartex" xmlns:cx4="http://schemas.microsoft.com/office/drawing/2016/5/10/chartex" xmlns:cx5="http://schemas.microsoft.com/office/drawing/2016/5/11/chartex" xmlns:cx6="http://schemas.microsoft.com/office/drawing/2016/5/12/chartex" xmlns:cx7="http://schemas.microsoft.com/office/drawing/2016/5/13/chartex" xmlns:cx8="http://schemas.microsoft.com/office/drawing/2016/5/14/chartex" xmlns:mc="http://schemas.openxmlformats.org/markup-compatibility/2006" xmlns:aink="http://schemas.microsoft.com/office/drawing/2016/ink" xmlns:am3d="http://schemas.microsoft.com/office/drawing/2017/model3d" xmlns:o="urn:schemas-microsoft-com:office:office" xmlns:oel="http://schemas.microsoft.com/office/2019/extlst" xmlns:r="http://schemas.openxmlformats.org/officeDocument/2006/relationships" xmlns:m="http://schemas.openxmlformats.org/officeDocument/2006/math" xmlns:v="urn:schemas-microsoft-com:vml" xmlns:wp14="http://schemas.microsoft.com/office/word/2010/wordprocessingDrawing" xmlns:wp="http://schemas.openxmlformats.org/drawingml/2006/wordprocessingDrawing" xmlns:w10="urn:schemas-microsoft-com:office:word" xmlns:w="http://schemas.openxmlformats.org/wordprocessingml/2006/main" xmlns:w14="http://schemas.microsoft.com/office/word/2010/wordml" xmlns:w15="http://schemas.microsoft.com/office/word/2012/wordml" xmlns:w16cex="http://schemas.microsoft.com/office/word/2018/wordml/cex" xmlns:w16cid="http://schemas.microsoft.com/office/word/2016/wordml/cid" xmlns:w16="http://schemas.microsoft.com/office/word/2018/wordml" xmlns:w16du="http://schemas.microsoft.com/office/word/2023/wordml/word16du" xmlns:w16sdtdh="http://schemas.microsoft.com/office/word/2020/wordml/sdtdatahash" xmlns:w16sdtfl="http://schemas.microsoft.com/office/word/2024/wordml/sdtformatlock" xmlns:w16se="http://schemas.microsoft.com/office/word/2015/wordml/symex" xmlns:wpg="http://schemas.microsoft.com/office/word/2010/wordprocessingGroup" xmlns:wpi="http://schemas.microsoft.com/office/word/2010/wordprocessingInk" xmlns:wne="http://schemas.microsoft.com/office/word/2006/wordml" xmlns:wps="http://schemas.microsoft.com/office/word/2010/wordprocessingShape" mc:Ignorable="w14 w15 w16se w16cid w16 w16cex w16sdtdh w16sdtfl w16du wp14">
   <w:endnote w:type="separator" w:id="-1">
     <w:p>
       <w:r>
@@ -13312,7 +7392,7 @@
 </file>
 
 <file path=word/footnotes.xml><?xml version="1.0" encoding="utf-8"?>
-<w:footnotes xmlns:wpc="http://schemas.microsoft.com/office/word/2010/wordprocessingCanvas" xmlns:cx="http://schemas.microsoft.com/office/drawing/2014/chartex" xmlns:cx1="http://schemas.microsoft.com/office/drawing/2015/9/8/chartex" xmlns:cx2="http://schemas.microsoft.com/office/drawing/2015/10/21/chartex" xmlns:cx3="http://schemas.microsoft.com/office/drawing/2016/5/9/chartex" xmlns:cx4="http://schemas.microsoft.com/office/drawing/2016/5/10/chartex" xmlns:cx5="http://schemas.microsoft.com/office/drawing/2016/5/11/chartex" xmlns:cx6="http://schemas.microsoft.com/office/drawing/2016/5/12/chartex" xmlns:cx7="http://schemas.microsoft.com/office/drawing/2016/5/13/chartex" xmlns:cx8="http://schemas.microsoft.com/office/drawing/2016/5/14/chartex" xmlns:mc="http://schemas.openxmlformats.org/markup-compatibility/2006" xmlns:aink="http://schemas.microsoft.com/office/drawing/2016/ink" xmlns:am3d="http://schemas.microsoft.com/office/drawing/2017/model3d" xmlns:o="urn:schemas-microsoft-com:office:office" xmlns:oel="http://schemas.microsoft.com/office/2019/extlst" xmlns:r="http://schemas.openxmlformats.org/officeDocument/2006/relationships" xmlns:m="http://schemas.openxmlformats.org/officeDocument/2006/math" xmlns:v="urn:schemas-microsoft-com:vml" xmlns:wp14="http://schemas.microsoft.com/office/word/2010/wordprocessingDrawing" xmlns:wp="http://schemas.openxmlformats.org/drawingml/2006/wordprocessingDrawing" xmlns:w10="urn:schemas-microsoft-com:office:word" xmlns:w="http://schemas.openxmlformats.org/wordprocessingml/2006/main" xmlns:w14="http://schemas.microsoft.com/office/word/2010/wordml" xmlns:w15="http://schemas.microsoft.com/office/word/2012/wordml" xmlns:w16cex="http://schemas.microsoft.com/office/word/2018/wordml/cex" xmlns:w16cid="http://schemas.microsoft.com/office/word/2016/wordml/cid" xmlns:w16="http://schemas.microsoft.com/office/word/2018/wordml" xmlns:w16sdtdh="http://schemas.microsoft.com/office/word/2020/wordml/sdtdatahash" xmlns:w16se="http://schemas.microsoft.com/office/word/2015/wordml/symex" xmlns:wpg="http://schemas.microsoft.com/office/word/2010/wordprocessingGroup" xmlns:wpi="http://schemas.microsoft.com/office/word/2010/wordprocessingInk" xmlns:wne="http://schemas.microsoft.com/office/word/2006/wordml" xmlns:wps="http://schemas.microsoft.com/office/word/2010/wordprocessingShape" mc:Ignorable="w14 w15 w16se w16cid w16 w16cex w16sdtdh wp14">
+<w:footnotes xmlns:wpc="http://schemas.microsoft.com/office/word/2010/wordprocessingCanvas" xmlns:cx="http://schemas.microsoft.com/office/drawing/2014/chartex" xmlns:cx1="http://schemas.microsoft.com/office/drawing/2015/9/8/chartex" xmlns:cx2="http://schemas.microsoft.com/office/drawing/2015/10/21/chartex" xmlns:cx3="http://schemas.microsoft.com/office/drawing/2016/5/9/chartex" xmlns:cx4="http://schemas.microsoft.com/office/drawing/2016/5/10/chartex" xmlns:cx5="http://schemas.microsoft.com/office/drawing/2016/5/11/chartex" xmlns:cx6="http://schemas.microsoft.com/office/drawing/2016/5/12/chartex" xmlns:cx7="http://schemas.microsoft.com/office/drawing/2016/5/13/chartex" xmlns:cx8="http://schemas.microsoft.com/office/drawing/2016/5/14/chartex" xmlns:mc="http://schemas.openxmlformats.org/markup-compatibility/2006" xmlns:aink="http://schemas.microsoft.com/office/drawing/2016/ink" xmlns:am3d="http://schemas.microsoft.com/office/drawing/2017/model3d" xmlns:o="urn:schemas-microsoft-com:office:office" xmlns:oel="http://schemas.microsoft.com/office/2019/extlst" xmlns:r="http://schemas.openxmlformats.org/officeDocument/2006/relationships" xmlns:m="http://schemas.openxmlformats.org/officeDocument/2006/math" xmlns:v="urn:schemas-microsoft-com:vml" xmlns:wp14="http://schemas.microsoft.com/office/word/2010/wordprocessingDrawing" xmlns:wp="http://schemas.openxmlformats.org/drawingml/2006/wordprocessingDrawing" xmlns:w10="urn:schemas-microsoft-com:office:word" xmlns:w="http://schemas.openxmlformats.org/wordprocessingml/2006/main" xmlns:w14="http://schemas.microsoft.com/office/word/2010/wordml" xmlns:w15="http://schemas.microsoft.com/office/word/2012/wordml" xmlns:w16cex="http://schemas.microsoft.com/office/word/2018/wordml/cex" xmlns:w16cid="http://schemas.microsoft.com/office/word/2016/wordml/cid" xmlns:w16="http://schemas.microsoft.com/office/word/2018/wordml" xmlns:w16du="http://schemas.microsoft.com/office/word/2023/wordml/word16du" xmlns:w16sdtdh="http://schemas.microsoft.com/office/word/2020/wordml/sdtdatahash" xmlns:w16sdtfl="http://schemas.microsoft.com/office/word/2024/wordml/sdtformatlock" xmlns:w16se="http://schemas.microsoft.com/office/word/2015/wordml/symex" xmlns:wpg="http://schemas.microsoft.com/office/word/2010/wordprocessingGroup" xmlns:wpi="http://schemas.microsoft.com/office/word/2010/wordprocessingInk" xmlns:wne="http://schemas.microsoft.com/office/word/2006/wordml" xmlns:wps="http://schemas.microsoft.com/office/word/2010/wordprocessingShape" mc:Ignorable="w14 w15 w16se w16cid w16 w16cex w16sdtdh w16sdtfl w16du wp14">
   <w:footnote w:type="separator" w:id="-1">
     <w:p>
       <w:r>
@@ -13331,7 +7411,7 @@
 </file>
 
 <file path=word/numbering.xml><?xml version="1.0" encoding="utf-8"?>
-<w:numbering xmlns:wpc="http://schemas.microsoft.com/office/word/2010/wordprocessingCanvas" xmlns:cx="http://schemas.microsoft.com/office/drawing/2014/chartex" xmlns:cx1="http://schemas.microsoft.com/office/drawing/2015/9/8/chartex" xmlns:cx2="http://schemas.microsoft.com/office/drawing/2015/10/21/chartex" xmlns:cx3="http://schemas.microsoft.com/office/drawing/2016/5/9/chartex" xmlns:cx4="http://schemas.microsoft.com/office/drawing/2016/5/10/chartex" xmlns:cx5="http://schemas.microsoft.com/office/drawing/2016/5/11/chartex" xmlns:cx6="http://schemas.microsoft.com/office/drawing/2016/5/12/chartex" xmlns:cx7="http://schemas.microsoft.com/office/drawing/2016/5/13/chartex" xmlns:cx8="http://schemas.microsoft.com/office/drawing/2016/5/14/chartex" xmlns:mc="http://schemas.openxmlformats.org/markup-compatibility/2006" xmlns:aink="http://schemas.microsoft.com/office/drawing/2016/ink" xmlns:am3d="http://schemas.microsoft.com/office/drawing/2017/model3d" xmlns:o="urn:schemas-microsoft-com:office:office" xmlns:oel="http://schemas.microsoft.com/office/2019/extlst" xmlns:r="http://schemas.openxmlformats.org/officeDocument/2006/relationships" xmlns:m="http://schemas.openxmlformats.org/officeDocument/2006/math" xmlns:v="urn:schemas-microsoft-com:vml" xmlns:wp14="http://schemas.microsoft.com/office/word/2010/wordprocessingDrawing" xmlns:wp="http://schemas.openxmlformats.org/drawingml/2006/wordprocessingDrawing" xmlns:w10="urn:schemas-microsoft-com:office:word" xmlns:w="http://schemas.openxmlformats.org/wordprocessingml/2006/main" xmlns:w14="http://schemas.microsoft.com/office/word/2010/wordml" xmlns:w15="http://schemas.microsoft.com/office/word/2012/wordml" xmlns:w16cex="http://schemas.microsoft.com/office/word/2018/wordml/cex" xmlns:w16cid="http://schemas.microsoft.com/office/word/2016/wordml/cid" xmlns:w16="http://schemas.microsoft.com/office/word/2018/wordml" xmlns:w16sdtdh="http://schemas.microsoft.com/office/word/2020/wordml/sdtdatahash" xmlns:w16se="http://schemas.microsoft.com/office/word/2015/wordml/symex" xmlns:wpg="http://schemas.microsoft.com/office/word/2010/wordprocessingGroup" xmlns:wpi="http://schemas.microsoft.com/office/word/2010/wordprocessingInk" xmlns:wne="http://schemas.microsoft.com/office/word/2006/wordml" xmlns:wps="http://schemas.microsoft.com/office/word/2010/wordprocessingShape" mc:Ignorable="w14 w15 w16se w16cid w16 w16cex w16sdtdh wp14">
+<w:numbering xmlns:wpc="http://schemas.microsoft.com/office/word/2010/wordprocessingCanvas" xmlns:cx="http://schemas.microsoft.com/office/drawing/2014/chartex" xmlns:cx1="http://schemas.microsoft.com/office/drawing/2015/9/8/chartex" xmlns:cx2="http://schemas.microsoft.com/office/drawing/2015/10/21/chartex" xmlns:cx3="http://schemas.microsoft.com/office/drawing/2016/5/9/chartex" xmlns:cx4="http://schemas.microsoft.com/office/drawing/2016/5/10/chartex" xmlns:cx5="http://schemas.microsoft.com/office/drawing/2016/5/11/chartex" xmlns:cx6="http://schemas.microsoft.com/office/drawing/2016/5/12/chartex" xmlns:cx7="http://schemas.microsoft.com/office/drawing/2016/5/13/chartex" xmlns:cx8="http://schemas.microsoft.com/office/drawing/2016/5/14/chartex" xmlns:mc="http://schemas.openxmlformats.org/markup-compatibility/2006" xmlns:aink="http://schemas.microsoft.com/office/drawing/2016/ink" xmlns:am3d="http://schemas.microsoft.com/office/drawing/2017/model3d" xmlns:o="urn:schemas-microsoft-com:office:office" xmlns:oel="http://schemas.microsoft.com/office/2019/extlst" xmlns:r="http://schemas.openxmlformats.org/officeDocument/2006/relationships" xmlns:m="http://schemas.openxmlformats.org/officeDocument/2006/math" xmlns:v="urn:schemas-microsoft-com:vml" xmlns:wp14="http://schemas.microsoft.com/office/word/2010/wordprocessingDrawing" xmlns:wp="http://schemas.openxmlformats.org/drawingml/2006/wordprocessingDrawing" xmlns:w10="urn:schemas-microsoft-com:office:word" xmlns:w="http://schemas.openxmlformats.org/wordprocessingml/2006/main" xmlns:w14="http://schemas.microsoft.com/office/word/2010/wordml" xmlns:w15="http://schemas.microsoft.com/office/word/2012/wordml" xmlns:w16cex="http://schemas.microsoft.com/office/word/2018/wordml/cex" xmlns:w16cid="http://schemas.microsoft.com/office/word/2016/wordml/cid" xmlns:w16="http://schemas.microsoft.com/office/word/2018/wordml" xmlns:w16du="http://schemas.microsoft.com/office/word/2023/wordml/word16du" xmlns:w16sdtdh="http://schemas.microsoft.com/office/word/2020/wordml/sdtdatahash" xmlns:w16sdtfl="http://schemas.microsoft.com/office/word/2024/wordml/sdtformatlock" xmlns:w16se="http://schemas.microsoft.com/office/word/2015/wordml/symex" xmlns:wpg="http://schemas.microsoft.com/office/word/2010/wordprocessingGroup" xmlns:wpi="http://schemas.microsoft.com/office/word/2010/wordprocessingInk" xmlns:wne="http://schemas.microsoft.com/office/word/2006/wordml" xmlns:wps="http://schemas.microsoft.com/office/word/2010/wordprocessingShape" mc:Ignorable="w14 w15 w16se w16cid w16 w16cex w16sdtdh w16sdtfl w16du wp14">
   <w:abstractNum w:abstractNumId="0" w15:restartNumberingAfterBreak="0">
     <w:nsid w:val="024F49CC"/>
     <w:multiLevelType w:val="hybridMultilevel"/>
@@ -14087,7 +8167,7 @@
 </file>
 
 <file path=word/styles.xml><?xml version="1.0" encoding="utf-8"?>
-<w:styles xmlns:mc="http://schemas.openxmlformats.org/markup-compatibility/2006" xmlns:r="http://schemas.openxmlformats.org/officeDocument/2006/relationships" xmlns:w="http://schemas.openxmlformats.org/wordprocessingml/2006/main" xmlns:w14="http://schemas.microsoft.com/office/word/2010/wordml" xmlns:w15="http://schemas.microsoft.com/office/word/2012/wordml" xmlns:w16cex="http://schemas.microsoft.com/office/word/2018/wordml/cex" xmlns:w16cid="http://schemas.microsoft.com/office/word/2016/wordml/cid" xmlns:w16="http://schemas.microsoft.com/office/word/2018/wordml" xmlns:w16sdtdh="http://schemas.microsoft.com/office/word/2020/wordml/sdtdatahash" xmlns:w16se="http://schemas.microsoft.com/office/word/2015/wordml/symex" mc:Ignorable="w14 w15 w16se w16cid w16 w16cex w16sdtdh">
+<w:styles xmlns:mc="http://schemas.openxmlformats.org/markup-compatibility/2006" xmlns:r="http://schemas.openxmlformats.org/officeDocument/2006/relationships" xmlns:w="http://schemas.openxmlformats.org/wordprocessingml/2006/main" xmlns:w14="http://schemas.microsoft.com/office/word/2010/wordml" xmlns:w15="http://schemas.microsoft.com/office/word/2012/wordml" xmlns:w16cex="http://schemas.microsoft.com/office/word/2018/wordml/cex" xmlns:w16cid="http://schemas.microsoft.com/office/word/2016/wordml/cid" xmlns:w16="http://schemas.microsoft.com/office/word/2018/wordml" xmlns:w16du="http://schemas.microsoft.com/office/word/2023/wordml/word16du" xmlns:w16sdtdh="http://schemas.microsoft.com/office/word/2020/wordml/sdtdatahash" xmlns:w16sdtfl="http://schemas.microsoft.com/office/word/2024/wordml/sdtformatlock" xmlns:w16se="http://schemas.microsoft.com/office/word/2015/wordml/symex" mc:Ignorable="w14 w15 w16se w16cid w16 w16cex w16sdtdh w16sdtfl w16du">
   <w:docDefaults>
     <w:rPrDefault>
       <w:rPr>
@@ -14530,6 +8610,7 @@
   <w:style w:type="character" w:default="1" w:styleId="DefaultParagraphFont">
     <w:name w:val="Default Paragraph Font"/>
     <w:uiPriority w:val="1"/>
+    <w:semiHidden/>
     <w:unhideWhenUsed/>
   </w:style>
   <w:style w:type="table" w:default="1" w:styleId="TableNormal">

--- a/templates/hop_dong_dich_vu_van_tai.docx
+++ b/templates/hop_dong_dich_vu_van_tai.docx
@@ -1,6 +1,6 @@
 
 <file path=word/document.xml><?xml version="1.0" encoding="utf-8"?>
-<w:document xmlns:wpc="http://schemas.microsoft.com/office/word/2010/wordprocessingCanvas" xmlns:cx="http://schemas.microsoft.com/office/drawing/2014/chartex" xmlns:cx1="http://schemas.microsoft.com/office/drawing/2015/9/8/chartex" xmlns:cx2="http://schemas.microsoft.com/office/drawing/2015/10/21/chartex" xmlns:cx3="http://schemas.microsoft.com/office/drawing/2016/5/9/chartex" xmlns:cx4="http://schemas.microsoft.com/office/drawing/2016/5/10/chartex" xmlns:cx5="http://schemas.microsoft.com/office/drawing/2016/5/11/chartex" xmlns:cx6="http://schemas.microsoft.com/office/drawing/2016/5/12/chartex" xmlns:cx7="http://schemas.microsoft.com/office/drawing/2016/5/13/chartex" xmlns:cx8="http://schemas.microsoft.com/office/drawing/2016/5/14/chartex" xmlns:mc="http://schemas.openxmlformats.org/markup-compatibility/2006" xmlns:aink="http://schemas.microsoft.com/office/drawing/2016/ink" xmlns:am3d="http://schemas.microsoft.com/office/drawing/2017/model3d" xmlns:o="urn:schemas-microsoft-com:office:office" xmlns:oel="http://schemas.microsoft.com/office/2019/extlst" xmlns:r="http://schemas.openxmlformats.org/officeDocument/2006/relationships" xmlns:m="http://schemas.openxmlformats.org/officeDocument/2006/math" xmlns:v="urn:schemas-microsoft-com:vml" xmlns:wp14="http://schemas.microsoft.com/office/word/2010/wordprocessingDrawing" xmlns:wp="http://schemas.openxmlformats.org/drawingml/2006/wordprocessingDrawing" xmlns:w10="urn:schemas-microsoft-com:office:word" xmlns:w="http://schemas.openxmlformats.org/wordprocessingml/2006/main" xmlns:w14="http://schemas.microsoft.com/office/word/2010/wordml" xmlns:w15="http://schemas.microsoft.com/office/word/2012/wordml" xmlns:w16cex="http://schemas.microsoft.com/office/word/2018/wordml/cex" xmlns:w16cid="http://schemas.microsoft.com/office/word/2016/wordml/cid" xmlns:w16="http://schemas.microsoft.com/office/word/2018/wordml" xmlns:w16du="http://schemas.microsoft.com/office/word/2023/wordml/word16du" xmlns:w16sdtdh="http://schemas.microsoft.com/office/word/2020/wordml/sdtdatahash" xmlns:w16sdtfl="http://schemas.microsoft.com/office/word/2024/wordml/sdtformatlock" xmlns:w16se="http://schemas.microsoft.com/office/word/2015/wordml/symex" xmlns:wpg="http://schemas.microsoft.com/office/word/2010/wordprocessingGroup" xmlns:wpi="http://schemas.microsoft.com/office/word/2010/wordprocessingInk" xmlns:wne="http://schemas.microsoft.com/office/word/2006/wordml" xmlns:wps="http://schemas.microsoft.com/office/word/2010/wordprocessingShape" mc:Ignorable="w14 w15 w16se w16cid w16 w16cex w16sdtdh w16sdtfl w16du wp14">
+<w:document xmlns:wpc="http://schemas.microsoft.com/office/word/2010/wordprocessingCanvas" xmlns:cx="http://schemas.microsoft.com/office/drawing/2014/chartex" xmlns:cx1="http://schemas.microsoft.com/office/drawing/2015/9/8/chartex" xmlns:cx2="http://schemas.microsoft.com/office/drawing/2015/10/21/chartex" xmlns:cx3="http://schemas.microsoft.com/office/drawing/2016/5/9/chartex" xmlns:cx4="http://schemas.microsoft.com/office/drawing/2016/5/10/chartex" xmlns:cx5="http://schemas.microsoft.com/office/drawing/2016/5/11/chartex" xmlns:cx6="http://schemas.microsoft.com/office/drawing/2016/5/12/chartex" xmlns:cx7="http://schemas.microsoft.com/office/drawing/2016/5/13/chartex" xmlns:cx8="http://schemas.microsoft.com/office/drawing/2016/5/14/chartex" xmlns:mc="http://schemas.openxmlformats.org/markup-compatibility/2006" xmlns:aink="http://schemas.microsoft.com/office/drawing/2016/ink" xmlns:am3d="http://schemas.microsoft.com/office/drawing/2017/model3d" xmlns:o="urn:schemas-microsoft-com:office:office" xmlns:oel="http://schemas.microsoft.com/office/2019/extlst" xmlns:r="http://schemas.openxmlformats.org/officeDocument/2006/relationships" xmlns:m="http://schemas.openxmlformats.org/officeDocument/2006/math" xmlns:v="urn:schemas-microsoft-com:vml" xmlns:wp14="http://schemas.microsoft.com/office/word/2010/wordprocessingDrawing" xmlns:wp="http://schemas.openxmlformats.org/drawingml/2006/wordprocessingDrawing" xmlns:w10="urn:schemas-microsoft-com:office:word" xmlns:w="http://schemas.openxmlformats.org/wordprocessingml/2006/main" xmlns:w14="http://schemas.microsoft.com/office/word/2010/wordml" xmlns:w15="http://schemas.microsoft.com/office/word/2012/wordml" xmlns:w16cex="http://schemas.microsoft.com/office/word/2018/wordml/cex" xmlns:w16cid="http://schemas.microsoft.com/office/word/2016/wordml/cid" xmlns:w16="http://schemas.microsoft.com/office/word/2018/wordml" xmlns:w16sdtdh="http://schemas.microsoft.com/office/word/2020/wordml/sdtdatahash" xmlns:w16se="http://schemas.microsoft.com/office/word/2015/wordml/symex" xmlns:wpg="http://schemas.microsoft.com/office/word/2010/wordprocessingGroup" xmlns:wpi="http://schemas.microsoft.com/office/word/2010/wordprocessingInk" xmlns:wne="http://schemas.microsoft.com/office/word/2006/wordml" xmlns:wps="http://schemas.microsoft.com/office/word/2010/wordprocessingShape" mc:Ignorable="w14 w15 w16se w16cid w16 w16cex w16sdtdh wp14">
   <w:body>
     <w:p>
       <w:pPr>
@@ -1908,14 +1908,14 @@
         <w:tblLook w:val="04A0" w:firstRow="1" w:lastRow="0" w:firstColumn="1" w:lastColumn="0" w:noHBand="0" w:noVBand="1"/>
       </w:tblPr>
       <w:tblGrid>
-        <w:gridCol w:w="3510"/>
-        <w:gridCol w:w="3402"/>
-        <w:gridCol w:w="3686"/>
+        <w:gridCol w:w="3794"/>
+        <w:gridCol w:w="3685"/>
+        <w:gridCol w:w="3119"/>
       </w:tblGrid>
       <w:tr>
         <w:tc>
           <w:tcPr>
-            <w:tcW w:w="3510" w:type="dxa"/>
+            <w:tcW w:w="3794" w:type="dxa"/>
             <w:tcBorders>
               <w:top w:val="single" w:sz="4" w:space="0" w:color="auto"/>
               <w:left w:val="single" w:sz="4" w:space="0" w:color="auto"/>
@@ -1946,7 +1946,7 @@
         </w:tc>
         <w:tc>
           <w:tcPr>
-            <w:tcW w:w="3402" w:type="dxa"/>
+            <w:tcW w:w="3685" w:type="dxa"/>
             <w:tcBorders>
               <w:top w:val="single" w:sz="4" w:space="0" w:color="auto"/>
               <w:left w:val="single" w:sz="4" w:space="0" w:color="auto"/>
@@ -1977,7 +1977,7 @@
         </w:tc>
         <w:tc>
           <w:tcPr>
-            <w:tcW w:w="3686" w:type="dxa"/>
+            <w:tcW w:w="3119" w:type="dxa"/>
             <w:tcBorders>
               <w:top w:val="single" w:sz="4" w:space="0" w:color="auto"/>
               <w:left w:val="single" w:sz="4" w:space="0" w:color="auto"/>
@@ -2010,7 +2010,7 @@
       <w:tr>
         <w:tc>
           <w:tcPr>
-            <w:tcW w:w="3510" w:type="dxa"/>
+            <w:tcW w:w="3794" w:type="dxa"/>
             <w:tcBorders>
               <w:top w:val="single" w:sz="4" w:space="0" w:color="auto"/>
               <w:left w:val="single" w:sz="4" w:space="0" w:color="auto"/>
@@ -2062,7 +2062,7 @@
         </w:tc>
         <w:tc>
           <w:tcPr>
-            <w:tcW w:w="3402" w:type="dxa"/>
+            <w:tcW w:w="3685" w:type="dxa"/>
             <w:tcBorders>
               <w:top w:val="single" w:sz="4" w:space="0" w:color="auto"/>
               <w:left w:val="single" w:sz="4" w:space="0" w:color="auto"/>
@@ -2114,7 +2114,7 @@
         </w:tc>
         <w:tc>
           <w:tcPr>
-            <w:tcW w:w="3686" w:type="dxa"/>
+            <w:tcW w:w="3119" w:type="dxa"/>
             <w:tcBorders>
               <w:top w:val="single" w:sz="4" w:space="0" w:color="auto"/>
               <w:left w:val="single" w:sz="4" w:space="0" w:color="auto"/>
@@ -2146,7 +2146,7 @@
       <w:tr>
         <w:tc>
           <w:tcPr>
-            <w:tcW w:w="3510" w:type="dxa"/>
+            <w:tcW w:w="3794" w:type="dxa"/>
             <w:tcBorders>
               <w:top w:val="single" w:sz="4" w:space="0" w:color="auto"/>
               <w:left w:val="single" w:sz="4" w:space="0" w:color="auto"/>
@@ -2176,7 +2176,7 @@
         </w:tc>
         <w:tc>
           <w:tcPr>
-            <w:tcW w:w="3402" w:type="dxa"/>
+            <w:tcW w:w="3685" w:type="dxa"/>
             <w:tcBorders>
               <w:top w:val="single" w:sz="4" w:space="0" w:color="auto"/>
               <w:left w:val="single" w:sz="4" w:space="0" w:color="auto"/>
@@ -2206,7 +2206,7 @@
         </w:tc>
         <w:tc>
           <w:tcPr>
-            <w:tcW w:w="3686" w:type="dxa"/>
+            <w:tcW w:w="3119" w:type="dxa"/>
             <w:tcBorders>
               <w:top w:val="single" w:sz="4" w:space="0" w:color="auto"/>
               <w:left w:val="single" w:sz="4" w:space="0" w:color="auto"/>
@@ -2231,14 +2231,6 @@
                 <w:lang w:val="en-US"/>
               </w:rPr>
               <w:t>Loại hình vận tải: {{</w:t>
-            </w:r>
-            <w:r>
-              <w:rPr>
-                <w:rFonts w:ascii="Arial" w:hAnsi="Arial" w:cs="Arial"/>
-                <w:sz w:val="20"/>
-                <w:szCs w:val="20"/>
-              </w:rPr>
-              <w:t xml:space="preserve"> </w:t>
             </w:r>
             <w:r>
               <w:rPr>
@@ -3867,7 +3859,6 @@
           <w:u w:val="single"/>
           <w:lang w:val="en-US"/>
         </w:rPr>
-        <w:lastRenderedPageBreak/>
         <w:t>Điều 3: Trách nhiệm và quyền hạn của các bên:</w:t>
       </w:r>
     </w:p>
@@ -4033,6 +4024,7 @@
           <w:bCs/>
           <w:lang w:val="en-US"/>
         </w:rPr>
+        <w:lastRenderedPageBreak/>
         <w:t>-</w:t>
       </w:r>
       <w:r>
@@ -7160,7 +7152,6 @@
           <w:sz w:val="22"/>
           <w:szCs w:val="22"/>
         </w:rPr>
-        <w:lastRenderedPageBreak/>
         <w:t>Dựng.</w:t>
       </w:r>
     </w:p>
@@ -7364,7 +7355,7 @@
     </w:p>
     <w:sectPr>
       <w:pgSz w:w="11900" w:h="16840"/>
-      <w:pgMar w:top="720" w:right="720" w:bottom="720" w:left="720" w:header="720" w:footer="720" w:gutter="0"/>
+      <w:pgMar w:top="284" w:right="720" w:bottom="284" w:left="720" w:header="720" w:footer="720" w:gutter="0"/>
       <w:cols w:space="720"/>
       <w:docGrid w:linePitch="299"/>
     </w:sectPr>
@@ -7373,7 +7364,7 @@
 </file>
 
 <file path=word/endnotes.xml><?xml version="1.0" encoding="utf-8"?>
-<w:endnotes xmlns:wpc="http://schemas.microsoft.com/office/word/2010/wordprocessingCanvas" xmlns:cx="http://schemas.microsoft.com/office/drawing/2014/chartex" xmlns:cx1="http://schemas.microsoft.com/office/drawing/2015/9/8/chartex" xmlns:cx2="http://schemas.microsoft.com/office/drawing/2015/10/21/chartex" xmlns:cx3="http://schemas.microsoft.com/office/drawing/2016/5/9/chartex" xmlns:cx4="http://schemas.microsoft.com/office/drawing/2016/5/10/chartex" xmlns:cx5="http://schemas.microsoft.com/office/drawing/2016/5/11/chartex" xmlns:cx6="http://schemas.microsoft.com/office/drawing/2016/5/12/chartex" xmlns:cx7="http://schemas.microsoft.com/office/drawing/2016/5/13/chartex" xmlns:cx8="http://schemas.microsoft.com/office/drawing/2016/5/14/chartex" xmlns:mc="http://schemas.openxmlformats.org/markup-compatibility/2006" xmlns:aink="http://schemas.microsoft.com/office/drawing/2016/ink" xmlns:am3d="http://schemas.microsoft.com/office/drawing/2017/model3d" xmlns:o="urn:schemas-microsoft-com:office:office" xmlns:oel="http://schemas.microsoft.com/office/2019/extlst" xmlns:r="http://schemas.openxmlformats.org/officeDocument/2006/relationships" xmlns:m="http://schemas.openxmlformats.org/officeDocument/2006/math" xmlns:v="urn:schemas-microsoft-com:vml" xmlns:wp14="http://schemas.microsoft.com/office/word/2010/wordprocessingDrawing" xmlns:wp="http://schemas.openxmlformats.org/drawingml/2006/wordprocessingDrawing" xmlns:w10="urn:schemas-microsoft-com:office:word" xmlns:w="http://schemas.openxmlformats.org/wordprocessingml/2006/main" xmlns:w14="http://schemas.microsoft.com/office/word/2010/wordml" xmlns:w15="http://schemas.microsoft.com/office/word/2012/wordml" xmlns:w16cex="http://schemas.microsoft.com/office/word/2018/wordml/cex" xmlns:w16cid="http://schemas.microsoft.com/office/word/2016/wordml/cid" xmlns:w16="http://schemas.microsoft.com/office/word/2018/wordml" xmlns:w16du="http://schemas.microsoft.com/office/word/2023/wordml/word16du" xmlns:w16sdtdh="http://schemas.microsoft.com/office/word/2020/wordml/sdtdatahash" xmlns:w16sdtfl="http://schemas.microsoft.com/office/word/2024/wordml/sdtformatlock" xmlns:w16se="http://schemas.microsoft.com/office/word/2015/wordml/symex" xmlns:wpg="http://schemas.microsoft.com/office/word/2010/wordprocessingGroup" xmlns:wpi="http://schemas.microsoft.com/office/word/2010/wordprocessingInk" xmlns:wne="http://schemas.microsoft.com/office/word/2006/wordml" xmlns:wps="http://schemas.microsoft.com/office/word/2010/wordprocessingShape" mc:Ignorable="w14 w15 w16se w16cid w16 w16cex w16sdtdh w16sdtfl w16du wp14">
+<w:endnotes xmlns:wpc="http://schemas.microsoft.com/office/word/2010/wordprocessingCanvas" xmlns:cx="http://schemas.microsoft.com/office/drawing/2014/chartex" xmlns:cx1="http://schemas.microsoft.com/office/drawing/2015/9/8/chartex" xmlns:cx2="http://schemas.microsoft.com/office/drawing/2015/10/21/chartex" xmlns:cx3="http://schemas.microsoft.com/office/drawing/2016/5/9/chartex" xmlns:cx4="http://schemas.microsoft.com/office/drawing/2016/5/10/chartex" xmlns:cx5="http://schemas.microsoft.com/office/drawing/2016/5/11/chartex" xmlns:cx6="http://schemas.microsoft.com/office/drawing/2016/5/12/chartex" xmlns:cx7="http://schemas.microsoft.com/office/drawing/2016/5/13/chartex" xmlns:cx8="http://schemas.microsoft.com/office/drawing/2016/5/14/chartex" xmlns:mc="http://schemas.openxmlformats.org/markup-compatibility/2006" xmlns:aink="http://schemas.microsoft.com/office/drawing/2016/ink" xmlns:am3d="http://schemas.microsoft.com/office/drawing/2017/model3d" xmlns:o="urn:schemas-microsoft-com:office:office" xmlns:oel="http://schemas.microsoft.com/office/2019/extlst" xmlns:r="http://schemas.openxmlformats.org/officeDocument/2006/relationships" xmlns:m="http://schemas.openxmlformats.org/officeDocument/2006/math" xmlns:v="urn:schemas-microsoft-com:vml" xmlns:wp14="http://schemas.microsoft.com/office/word/2010/wordprocessingDrawing" xmlns:wp="http://schemas.openxmlformats.org/drawingml/2006/wordprocessingDrawing" xmlns:w10="urn:schemas-microsoft-com:office:word" xmlns:w="http://schemas.openxmlformats.org/wordprocessingml/2006/main" xmlns:w14="http://schemas.microsoft.com/office/word/2010/wordml" xmlns:w15="http://schemas.microsoft.com/office/word/2012/wordml" xmlns:w16cex="http://schemas.microsoft.com/office/word/2018/wordml/cex" xmlns:w16cid="http://schemas.microsoft.com/office/word/2016/wordml/cid" xmlns:w16="http://schemas.microsoft.com/office/word/2018/wordml" xmlns:w16sdtdh="http://schemas.microsoft.com/office/word/2020/wordml/sdtdatahash" xmlns:w16se="http://schemas.microsoft.com/office/word/2015/wordml/symex" xmlns:wpg="http://schemas.microsoft.com/office/word/2010/wordprocessingGroup" xmlns:wpi="http://schemas.microsoft.com/office/word/2010/wordprocessingInk" xmlns:wne="http://schemas.microsoft.com/office/word/2006/wordml" xmlns:wps="http://schemas.microsoft.com/office/word/2010/wordprocessingShape" mc:Ignorable="w14 w15 w16se w16cid w16 w16cex w16sdtdh wp14">
   <w:endnote w:type="separator" w:id="-1">
     <w:p>
       <w:r>
@@ -7392,7 +7383,7 @@
 </file>
 
 <file path=word/footnotes.xml><?xml version="1.0" encoding="utf-8"?>
-<w:footnotes xmlns:wpc="http://schemas.microsoft.com/office/word/2010/wordprocessingCanvas" xmlns:cx="http://schemas.microsoft.com/office/drawing/2014/chartex" xmlns:cx1="http://schemas.microsoft.com/office/drawing/2015/9/8/chartex" xmlns:cx2="http://schemas.microsoft.com/office/drawing/2015/10/21/chartex" xmlns:cx3="http://schemas.microsoft.com/office/drawing/2016/5/9/chartex" xmlns:cx4="http://schemas.microsoft.com/office/drawing/2016/5/10/chartex" xmlns:cx5="http://schemas.microsoft.com/office/drawing/2016/5/11/chartex" xmlns:cx6="http://schemas.microsoft.com/office/drawing/2016/5/12/chartex" xmlns:cx7="http://schemas.microsoft.com/office/drawing/2016/5/13/chartex" xmlns:cx8="http://schemas.microsoft.com/office/drawing/2016/5/14/chartex" xmlns:mc="http://schemas.openxmlformats.org/markup-compatibility/2006" xmlns:aink="http://schemas.microsoft.com/office/drawing/2016/ink" xmlns:am3d="http://schemas.microsoft.com/office/drawing/2017/model3d" xmlns:o="urn:schemas-microsoft-com:office:office" xmlns:oel="http://schemas.microsoft.com/office/2019/extlst" xmlns:r="http://schemas.openxmlformats.org/officeDocument/2006/relationships" xmlns:m="http://schemas.openxmlformats.org/officeDocument/2006/math" xmlns:v="urn:schemas-microsoft-com:vml" xmlns:wp14="http://schemas.microsoft.com/office/word/2010/wordprocessingDrawing" xmlns:wp="http://schemas.openxmlformats.org/drawingml/2006/wordprocessingDrawing" xmlns:w10="urn:schemas-microsoft-com:office:word" xmlns:w="http://schemas.openxmlformats.org/wordprocessingml/2006/main" xmlns:w14="http://schemas.microsoft.com/office/word/2010/wordml" xmlns:w15="http://schemas.microsoft.com/office/word/2012/wordml" xmlns:w16cex="http://schemas.microsoft.com/office/word/2018/wordml/cex" xmlns:w16cid="http://schemas.microsoft.com/office/word/2016/wordml/cid" xmlns:w16="http://schemas.microsoft.com/office/word/2018/wordml" xmlns:w16du="http://schemas.microsoft.com/office/word/2023/wordml/word16du" xmlns:w16sdtdh="http://schemas.microsoft.com/office/word/2020/wordml/sdtdatahash" xmlns:w16sdtfl="http://schemas.microsoft.com/office/word/2024/wordml/sdtformatlock" xmlns:w16se="http://schemas.microsoft.com/office/word/2015/wordml/symex" xmlns:wpg="http://schemas.microsoft.com/office/word/2010/wordprocessingGroup" xmlns:wpi="http://schemas.microsoft.com/office/word/2010/wordprocessingInk" xmlns:wne="http://schemas.microsoft.com/office/word/2006/wordml" xmlns:wps="http://schemas.microsoft.com/office/word/2010/wordprocessingShape" mc:Ignorable="w14 w15 w16se w16cid w16 w16cex w16sdtdh w16sdtfl w16du wp14">
+<w:footnotes xmlns:wpc="http://schemas.microsoft.com/office/word/2010/wordprocessingCanvas" xmlns:cx="http://schemas.microsoft.com/office/drawing/2014/chartex" xmlns:cx1="http://schemas.microsoft.com/office/drawing/2015/9/8/chartex" xmlns:cx2="http://schemas.microsoft.com/office/drawing/2015/10/21/chartex" xmlns:cx3="http://schemas.microsoft.com/office/drawing/2016/5/9/chartex" xmlns:cx4="http://schemas.microsoft.com/office/drawing/2016/5/10/chartex" xmlns:cx5="http://schemas.microsoft.com/office/drawing/2016/5/11/chartex" xmlns:cx6="http://schemas.microsoft.com/office/drawing/2016/5/12/chartex" xmlns:cx7="http://schemas.microsoft.com/office/drawing/2016/5/13/chartex" xmlns:cx8="http://schemas.microsoft.com/office/drawing/2016/5/14/chartex" xmlns:mc="http://schemas.openxmlformats.org/markup-compatibility/2006" xmlns:aink="http://schemas.microsoft.com/office/drawing/2016/ink" xmlns:am3d="http://schemas.microsoft.com/office/drawing/2017/model3d" xmlns:o="urn:schemas-microsoft-com:office:office" xmlns:oel="http://schemas.microsoft.com/office/2019/extlst" xmlns:r="http://schemas.openxmlformats.org/officeDocument/2006/relationships" xmlns:m="http://schemas.openxmlformats.org/officeDocument/2006/math" xmlns:v="urn:schemas-microsoft-com:vml" xmlns:wp14="http://schemas.microsoft.com/office/word/2010/wordprocessingDrawing" xmlns:wp="http://schemas.openxmlformats.org/drawingml/2006/wordprocessingDrawing" xmlns:w10="urn:schemas-microsoft-com:office:word" xmlns:w="http://schemas.openxmlformats.org/wordprocessingml/2006/main" xmlns:w14="http://schemas.microsoft.com/office/word/2010/wordml" xmlns:w15="http://schemas.microsoft.com/office/word/2012/wordml" xmlns:w16cex="http://schemas.microsoft.com/office/word/2018/wordml/cex" xmlns:w16cid="http://schemas.microsoft.com/office/word/2016/wordml/cid" xmlns:w16="http://schemas.microsoft.com/office/word/2018/wordml" xmlns:w16sdtdh="http://schemas.microsoft.com/office/word/2020/wordml/sdtdatahash" xmlns:w16se="http://schemas.microsoft.com/office/word/2015/wordml/symex" xmlns:wpg="http://schemas.microsoft.com/office/word/2010/wordprocessingGroup" xmlns:wpi="http://schemas.microsoft.com/office/word/2010/wordprocessingInk" xmlns:wne="http://schemas.microsoft.com/office/word/2006/wordml" xmlns:wps="http://schemas.microsoft.com/office/word/2010/wordprocessingShape" mc:Ignorable="w14 w15 w16se w16cid w16 w16cex w16sdtdh wp14">
   <w:footnote w:type="separator" w:id="-1">
     <w:p>
       <w:r>
@@ -7411,7 +7402,7 @@
 </file>
 
 <file path=word/numbering.xml><?xml version="1.0" encoding="utf-8"?>
-<w:numbering xmlns:wpc="http://schemas.microsoft.com/office/word/2010/wordprocessingCanvas" xmlns:cx="http://schemas.microsoft.com/office/drawing/2014/chartex" xmlns:cx1="http://schemas.microsoft.com/office/drawing/2015/9/8/chartex" xmlns:cx2="http://schemas.microsoft.com/office/drawing/2015/10/21/chartex" xmlns:cx3="http://schemas.microsoft.com/office/drawing/2016/5/9/chartex" xmlns:cx4="http://schemas.microsoft.com/office/drawing/2016/5/10/chartex" xmlns:cx5="http://schemas.microsoft.com/office/drawing/2016/5/11/chartex" xmlns:cx6="http://schemas.microsoft.com/office/drawing/2016/5/12/chartex" xmlns:cx7="http://schemas.microsoft.com/office/drawing/2016/5/13/chartex" xmlns:cx8="http://schemas.microsoft.com/office/drawing/2016/5/14/chartex" xmlns:mc="http://schemas.openxmlformats.org/markup-compatibility/2006" xmlns:aink="http://schemas.microsoft.com/office/drawing/2016/ink" xmlns:am3d="http://schemas.microsoft.com/office/drawing/2017/model3d" xmlns:o="urn:schemas-microsoft-com:office:office" xmlns:oel="http://schemas.microsoft.com/office/2019/extlst" xmlns:r="http://schemas.openxmlformats.org/officeDocument/2006/relationships" xmlns:m="http://schemas.openxmlformats.org/officeDocument/2006/math" xmlns:v="urn:schemas-microsoft-com:vml" xmlns:wp14="http://schemas.microsoft.com/office/word/2010/wordprocessingDrawing" xmlns:wp="http://schemas.openxmlformats.org/drawingml/2006/wordprocessingDrawing" xmlns:w10="urn:schemas-microsoft-com:office:word" xmlns:w="http://schemas.openxmlformats.org/wordprocessingml/2006/main" xmlns:w14="http://schemas.microsoft.com/office/word/2010/wordml" xmlns:w15="http://schemas.microsoft.com/office/word/2012/wordml" xmlns:w16cex="http://schemas.microsoft.com/office/word/2018/wordml/cex" xmlns:w16cid="http://schemas.microsoft.com/office/word/2016/wordml/cid" xmlns:w16="http://schemas.microsoft.com/office/word/2018/wordml" xmlns:w16du="http://schemas.microsoft.com/office/word/2023/wordml/word16du" xmlns:w16sdtdh="http://schemas.microsoft.com/office/word/2020/wordml/sdtdatahash" xmlns:w16sdtfl="http://schemas.microsoft.com/office/word/2024/wordml/sdtformatlock" xmlns:w16se="http://schemas.microsoft.com/office/word/2015/wordml/symex" xmlns:wpg="http://schemas.microsoft.com/office/word/2010/wordprocessingGroup" xmlns:wpi="http://schemas.microsoft.com/office/word/2010/wordprocessingInk" xmlns:wne="http://schemas.microsoft.com/office/word/2006/wordml" xmlns:wps="http://schemas.microsoft.com/office/word/2010/wordprocessingShape" mc:Ignorable="w14 w15 w16se w16cid w16 w16cex w16sdtdh w16sdtfl w16du wp14">
+<w:numbering xmlns:wpc="http://schemas.microsoft.com/office/word/2010/wordprocessingCanvas" xmlns:cx="http://schemas.microsoft.com/office/drawing/2014/chartex" xmlns:cx1="http://schemas.microsoft.com/office/drawing/2015/9/8/chartex" xmlns:cx2="http://schemas.microsoft.com/office/drawing/2015/10/21/chartex" xmlns:cx3="http://schemas.microsoft.com/office/drawing/2016/5/9/chartex" xmlns:cx4="http://schemas.microsoft.com/office/drawing/2016/5/10/chartex" xmlns:cx5="http://schemas.microsoft.com/office/drawing/2016/5/11/chartex" xmlns:cx6="http://schemas.microsoft.com/office/drawing/2016/5/12/chartex" xmlns:cx7="http://schemas.microsoft.com/office/drawing/2016/5/13/chartex" xmlns:cx8="http://schemas.microsoft.com/office/drawing/2016/5/14/chartex" xmlns:mc="http://schemas.openxmlformats.org/markup-compatibility/2006" xmlns:aink="http://schemas.microsoft.com/office/drawing/2016/ink" xmlns:am3d="http://schemas.microsoft.com/office/drawing/2017/model3d" xmlns:o="urn:schemas-microsoft-com:office:office" xmlns:oel="http://schemas.microsoft.com/office/2019/extlst" xmlns:r="http://schemas.openxmlformats.org/officeDocument/2006/relationships" xmlns:m="http://schemas.openxmlformats.org/officeDocument/2006/math" xmlns:v="urn:schemas-microsoft-com:vml" xmlns:wp14="http://schemas.microsoft.com/office/word/2010/wordprocessingDrawing" xmlns:wp="http://schemas.openxmlformats.org/drawingml/2006/wordprocessingDrawing" xmlns:w10="urn:schemas-microsoft-com:office:word" xmlns:w="http://schemas.openxmlformats.org/wordprocessingml/2006/main" xmlns:w14="http://schemas.microsoft.com/office/word/2010/wordml" xmlns:w15="http://schemas.microsoft.com/office/word/2012/wordml" xmlns:w16cex="http://schemas.microsoft.com/office/word/2018/wordml/cex" xmlns:w16cid="http://schemas.microsoft.com/office/word/2016/wordml/cid" xmlns:w16="http://schemas.microsoft.com/office/word/2018/wordml" xmlns:w16sdtdh="http://schemas.microsoft.com/office/word/2020/wordml/sdtdatahash" xmlns:w16se="http://schemas.microsoft.com/office/word/2015/wordml/symex" xmlns:wpg="http://schemas.microsoft.com/office/word/2010/wordprocessingGroup" xmlns:wpi="http://schemas.microsoft.com/office/word/2010/wordprocessingInk" xmlns:wne="http://schemas.microsoft.com/office/word/2006/wordml" xmlns:wps="http://schemas.microsoft.com/office/word/2010/wordprocessingShape" mc:Ignorable="w14 w15 w16se w16cid w16 w16cex w16sdtdh wp14">
   <w:abstractNum w:abstractNumId="0" w15:restartNumberingAfterBreak="0">
     <w:nsid w:val="024F49CC"/>
     <w:multiLevelType w:val="hybridMultilevel"/>
@@ -8167,7 +8158,7 @@
 </file>
 
 <file path=word/styles.xml><?xml version="1.0" encoding="utf-8"?>
-<w:styles xmlns:mc="http://schemas.openxmlformats.org/markup-compatibility/2006" xmlns:r="http://schemas.openxmlformats.org/officeDocument/2006/relationships" xmlns:w="http://schemas.openxmlformats.org/wordprocessingml/2006/main" xmlns:w14="http://schemas.microsoft.com/office/word/2010/wordml" xmlns:w15="http://schemas.microsoft.com/office/word/2012/wordml" xmlns:w16cex="http://schemas.microsoft.com/office/word/2018/wordml/cex" xmlns:w16cid="http://schemas.microsoft.com/office/word/2016/wordml/cid" xmlns:w16="http://schemas.microsoft.com/office/word/2018/wordml" xmlns:w16du="http://schemas.microsoft.com/office/word/2023/wordml/word16du" xmlns:w16sdtdh="http://schemas.microsoft.com/office/word/2020/wordml/sdtdatahash" xmlns:w16sdtfl="http://schemas.microsoft.com/office/word/2024/wordml/sdtformatlock" xmlns:w16se="http://schemas.microsoft.com/office/word/2015/wordml/symex" mc:Ignorable="w14 w15 w16se w16cid w16 w16cex w16sdtdh w16sdtfl w16du">
+<w:styles xmlns:mc="http://schemas.openxmlformats.org/markup-compatibility/2006" xmlns:r="http://schemas.openxmlformats.org/officeDocument/2006/relationships" xmlns:w="http://schemas.openxmlformats.org/wordprocessingml/2006/main" xmlns:w14="http://schemas.microsoft.com/office/word/2010/wordml" xmlns:w15="http://schemas.microsoft.com/office/word/2012/wordml" xmlns:w16cex="http://schemas.microsoft.com/office/word/2018/wordml/cex" xmlns:w16cid="http://schemas.microsoft.com/office/word/2016/wordml/cid" xmlns:w16="http://schemas.microsoft.com/office/word/2018/wordml" xmlns:w16sdtdh="http://schemas.microsoft.com/office/word/2020/wordml/sdtdatahash" xmlns:w16se="http://schemas.microsoft.com/office/word/2015/wordml/symex" mc:Ignorable="w14 w15 w16se w16cid w16 w16cex w16sdtdh">
   <w:docDefaults>
     <w:rPrDefault>
       <w:rPr>
